--- a/documents/Internship_Report_Moritz_Albrecht_Integrated.docx
+++ b/documents/Internship_Report_Moritz_Albrecht_Integrated.docx
@@ -1739,7 +1739,7 @@
           <w:sz w:val="22"/>
           <w:szCs w:val="22"/>
         </w:rPr>
-        <w:t xml:space="preserve">06   Preparing a Python Script to Fill </w:t>
+        <w:t>06   Starting a Python Script for JIRA Ticket Preparation</w:t>
       </w:r>
       <w:r>
         <w:rPr>
@@ -1751,17 +1751,17 @@
           <w:sz w:val="22"/>
           <w:szCs w:val="22"/>
         </w:rPr>
-        <w:t>JIRA</w:t>
-      </w:r>
-      <w:r>
-        <w:rPr>
-          <w:rFonts w:eastAsia="Aptos" w:cs="Aptos" w:ascii="Aptos" w:hAnsi="Aptos"/>
-          <w:color w:val="000000"/>
-          <w:spacing w:val="0"/>
-          <w:sz w:val="22"/>
-          <w:szCs w:val="22"/>
-        </w:rPr>
-        <w:t xml:space="preserve"> Ticket Fields</w:t>
+        <w:t/>
+      </w:r>
+      <w:r>
+        <w:rPr>
+          <w:rFonts w:eastAsia="Aptos" w:cs="Aptos" w:ascii="Aptos" w:hAnsi="Aptos"/>
+          <w:color w:val="000000"/>
+          <w:spacing w:val="0"/>
+          <w:sz w:val="22"/>
+          <w:szCs w:val="22"/>
+        </w:rPr>
+        <w:t xml:space="preserve"/>
       </w:r>
     </w:p>
     <w:p>
@@ -2082,7 +2082,7 @@
           <w:b w:val="0"/>
           <w:sz w:val="22"/>
         </w:rPr>
-        <w:t>Appendix A   Supporting Python example for Reports 05–06</w:t>
+        <w:t>Appendix A   Demonstrative pseudocode for Reports 05–06</w:t>
       </w:r>
       <w:r>
         <w:br w:type="page"/>
@@ -4192,7 +4192,7 @@
         <w:pageBreakBefore w:val="0"/>
         <w:widowControl/>
         <w:bidi w:val="0"/>
-        <w:spacing w:lineRule="auto" w:line="360" w:before="0" w:after="120"/>
+        <w:spacing w:lineRule="auto" w:line="312" w:before="0" w:after="120"/>
         <w:ind w:hanging="0" w:start="0" w:end="0"/>
         <w:jc w:val="left"/>
         <w:rPr>
@@ -4220,7 +4220,7 @@
         <w:pageBreakBefore w:val="0"/>
         <w:widowControl/>
         <w:bidi w:val="0"/>
-        <w:spacing w:lineRule="auto" w:line="360" w:before="180" w:after="100"/>
+        <w:spacing w:lineRule="auto" w:line="312" w:before="180" w:after="100"/>
         <w:ind w:hanging="0" w:start="0" w:end="0"/>
         <w:jc w:val="left"/>
         <w:rPr/>
@@ -4242,7 +4242,7 @@
         <w:pageBreakBefore w:val="0"/>
         <w:widowControl/>
         <w:bidi w:val="0"/>
-        <w:spacing w:lineRule="auto" w:line="360" w:before="0" w:after="120"/>
+        <w:spacing w:lineRule="auto" w:line="312" w:before="0" w:after="120"/>
         <w:ind w:hanging="0" w:start="0" w:end="0"/>
         <w:jc w:val="left"/>
         <w:rPr>
@@ -4270,7 +4270,7 @@
         <w:pageBreakBefore w:val="0"/>
         <w:widowControl/>
         <w:bidi w:val="0"/>
-        <w:spacing w:lineRule="auto" w:line="360" w:before="180" w:after="100"/>
+        <w:spacing w:lineRule="auto" w:line="312" w:before="180" w:after="100"/>
         <w:ind w:hanging="0" w:start="0" w:end="0"/>
         <w:jc w:val="left"/>
         <w:rPr>
@@ -4300,7 +4300,7 @@
         <w:pageBreakBefore w:val="0"/>
         <w:widowControl/>
         <w:bidi w:val="0"/>
-        <w:spacing w:lineRule="auto" w:line="360" w:before="0" w:after="120"/>
+        <w:spacing w:lineRule="auto" w:line="312" w:before="0" w:after="120"/>
         <w:ind w:hanging="0" w:start="0" w:end="0"/>
         <w:jc w:val="both"/>
         <w:rPr/>
@@ -4311,7 +4311,7 @@
           <w:b w:val="0"/>
           <w:sz w:val="22"/>
         </w:rPr>
-        <w:t>Recording procurement opportunities in JIRA involved transferring information from notices and routing tickets to the responsible key account management (KAM) unit. After colleagues covered my task during an illness, I noticed inconsistent entries. I investigated whether a small automation could make preparation more consistent.</w:t>
+        <w:t>Recording procurement opportunities in JIRA involved repeatedly transferring information from notices and assigning tickets to the responsible key account manager. After colleagues covered my task during an illness, I noticed differences in the entries. Alongside my recurring opportunity-management responsibilities, I investigated whether a small automation could make this preparation more consistent.</w:t>
       </w:r>
     </w:p>
     <w:p>
@@ -4322,7 +4322,7 @@
         <w:pageBreakBefore w:val="0"/>
         <w:widowControl/>
         <w:bidi w:val="0"/>
-        <w:spacing w:lineRule="auto" w:line="360" w:before="180" w:after="100"/>
+        <w:spacing w:lineRule="auto" w:line="312" w:before="180" w:after="100"/>
         <w:ind w:hanging="0" w:start="0" w:end="0"/>
         <w:jc w:val="left"/>
         <w:rPr>
@@ -4352,7 +4352,7 @@
         <w:pageBreakBefore w:val="0"/>
         <w:widowControl/>
         <w:bidi w:val="0"/>
-        <w:spacing w:lineRule="auto" w:line="360" w:before="0" w:after="120"/>
+        <w:spacing w:lineRule="auto" w:line="312" w:before="0" w:after="120"/>
         <w:ind w:hanging="0" w:start="0" w:end="0"/>
         <w:jc w:val="both"/>
         <w:rPr/>
@@ -4363,7 +4363,7 @@
           <w:b w:val="0"/>
           <w:sz w:val="22"/>
         </w:rPr>
-        <w:t>I limited the proposal to initial data entry from a standardised procurement PDF (Bekanntmachung). The target fields were client (Auftraggeber), a financial reference for expected revenue (Erwarteter Umsatz), award criteria (Zuschlagskriterien) and duration (Laufzeit). Commercial and technical assessments would remain with the responsible teams.</w:t>
+        <w:t>I focused on defining the workflow and its requirements. I limited the proposal to initial data entry from one recurring format of procurement PDF (Bekanntmachung). The target fields were client (Auftraggeber), a financial figure for expected revenue (Erwarteter Umsatz), award criteria (Zuschlagskriterien) and duration (Laufzeit).</w:t>
       </w:r>
     </w:p>
     <w:p>
@@ -4374,7 +4374,7 @@
         <w:pageBreakBefore w:val="0"/>
         <w:widowControl/>
         <w:bidi w:val="0"/>
-        <w:spacing w:lineRule="auto" w:line="360" w:before="0" w:after="120"/>
+        <w:spacing w:lineRule="auto" w:line="312" w:before="0" w:after="120"/>
         <w:ind w:hanging="0" w:start="0" w:end="0"/>
         <w:jc w:val="both"/>
         <w:rPr/>
@@ -4385,7 +4385,7 @@
           <w:b w:val="0"/>
           <w:sz w:val="22"/>
         </w:rPr>
-        <w:t>A notice could contain estimated values, framework ceilings, awarded totals and price weightings. These needed to remain distinct. A colleague would confirm which figure, if any, was suitable for expected revenue. Missing information, multiple lots or conflicting figures would require review.</w:t>
+        <w:t>I examined how the relevant passages corresponded to the JIRA fields. A notice could contain several monetary amounts and price weightings, so the financial figure needed to retain its meaning and source. A colleague would confirm whether it was suitable for expected revenue. Missing or ambiguous information would require manual clarification.</w:t>
       </w:r>
     </w:p>
     <w:p>
@@ -4396,7 +4396,7 @@
         <w:pageBreakBefore w:val="0"/>
         <w:widowControl/>
         <w:bidi w:val="0"/>
-        <w:spacing w:lineRule="auto" w:line="360" w:before="0" w:after="120"/>
+        <w:spacing w:lineRule="auto" w:line="312" w:before="0" w:after="120"/>
         <w:ind w:hanging="0" w:start="0" w:end="0"/>
         <w:jc w:val="both"/>
         <w:rPr/>
@@ -4407,7 +4407,7 @@
           <w:b w:val="0"/>
           <w:sz w:val="22"/>
         </w:rPr>
-        <w:t>For routing, I proposed looking up the client in an existing Excel mapping of customers to KAM units. Only an unambiguous match would supply an assignment; unmatched customers or conflicting entries would need clarification.</w:t>
+        <w:t>For assignment, I proposed using the existing Excel mapping between customers and responsible KAM contacts. An unambiguous customer match would supply the KAM name; missing or conflicting assignments would require review. The proposed script would prepare the entries for the JIRA form, while a colleague would check them, confirm the assignment, attach the PDF and submit the ticket.</w:t>
       </w:r>
     </w:p>
     <w:p>
@@ -4418,7 +4418,7 @@
         <w:pageBreakBefore w:val="0"/>
         <w:widowControl/>
         <w:bidi w:val="0"/>
-        <w:spacing w:lineRule="auto" w:line="360" w:before="0" w:after="120"/>
+        <w:spacing w:lineRule="auto" w:line="312" w:before="0" w:after="120"/>
         <w:ind w:hanging="0" w:start="0" w:end="0"/>
         <w:jc w:val="both"/>
         <w:rPr/>
@@ -4429,7 +4429,7 @@
           <w:b w:val="0"/>
           <w:sz w:val="22"/>
         </w:rPr>
-        <w:t>The prepared values could then be transferred to the JIRA form. A colleague would check them, confirm routing, attach the source document and submit the ticket. The existing KAM, business-unit and technical assessments would follow. I presented this limited workflow and its review points to my superior.</w:t>
+        <w:t>I prepared a presentation for my superior explaining the inconsistent entries, the proposed processing steps and the points requiring human judgment. Subsequent commercial, business-unit and technical assessments would remain within the existing opportunity process.</w:t>
       </w:r>
     </w:p>
     <w:p>
@@ -4440,7 +4440,7 @@
         <w:pageBreakBefore w:val="0"/>
         <w:widowControl/>
         <w:bidi w:val="0"/>
-        <w:spacing w:lineRule="auto" w:line="360" w:before="180" w:after="100"/>
+        <w:spacing w:lineRule="auto" w:line="312" w:before="180" w:after="100"/>
         <w:ind w:hanging="0" w:start="0" w:end="0"/>
         <w:jc w:val="left"/>
         <w:rPr>
@@ -4470,7 +4470,7 @@
         <w:pageBreakBefore w:val="0"/>
         <w:widowControl/>
         <w:bidi w:val="0"/>
-        <w:spacing w:lineRule="auto" w:line="360" w:before="0" w:after="120"/>
+        <w:spacing w:lineRule="auto" w:line="312" w:before="0" w:after="120"/>
         <w:ind w:hanging="0" w:start="0" w:end="0"/>
         <w:jc w:val="both"/>
         <w:rPr/>
@@ -4481,7 +4481,7 @@
           <w:b w:val="0"/>
           <w:sz w:val="22"/>
         </w:rPr>
-        <w:t>The proposal aimed to reduce repeated copying and searching. It developed my requirements-analysis skills by translating a workplace problem into defined inputs, processing steps and review conditions, and identifying a manageable improvement within a larger process.</w:t>
+        <w:t>The workflow proposal developed my requirements-analysis skills: translating a workplace problem into inputs, processing rules and review conditions. Its intended benefit was less repeated copying and searching.</w:t>
       </w:r>
     </w:p>
     <w:p>
@@ -4492,7 +4492,7 @@
         <w:pageBreakBefore/>
         <w:widowControl/>
         <w:bidi w:val="0"/>
-        <w:spacing w:lineRule="auto" w:line="360" w:before="0" w:after="120"/>
+        <w:spacing w:lineRule="auto" w:line="312" w:before="0" w:after="120"/>
         <w:ind w:hanging="0" w:start="0" w:end="0"/>
         <w:jc w:val="left"/>
         <w:rPr>
@@ -4520,7 +4520,7 @@
         <w:pageBreakBefore w:val="0"/>
         <w:widowControl/>
         <w:bidi w:val="0"/>
-        <w:spacing w:lineRule="auto" w:line="360" w:before="180" w:after="100"/>
+        <w:spacing w:lineRule="auto" w:line="312" w:before="180" w:after="100"/>
         <w:ind w:hanging="0" w:start="0" w:end="0"/>
         <w:jc w:val="left"/>
         <w:rPr/>
@@ -4531,7 +4531,7 @@
           <w:b/>
           <w:sz w:val="30"/>
         </w:rPr>
-        <w:t>Preparing a Python Script to Fill JIRA Ticket Fields</w:t>
+        <w:t>Starting a Python Script for JIRA Ticket Preparation</w:t>
       </w:r>
     </w:p>
     <w:p>
@@ -4542,7 +4542,7 @@
         <w:pageBreakBefore w:val="0"/>
         <w:widowControl/>
         <w:bidi w:val="0"/>
-        <w:spacing w:lineRule="auto" w:line="360" w:before="0" w:after="120"/>
+        <w:spacing w:lineRule="auto" w:line="312" w:before="0" w:after="120"/>
         <w:ind w:hanging="0" w:start="0" w:end="0"/>
         <w:jc w:val="left"/>
         <w:rPr>
@@ -4570,7 +4570,7 @@
         <w:pageBreakBefore w:val="0"/>
         <w:widowControl/>
         <w:bidi w:val="0"/>
-        <w:spacing w:lineRule="auto" w:line="360" w:before="180" w:after="100"/>
+        <w:spacing w:lineRule="auto" w:line="312" w:before="180" w:after="100"/>
         <w:ind w:hanging="0" w:start="0" w:end="0"/>
         <w:jc w:val="left"/>
         <w:rPr>
@@ -4600,7 +4600,7 @@
         <w:pageBreakBefore w:val="0"/>
         <w:widowControl/>
         <w:bidi w:val="0"/>
-        <w:spacing w:lineRule="auto" w:line="360" w:before="0" w:after="120"/>
+        <w:spacing w:lineRule="auto" w:line="312" w:before="0" w:after="120"/>
         <w:ind w:hanging="0" w:start="0" w:end="0"/>
         <w:jc w:val="both"/>
         <w:rPr/>
@@ -4611,7 +4611,7 @@
           <w:b w:val="0"/>
           <w:sz w:val="22"/>
         </w:rPr>
-        <w:t>Following Report 05, I explored how Python could support initial ticket preparation: reading a procurement notice, finding the responsible KAM unit and preparing JIRA fields for review. This remained a small supporting step in the opportunity workflow.</w:t>
+        <w:t>Following the workflow design in Report 05, I started working on a Python script to prepare the initial JIRA ticket fields. This phase concerned translating the requirements into processing logic, alongside my recurring responsibilities, rather than redesigning the wider opportunity process.</w:t>
       </w:r>
     </w:p>
     <w:p>
@@ -4622,7 +4622,7 @@
         <w:pageBreakBefore w:val="0"/>
         <w:widowControl/>
         <w:bidi w:val="0"/>
-        <w:spacing w:lineRule="auto" w:line="360" w:before="180" w:after="100"/>
+        <w:spacing w:lineRule="auto" w:line="312" w:before="180" w:after="100"/>
         <w:ind w:hanging="0" w:start="0" w:end="0"/>
         <w:jc w:val="left"/>
         <w:rPr>
@@ -4652,7 +4652,7 @@
         <w:pageBreakBefore w:val="0"/>
         <w:widowControl/>
         <w:bidi w:val="0"/>
-        <w:spacing w:lineRule="auto" w:line="360" w:before="0" w:after="120"/>
+        <w:spacing w:lineRule="auto" w:line="312" w:before="0" w:after="120"/>
         <w:ind w:hanging="0" w:start="0" w:end="0"/>
         <w:jc w:val="both"/>
         <w:rPr/>
@@ -4663,7 +4663,7 @@
           <w:b w:val="0"/>
           <w:sz w:val="22"/>
         </w:rPr>
-        <w:t>I divided the proposed implementation into document extraction, Excel lookup and form transfer. Extraction would use recurring numbered TED sections and their text. It needed to distinguish the buyer from suppliers and retain the context of financial figures, rather than assume that the internal JIRA labels appeared as PDF headings.</w:t>
+        <w:t>I structured the work around three functions: reading the procurement notice, looking up the responsible KAM in Excel and preparing transfer to the JIRA form. For the extraction, I considered recurring headings and their associated text blocks within the selected document format. The logic needed to distinguish the buyer from other organisations and monetary figures from price weightings.</w:t>
       </w:r>
     </w:p>
     <w:p>
@@ -4674,7 +4674,7 @@
         <w:pageBreakBefore w:val="0"/>
         <w:widowControl/>
         <w:bidi w:val="0"/>
-        <w:spacing w:lineRule="auto" w:line="360" w:before="0" w:after="120"/>
+        <w:spacing w:lineRule="auto" w:line="312" w:before="0" w:after="120"/>
         <w:ind w:hanging="0" w:start="0" w:end="0"/>
         <w:jc w:val="both"/>
         <w:rPr/>
@@ -4685,7 +4685,7 @@
           <w:b w:val="0"/>
           <w:sz w:val="22"/>
         </w:rPr>
-        <w:t>The Excel lookup would return a KAM unit only for a clear customer match. Missing fields, repeated sections and conflicting assignments would require clarification. A procurement value could support a draft financial entry, but would not by itself establish our company’s expected revenue.</w:t>
+        <w:t>I specified checks for missing values and repeated required headings, which would stop processing for manual clarification. The Excel lookup would compare customer names while ignoring differences in case and extra whitespace. It would return a KAM only when the matching entries identified one responsible person without blank or conflicting assignments.</w:t>
       </w:r>
     </w:p>
     <w:p>
@@ -4696,7 +4696,7 @@
         <w:pageBreakBefore w:val="0"/>
         <w:widowControl/>
         <w:bidi w:val="0"/>
-        <w:spacing w:lineRule="auto" w:line="360" w:before="0" w:after="120"/>
+        <w:spacing w:lineRule="auto" w:line="312" w:before="0" w:after="120"/>
         <w:ind w:hanging="0" w:start="0" w:end="0"/>
         <w:jc w:val="both"/>
         <w:rPr/>
@@ -4707,7 +4707,7 @@
           <w:b w:val="0"/>
           <w:sz w:val="22"/>
         </w:rPr>
-        <w:t>I considered browser automation for transfer, subject to checking the company’s actual JIRA field selectors and KAM controls. A colleague would sign in, review and correct the entries, confirm assignment, attach the PDF and submit manually.</w:t>
+        <w:t>For transferring the information, I explored browser automation as a possible extension. The actual JIRA field selectors and assignment controls would need to be checked. A colleague would sign in normally, review the prepared values, confirm the financial figure and KAM selection, attach the PDF and submit manually.</w:t>
       </w:r>
     </w:p>
     <w:p>
@@ -4718,7 +4718,7 @@
         <w:pageBreakBefore w:val="0"/>
         <w:widowControl/>
         <w:bidi w:val="0"/>
-        <w:spacing w:lineRule="auto" w:line="360" w:before="180" w:after="100"/>
+        <w:spacing w:lineRule="auto" w:line="312" w:before="180" w:after="100"/>
         <w:ind w:hanging="0" w:start="0" w:end="0"/>
         <w:jc w:val="left"/>
         <w:rPr>
@@ -4748,7 +4748,7 @@
         <w:pageBreakBefore w:val="0"/>
         <w:widowControl/>
         <w:bidi w:val="0"/>
-        <w:spacing w:lineRule="auto" w:line="360" w:before="0" w:after="120"/>
+        <w:spacing w:lineRule="auto" w:line="312" w:before="0" w:after="120"/>
         <w:ind w:hanging="0" w:start="0" w:end="0"/>
         <w:jc w:val="both"/>
         <w:rPr/>
@@ -4759,7 +4759,7 @@
           <w:b w:val="0"/>
           <w:sz w:val="22"/>
         </w:rPr>
-        <w:t>The IT department did not approve implementation, so the project stalled before I could test a connection to the live JIRA system. The work therefore remained a proposal and programming example, rather than a deployed company solution.</w:t>
+        <w:t>Implementation stalled because the required IT approval was not granted. I had started the Python work, but could not proceed to an approved implementation or test the connection to the live company JIRA system. The project therefore did not result in a deployed solution.</w:t>
       </w:r>
     </w:p>
     <w:p>
@@ -4770,7 +4770,7 @@
         <w:pageBreakBefore w:val="0"/>
         <w:widowControl/>
         <w:bidi w:val="0"/>
-        <w:spacing w:lineRule="auto" w:line="360" w:before="0" w:after="120"/>
+        <w:spacing w:lineRule="auto" w:line="312" w:before="0" w:after="120"/>
         <w:ind w:hanging="0" w:start="0" w:end="0"/>
         <w:jc w:val="both"/>
         <w:rPr/>
@@ -4781,29 +4781,7 @@
           <w:b w:val="0"/>
           <w:sz w:val="22"/>
         </w:rPr>
-        <w:t>The task applied functional decomposition, text processing and conditional checks from my studies. It taught me to make format assumptions and human review points explicit, and showed how organisational approval can determine whether a programming proposal progresses.</w:t>
-      </w:r>
-    </w:p>
-    <w:p>
-      <w:pPr>
-        <w:pStyle w:val="Normal"/>
-        <w:keepNext w:val="0"/>
-        <w:keepLines w:val="0"/>
-        <w:pageBreakBefore w:val="0"/>
-        <w:widowControl/>
-        <w:bidi w:val="0"/>
-        <w:spacing w:lineRule="auto" w:line="360" w:before="0" w:after="120"/>
-        <w:ind w:hanging="0" w:start="0" w:end="0"/>
-        <w:jc w:val="both"/>
-        <w:rPr/>
-      </w:pPr>
-      <w:r>
-        <w:rPr>
-          <w:rFonts w:ascii="Aptos" w:hAnsi="Aptos"/>
-          <w:b w:val="0"/>
-          <w:sz w:val="22"/>
-        </w:rPr>
-        <w:t>Appendix A contains a runnable example prepared retrospectively using later public notices and a dummy KAM mapping. It illustrates the proposal separately from the internship outcome. The browser extension remains unverified in the company’s JIRA environment.</w:t>
+        <w:t>This phase developed my ability to decompose a workflow into functions and express validation rules explicitly. It also showed that technical progress depends on organisational approval. The pseudocode in Appendix A is included solely to demonstrate the proposed idea; it is not executable code or evidence of a completed implementation.</w:t>
       </w:r>
     </w:p>
     <w:p>
@@ -9701,7 +9679,7 @@
           <w:b w:val="0"/>
           <w:sz w:val="22"/>
         </w:rPr>
-        <w:t>Appendix A | Supporting Python example</w:t>
+        <w:t>Appendix A | Demonstrative pseudocode</w:t>
       </w:r>
     </w:p>
     <w:p>
@@ -9723,7 +9701,29 @@
           <w:b/>
           <w:sz w:val="30"/>
         </w:rPr>
-        <w:t>Preparing procurement fields for human review</w:t>
+        <w:t>Sketch of the proposed preparation workflow</w:t>
+      </w:r>
+    </w:p>
+    <w:p>
+      <w:pPr>
+        <w:pStyle w:val="Normal"/>
+        <w:keepNext w:val="0"/>
+        <w:keepLines w:val="0"/>
+        <w:pageBreakBefore w:val="0"/>
+        <w:widowControl/>
+        <w:bidi w:val="0"/>
+        <w:spacing w:lineRule="auto" w:line="360" w:before="0" w:after="120"/>
+        <w:ind w:hanging="0" w:start="0" w:end="0"/>
+        <w:jc w:val="both"/>
+        <w:rPr/>
+      </w:pPr>
+      <w:r>
+        <w:rPr>
+          <w:rFonts w:ascii="Aptos" w:hAnsi="Aptos"/>
+          <w:b w:val="0"/>
+          <w:sz w:val="22"/>
+        </w:rPr>
+        <w:t>The following pseudocode illustrates the idea described in Reports 05–06. It was prepared for explanatory purposes and does not reproduce a completed Python implementation. Form filling is shown as a conditional extension: live JIRA integration was not implemented or validated.</w:t>
       </w:r>
     </w:p>
     <w:p>
@@ -9753,7 +9753,939 @@
           <w:b/>
           <w:sz w:val="22"/>
         </w:rPr>
-        <w:t>A.1 Scope and use</w:t>
+        <w:t>Document extraction and customer lookup</w:t>
+      </w:r>
+    </w:p>
+    <w:p>
+      <w:pPr>
+        <w:keepNext w:val="0"/>
+        <w:keepLines w:val="0"/>
+        <w:spacing w:before="0" w:after="0" w:line="220" w:lineRule="exact"/>
+        <w:jc w:val="left"/>
+      </w:pPr>
+      <w:r>
+        <w:rPr>
+          <w:rFonts w:ascii="DejaVu Sans Mono" w:hAnsi="DejaVu Sans Mono"/>
+          <w:sz w:val="17"/>
+        </w:rPr>
+        <w:t>PROCEDURE PrepareTicket(procurementPDF, customerKAMTable)</w:t>
+      </w:r>
+    </w:p>
+    <w:p>
+      <w:pPr>
+        <w:keepNext w:val="0"/>
+        <w:keepLines w:val="0"/>
+        <w:spacing w:before="0" w:after="0" w:line="220" w:lineRule="exact"/>
+        <w:jc w:val="left"/>
+      </w:pPr>
+      <w:r>
+        <w:rPr>
+          <w:rFonts w:ascii="DejaVu Sans Mono" w:hAnsi="DejaVu Sans Mono"/>
+          <w:sz w:val="17"/>
+        </w:rPr>
+      </w:r>
+    </w:p>
+    <w:p>
+      <w:pPr>
+        <w:keepNext w:val="0"/>
+        <w:keepLines w:val="0"/>
+        <w:spacing w:before="0" w:after="0" w:line="220" w:lineRule="exact"/>
+        <w:jc w:val="left"/>
+      </w:pPr>
+      <w:r>
+        <w:rPr>
+          <w:rFonts w:ascii="DejaVu Sans Mono" w:hAnsi="DejaVu Sans Mono"/>
+          <w:sz w:val="17"/>
+        </w:rPr>
+        <w:t xml:space="preserve">    text ← ExtractText(procurementPDF)</w:t>
+      </w:r>
+    </w:p>
+    <w:p>
+      <w:pPr>
+        <w:keepNext w:val="0"/>
+        <w:keepLines w:val="0"/>
+        <w:spacing w:before="0" w:after="0" w:line="220" w:lineRule="exact"/>
+        <w:jc w:val="left"/>
+      </w:pPr>
+      <w:r>
+        <w:rPr>
+          <w:rFonts w:ascii="DejaVu Sans Mono" w:hAnsi="DejaVu Sans Mono"/>
+          <w:sz w:val="17"/>
+        </w:rPr>
+        <w:t xml:space="preserve">    IF text cannot be read THEN</w:t>
+      </w:r>
+    </w:p>
+    <w:p>
+      <w:pPr>
+        <w:keepNext w:val="0"/>
+        <w:keepLines w:val="0"/>
+        <w:spacing w:before="0" w:after="0" w:line="220" w:lineRule="exact"/>
+        <w:jc w:val="left"/>
+      </w:pPr>
+      <w:r>
+        <w:rPr>
+          <w:rFonts w:ascii="DejaVu Sans Mono" w:hAnsi="DejaVu Sans Mono"/>
+          <w:sz w:val="17"/>
+        </w:rPr>
+        <w:t xml:space="preserve">        STOP and request manual processing</w:t>
+      </w:r>
+    </w:p>
+    <w:p>
+      <w:pPr>
+        <w:keepNext w:val="0"/>
+        <w:keepLines w:val="0"/>
+        <w:spacing w:before="0" w:after="0" w:line="220" w:lineRule="exact"/>
+        <w:jc w:val="left"/>
+      </w:pPr>
+      <w:r>
+        <w:rPr>
+          <w:rFonts w:ascii="DejaVu Sans Mono" w:hAnsi="DejaVu Sans Mono"/>
+          <w:sz w:val="17"/>
+        </w:rPr>
+        <w:t xml:space="preserve">    END IF</w:t>
+      </w:r>
+    </w:p>
+    <w:p>
+      <w:pPr>
+        <w:keepNext w:val="0"/>
+        <w:keepLines w:val="0"/>
+        <w:spacing w:before="0" w:after="0" w:line="220" w:lineRule="exact"/>
+        <w:jc w:val="left"/>
+      </w:pPr>
+      <w:r>
+        <w:rPr>
+          <w:rFonts w:ascii="DejaVu Sans Mono" w:hAnsi="DejaVu Sans Mono"/>
+          <w:sz w:val="17"/>
+        </w:rPr>
+      </w:r>
+    </w:p>
+    <w:p>
+      <w:pPr>
+        <w:keepNext w:val="0"/>
+        <w:keepLines w:val="0"/>
+        <w:spacing w:before="0" w:after="0" w:line="220" w:lineRule="exact"/>
+        <w:jc w:val="left"/>
+      </w:pPr>
+      <w:r>
+        <w:rPr>
+          <w:rFonts w:ascii="DejaVu Sans Mono" w:hAnsi="DejaVu Sans Mono"/>
+          <w:sz w:val="17"/>
+        </w:rPr>
+        <w:t xml:space="preserve">    sections ← IdentifyHeadingsAndTextBlocks(text)</w:t>
+      </w:r>
+    </w:p>
+    <w:p>
+      <w:pPr>
+        <w:keepNext w:val="0"/>
+        <w:keepLines w:val="0"/>
+        <w:spacing w:before="0" w:after="0" w:line="220" w:lineRule="exact"/>
+        <w:jc w:val="left"/>
+      </w:pPr>
+      <w:r>
+        <w:rPr>
+          <w:rFonts w:ascii="DejaVu Sans Mono" w:hAnsi="DejaVu Sans Mono"/>
+          <w:sz w:val="17"/>
+        </w:rPr>
+        <w:t xml:space="preserve">    requiredSections ← FindBuyerFinancialCriteriaAndDuration(sections)</w:t>
+      </w:r>
+    </w:p>
+    <w:p>
+      <w:pPr>
+        <w:keepNext w:val="0"/>
+        <w:keepLines w:val="0"/>
+        <w:spacing w:before="0" w:after="0" w:line="220" w:lineRule="exact"/>
+        <w:jc w:val="left"/>
+      </w:pPr>
+      <w:r>
+        <w:rPr>
+          <w:rFonts w:ascii="DejaVu Sans Mono" w:hAnsi="DejaVu Sans Mono"/>
+          <w:sz w:val="17"/>
+        </w:rPr>
+      </w:r>
+    </w:p>
+    <w:p>
+      <w:pPr>
+        <w:keepNext w:val="0"/>
+        <w:keepLines w:val="0"/>
+        <w:spacing w:before="0" w:after="0" w:line="220" w:lineRule="exact"/>
+        <w:jc w:val="left"/>
+      </w:pPr>
+      <w:r>
+        <w:rPr>
+          <w:rFonts w:ascii="DejaVu Sans Mono" w:hAnsi="DejaVu Sans Mono"/>
+          <w:sz w:val="17"/>
+        </w:rPr>
+        <w:t xml:space="preserve">    IF a required section is missing or repeated THEN</w:t>
+      </w:r>
+    </w:p>
+    <w:p>
+      <w:pPr>
+        <w:keepNext w:val="0"/>
+        <w:keepLines w:val="0"/>
+        <w:spacing w:before="0" w:after="0" w:line="220" w:lineRule="exact"/>
+        <w:jc w:val="left"/>
+      </w:pPr>
+      <w:r>
+        <w:rPr>
+          <w:rFonts w:ascii="DejaVu Sans Mono" w:hAnsi="DejaVu Sans Mono"/>
+          <w:sz w:val="17"/>
+        </w:rPr>
+        <w:t xml:space="preserve">        STOP and request manual clarification</w:t>
+      </w:r>
+    </w:p>
+    <w:p>
+      <w:pPr>
+        <w:keepNext w:val="0"/>
+        <w:keepLines w:val="0"/>
+        <w:spacing w:before="0" w:after="0" w:line="220" w:lineRule="exact"/>
+        <w:jc w:val="left"/>
+      </w:pPr>
+      <w:r>
+        <w:rPr>
+          <w:rFonts w:ascii="DejaVu Sans Mono" w:hAnsi="DejaVu Sans Mono"/>
+          <w:sz w:val="17"/>
+        </w:rPr>
+        <w:t xml:space="preserve">    END IF</w:t>
+      </w:r>
+    </w:p>
+    <w:p>
+      <w:pPr>
+        <w:keepNext w:val="0"/>
+        <w:keepLines w:val="0"/>
+        <w:spacing w:before="0" w:after="0" w:line="220" w:lineRule="exact"/>
+        <w:jc w:val="left"/>
+      </w:pPr>
+      <w:r>
+        <w:rPr>
+          <w:rFonts w:ascii="DejaVu Sans Mono" w:hAnsi="DejaVu Sans Mono"/>
+          <w:sz w:val="17"/>
+        </w:rPr>
+      </w:r>
+    </w:p>
+    <w:p>
+      <w:pPr>
+        <w:keepNext w:val="0"/>
+        <w:keepLines w:val="0"/>
+        <w:spacing w:before="0" w:after="0" w:line="220" w:lineRule="exact"/>
+        <w:jc w:val="left"/>
+      </w:pPr>
+      <w:r>
+        <w:rPr>
+          <w:rFonts w:ascii="DejaVu Sans Mono" w:hAnsi="DejaVu Sans Mono"/>
+          <w:sz w:val="17"/>
+        </w:rPr>
+        <w:t xml:space="preserve">    Auftraggeber ← ExtractBuyerName(requiredSections)</w:t>
+      </w:r>
+    </w:p>
+    <w:p>
+      <w:pPr>
+        <w:keepNext w:val="0"/>
+        <w:keepLines w:val="0"/>
+        <w:spacing w:before="0" w:after="0" w:line="220" w:lineRule="exact"/>
+        <w:jc w:val="left"/>
+      </w:pPr>
+      <w:r>
+        <w:rPr>
+          <w:rFonts w:ascii="DejaVu Sans Mono" w:hAnsi="DejaVu Sans Mono"/>
+          <w:sz w:val="17"/>
+        </w:rPr>
+        <w:t xml:space="preserve">    financialFigure ← ExtractAmountCurrencyAndSourceLabel(requiredSections)</w:t>
+      </w:r>
+    </w:p>
+    <w:p>
+      <w:pPr>
+        <w:keepNext w:val="0"/>
+        <w:keepLines w:val="0"/>
+        <w:spacing w:before="0" w:after="0" w:line="220" w:lineRule="exact"/>
+        <w:jc w:val="left"/>
+      </w:pPr>
+      <w:r>
+        <w:rPr>
+          <w:rFonts w:ascii="DejaVu Sans Mono" w:hAnsi="DejaVu Sans Mono"/>
+          <w:sz w:val="17"/>
+        </w:rPr>
+        <w:t xml:space="preserve">    Zuschlagskriterien ← ExtractAwardCriteria(requiredSections)</w:t>
+      </w:r>
+    </w:p>
+    <w:p>
+      <w:pPr>
+        <w:keepNext w:val="0"/>
+        <w:keepLines w:val="0"/>
+        <w:spacing w:before="0" w:after="0" w:line="220" w:lineRule="exact"/>
+        <w:jc w:val="left"/>
+      </w:pPr>
+      <w:r>
+        <w:rPr>
+          <w:rFonts w:ascii="DejaVu Sans Mono" w:hAnsi="DejaVu Sans Mono"/>
+          <w:sz w:val="17"/>
+        </w:rPr>
+        <w:t xml:space="preserve">    Laufzeit ← ExtractDuration(requiredSections)</w:t>
+      </w:r>
+    </w:p>
+    <w:p>
+      <w:pPr>
+        <w:keepNext w:val="0"/>
+        <w:keepLines w:val="0"/>
+        <w:spacing w:before="0" w:after="0" w:line="220" w:lineRule="exact"/>
+        <w:jc w:val="left"/>
+      </w:pPr>
+      <w:r>
+        <w:rPr>
+          <w:rFonts w:ascii="DejaVu Sans Mono" w:hAnsi="DejaVu Sans Mono"/>
+          <w:sz w:val="17"/>
+        </w:rPr>
+      </w:r>
+    </w:p>
+    <w:p>
+      <w:pPr>
+        <w:keepNext w:val="0"/>
+        <w:keepLines w:val="0"/>
+        <w:spacing w:before="0" w:after="0" w:line="220" w:lineRule="exact"/>
+        <w:jc w:val="left"/>
+      </w:pPr>
+      <w:r>
+        <w:rPr>
+          <w:rFonts w:ascii="DejaVu Sans Mono" w:hAnsi="DejaVu Sans Mono"/>
+          <w:sz w:val="17"/>
+        </w:rPr>
+        <w:t xml:space="preserve">    IF any required value is missing or ambiguous THEN</w:t>
+      </w:r>
+    </w:p>
+    <w:p>
+      <w:pPr>
+        <w:keepNext w:val="0"/>
+        <w:keepLines w:val="0"/>
+        <w:spacing w:before="0" w:after="0" w:line="220" w:lineRule="exact"/>
+        <w:jc w:val="left"/>
+      </w:pPr>
+      <w:r>
+        <w:rPr>
+          <w:rFonts w:ascii="DejaVu Sans Mono" w:hAnsi="DejaVu Sans Mono"/>
+          <w:sz w:val="17"/>
+        </w:rPr>
+        <w:t xml:space="preserve">        STOP and request manual clarification</w:t>
+      </w:r>
+    </w:p>
+    <w:p>
+      <w:pPr>
+        <w:keepNext w:val="0"/>
+        <w:keepLines w:val="0"/>
+        <w:spacing w:before="0" w:after="0" w:line="220" w:lineRule="exact"/>
+        <w:jc w:val="left"/>
+      </w:pPr>
+      <w:r>
+        <w:rPr>
+          <w:rFonts w:ascii="DejaVu Sans Mono" w:hAnsi="DejaVu Sans Mono"/>
+          <w:sz w:val="17"/>
+        </w:rPr>
+        <w:t xml:space="preserve">    END IF</w:t>
+      </w:r>
+    </w:p>
+    <w:p>
+      <w:pPr>
+        <w:keepNext w:val="0"/>
+        <w:keepLines w:val="0"/>
+        <w:spacing w:before="0" w:after="0" w:line="220" w:lineRule="exact"/>
+        <w:jc w:val="left"/>
+      </w:pPr>
+      <w:r>
+        <w:rPr>
+          <w:rFonts w:ascii="DejaVu Sans Mono" w:hAnsi="DejaVu Sans Mono"/>
+          <w:sz w:val="17"/>
+        </w:rPr>
+      </w:r>
+    </w:p>
+    <w:p>
+      <w:pPr>
+        <w:keepNext w:val="0"/>
+        <w:keepLines w:val="0"/>
+        <w:spacing w:before="0" w:after="0" w:line="220" w:lineRule="exact"/>
+        <w:jc w:val="left"/>
+      </w:pPr>
+      <w:r>
+        <w:rPr>
+          <w:rFonts w:ascii="DejaVu Sans Mono" w:hAnsi="DejaVu Sans Mono"/>
+          <w:sz w:val="17"/>
+        </w:rPr>
+        <w:t xml:space="preserve">    // A price weighting is not a monetary contract value.</w:t>
+      </w:r>
+    </w:p>
+    <w:p>
+      <w:pPr>
+        <w:keepNext w:val="0"/>
+        <w:keepLines w:val="0"/>
+        <w:spacing w:before="0" w:after="0" w:line="220" w:lineRule="exact"/>
+        <w:jc w:val="left"/>
+      </w:pPr>
+      <w:r>
+        <w:rPr>
+          <w:rFonts w:ascii="DejaVu Sans Mono" w:hAnsi="DejaVu Sans Mono"/>
+          <w:sz w:val="17"/>
+        </w:rPr>
+        <w:t xml:space="preserve">    IF financialFigure represents a price weighting THEN</w:t>
+      </w:r>
+    </w:p>
+    <w:p>
+      <w:pPr>
+        <w:keepNext w:val="0"/>
+        <w:keepLines w:val="0"/>
+        <w:spacing w:before="0" w:after="0" w:line="220" w:lineRule="exact"/>
+        <w:jc w:val="left"/>
+      </w:pPr>
+      <w:r>
+        <w:rPr>
+          <w:rFonts w:ascii="DejaVu Sans Mono" w:hAnsi="DejaVu Sans Mono"/>
+          <w:sz w:val="17"/>
+        </w:rPr>
+        <w:t xml:space="preserve">        STOP and request clarification of the financial figure</w:t>
+      </w:r>
+    </w:p>
+    <w:p>
+      <w:pPr>
+        <w:keepNext w:val="0"/>
+        <w:keepLines w:val="0"/>
+        <w:spacing w:before="0" w:after="0" w:line="220" w:lineRule="exact"/>
+        <w:jc w:val="left"/>
+      </w:pPr>
+      <w:r>
+        <w:rPr>
+          <w:rFonts w:ascii="DejaVu Sans Mono" w:hAnsi="DejaVu Sans Mono"/>
+          <w:sz w:val="17"/>
+        </w:rPr>
+        <w:t xml:space="preserve">    END IF</w:t>
+      </w:r>
+    </w:p>
+    <w:p>
+      <w:pPr>
+        <w:keepNext w:val="0"/>
+        <w:keepLines w:val="0"/>
+        <w:spacing w:before="0" w:after="0" w:line="220" w:lineRule="exact"/>
+        <w:jc w:val="left"/>
+      </w:pPr>
+      <w:r>
+        <w:rPr>
+          <w:rFonts w:ascii="DejaVu Sans Mono" w:hAnsi="DejaVu Sans Mono"/>
+          <w:sz w:val="17"/>
+        </w:rPr>
+      </w:r>
+    </w:p>
+    <w:p>
+      <w:pPr>
+        <w:keepNext w:val="0"/>
+        <w:keepLines w:val="0"/>
+        <w:spacing w:before="0" w:after="0" w:line="220" w:lineRule="exact"/>
+        <w:jc w:val="left"/>
+      </w:pPr>
+      <w:r>
+        <w:rPr>
+          <w:rFonts w:ascii="DejaVu Sans Mono" w:hAnsi="DejaVu Sans Mono"/>
+          <w:sz w:val="17"/>
+        </w:rPr>
+        <w:t xml:space="preserve">    matches ← FindCustomerMatches(customerKAMTable, Auftraggeber,</w:t>
+      </w:r>
+    </w:p>
+    <w:p>
+      <w:pPr>
+        <w:keepNext w:val="0"/>
+        <w:keepLines w:val="0"/>
+        <w:spacing w:before="0" w:after="0" w:line="220" w:lineRule="exact"/>
+        <w:jc w:val="left"/>
+      </w:pPr>
+      <w:r>
+        <w:rPr>
+          <w:rFonts w:ascii="DejaVu Sans Mono" w:hAnsi="DejaVu Sans Mono"/>
+          <w:sz w:val="17"/>
+        </w:rPr>
+        <w:t xml:space="preserve">                                  ignoring case and extra whitespace)</w:t>
+      </w:r>
+    </w:p>
+    <w:p>
+      <w:pPr>
+        <w:keepNext w:val="0"/>
+        <w:keepLines w:val="0"/>
+        <w:spacing w:before="0" w:after="0" w:line="220" w:lineRule="exact"/>
+        <w:jc w:val="left"/>
+      </w:pPr>
+      <w:r>
+        <w:rPr>
+          <w:rFonts w:ascii="DejaVu Sans Mono" w:hAnsi="DejaVu Sans Mono"/>
+          <w:sz w:val="17"/>
+        </w:rPr>
+      </w:r>
+    </w:p>
+    <w:p>
+      <w:pPr>
+        <w:keepNext w:val="0"/>
+        <w:keepLines w:val="0"/>
+        <w:spacing w:before="0" w:after="0" w:line="220" w:lineRule="exact"/>
+        <w:jc w:val="left"/>
+      </w:pPr>
+      <w:r>
+        <w:rPr>
+          <w:rFonts w:ascii="DejaVu Sans Mono" w:hAnsi="DejaVu Sans Mono"/>
+          <w:sz w:val="17"/>
+        </w:rPr>
+        <w:t xml:space="preserve">    IF matches do not identify exactly one responsible KAM</w:t>
+      </w:r>
+    </w:p>
+    <w:p>
+      <w:pPr>
+        <w:keepNext w:val="0"/>
+        <w:keepLines w:val="0"/>
+        <w:spacing w:before="0" w:after="0" w:line="220" w:lineRule="exact"/>
+        <w:jc w:val="left"/>
+      </w:pPr>
+      <w:r>
+        <w:rPr>
+          <w:rFonts w:ascii="DejaVu Sans Mono" w:hAnsi="DejaVu Sans Mono"/>
+          <w:sz w:val="17"/>
+        </w:rPr>
+        <w:t xml:space="preserve">       OR any matching assignment is blank THEN</w:t>
+      </w:r>
+    </w:p>
+    <w:p>
+      <w:pPr>
+        <w:keepNext w:val="0"/>
+        <w:keepLines w:val="0"/>
+        <w:spacing w:before="0" w:after="0" w:line="220" w:lineRule="exact"/>
+        <w:jc w:val="left"/>
+      </w:pPr>
+      <w:r>
+        <w:rPr>
+          <w:rFonts w:ascii="DejaVu Sans Mono" w:hAnsi="DejaVu Sans Mono"/>
+          <w:sz w:val="17"/>
+        </w:rPr>
+        <w:t xml:space="preserve">        STOP and request clarification of the KAM assignment</w:t>
+      </w:r>
+    </w:p>
+    <w:p>
+      <w:pPr>
+        <w:keepNext w:val="0"/>
+        <w:keepLines w:val="0"/>
+        <w:spacing w:before="0" w:after="0" w:line="220" w:lineRule="exact"/>
+        <w:jc w:val="left"/>
+      </w:pPr>
+      <w:r>
+        <w:rPr>
+          <w:rFonts w:ascii="DejaVu Sans Mono" w:hAnsi="DejaVu Sans Mono"/>
+          <w:sz w:val="17"/>
+        </w:rPr>
+        <w:t xml:space="preserve">    END IF</w:t>
+      </w:r>
+    </w:p>
+    <w:p>
+      <w:pPr>
+        <w:keepNext w:val="0"/>
+        <w:keepLines w:val="0"/>
+        <w:spacing w:before="0" w:after="0" w:line="220" w:lineRule="exact"/>
+        <w:jc w:val="left"/>
+      </w:pPr>
+      <w:r>
+        <w:rPr>
+          <w:rFonts w:ascii="DejaVu Sans Mono" w:hAnsi="DejaVu Sans Mono"/>
+          <w:sz w:val="17"/>
+        </w:rPr>
+      </w:r>
+    </w:p>
+    <w:p>
+      <w:pPr>
+        <w:keepNext w:val="0"/>
+        <w:keepLines w:val="0"/>
+        <w:spacing w:before="0" w:after="0" w:line="220" w:lineRule="exact"/>
+        <w:jc w:val="left"/>
+      </w:pPr>
+      <w:r>
+        <w:rPr>
+          <w:rFonts w:ascii="DejaVu Sans Mono" w:hAnsi="DejaVu Sans Mono"/>
+          <w:sz w:val="17"/>
+        </w:rPr>
+        <w:t xml:space="preserve">    KAM ← responsible person identified by the mapping</w:t>
+      </w:r>
+    </w:p>
+    <w:p>
+      <w:pPr>
+        <w:pStyle w:val="Normal"/>
+        <w:keepNext/>
+        <w:keepLines/>
+        <w:pageBreakBefore/>
+        <w:widowControl/>
+        <w:bidi w:val="0"/>
+        <w:spacing w:lineRule="auto" w:line="360" w:before="180" w:after="100"/>
+        <w:ind w:hanging="0" w:start="0" w:end="0"/>
+        <w:jc w:val="left"/>
+        <w:rPr>
+          <w:rFonts w:ascii="Aptos" w:hAnsi="Aptos" w:eastAsia="Aptos" w:cs="Aptos"/>
+          <w:b/>
+          <w:bCs/>
+          <w:color w:val="000000"/>
+          <w:spacing w:val="0"/>
+          <w:sz w:val="22"/>
+          <w:szCs w:val="22"/>
+        </w:rPr>
+      </w:pPr>
+      <w:r>
+        <w:rPr>
+          <w:rFonts w:ascii="Aptos" w:hAnsi="Aptos"/>
+          <w:b/>
+          <w:sz w:val="22"/>
+        </w:rPr>
+        <w:t>Appendix A continued | Review and proposed transfer</w:t>
+      </w:r>
+    </w:p>
+    <w:p>
+      <w:pPr>
+        <w:keepNext w:val="0"/>
+        <w:keepLines w:val="0"/>
+        <w:spacing w:before="0" w:after="0" w:line="220" w:lineRule="exact"/>
+        <w:jc w:val="left"/>
+      </w:pPr>
+      <w:r>
+        <w:rPr>
+          <w:rFonts w:ascii="DejaVu Sans Mono" w:hAnsi="DejaVu Sans Mono"/>
+          <w:sz w:val="17"/>
+        </w:rPr>
+        <w:t xml:space="preserve">    DISPLAY Auftraggeber, financialFigure and its source label,</w:t>
+      </w:r>
+    </w:p>
+    <w:p>
+      <w:pPr>
+        <w:keepNext w:val="0"/>
+        <w:keepLines w:val="0"/>
+        <w:spacing w:before="0" w:after="0" w:line="220" w:lineRule="exact"/>
+        <w:jc w:val="left"/>
+      </w:pPr>
+      <w:r>
+        <w:rPr>
+          <w:rFonts w:ascii="DejaVu Sans Mono" w:hAnsi="DejaVu Sans Mono"/>
+          <w:sz w:val="17"/>
+        </w:rPr>
+        <w:t xml:space="preserve">            Zuschlagskriterien, Laufzeit and KAM</w:t>
+      </w:r>
+    </w:p>
+    <w:p>
+      <w:pPr>
+        <w:keepNext w:val="0"/>
+        <w:keepLines w:val="0"/>
+        <w:spacing w:before="0" w:after="0" w:line="220" w:lineRule="exact"/>
+        <w:jc w:val="left"/>
+      </w:pPr>
+      <w:r>
+        <w:rPr>
+          <w:rFonts w:ascii="DejaVu Sans Mono" w:hAnsi="DejaVu Sans Mono"/>
+          <w:sz w:val="17"/>
+        </w:rPr>
+      </w:r>
+    </w:p>
+    <w:p>
+      <w:pPr>
+        <w:keepNext w:val="0"/>
+        <w:keepLines w:val="0"/>
+        <w:spacing w:before="0" w:after="0" w:line="220" w:lineRule="exact"/>
+        <w:jc w:val="left"/>
+      </w:pPr>
+      <w:r>
+        <w:rPr>
+          <w:rFonts w:ascii="DejaVu Sans Mono" w:hAnsi="DejaVu Sans Mono"/>
+          <w:sz w:val="17"/>
+        </w:rPr>
+        <w:t xml:space="preserve">    colleague compares the information with the source documents</w:t>
+      </w:r>
+    </w:p>
+    <w:p>
+      <w:pPr>
+        <w:keepNext w:val="0"/>
+        <w:keepLines w:val="0"/>
+        <w:spacing w:before="0" w:after="0" w:line="220" w:lineRule="exact"/>
+        <w:jc w:val="left"/>
+      </w:pPr>
+      <w:r>
+        <w:rPr>
+          <w:rFonts w:ascii="DejaVu Sans Mono" w:hAnsi="DejaVu Sans Mono"/>
+          <w:sz w:val="17"/>
+        </w:rPr>
+        <w:t xml:space="preserve">    colleague confirms or corrects the figure for Erwarteter Umsatz</w:t>
+      </w:r>
+    </w:p>
+    <w:p>
+      <w:pPr>
+        <w:keepNext w:val="0"/>
+        <w:keepLines w:val="0"/>
+        <w:spacing w:before="0" w:after="0" w:line="220" w:lineRule="exact"/>
+        <w:jc w:val="left"/>
+      </w:pPr>
+      <w:r>
+        <w:rPr>
+          <w:rFonts w:ascii="DejaVu Sans Mono" w:hAnsi="DejaVu Sans Mono"/>
+          <w:sz w:val="17"/>
+        </w:rPr>
+        <w:t xml:space="preserve">    colleague confirms or corrects the KAM assignment</w:t>
+      </w:r>
+    </w:p>
+    <w:p>
+      <w:pPr>
+        <w:keepNext w:val="0"/>
+        <w:keepLines w:val="0"/>
+        <w:spacing w:before="0" w:after="0" w:line="220" w:lineRule="exact"/>
+        <w:jc w:val="left"/>
+      </w:pPr>
+      <w:r>
+        <w:rPr>
+          <w:rFonts w:ascii="DejaVu Sans Mono" w:hAnsi="DejaVu Sans Mono"/>
+          <w:sz w:val="17"/>
+        </w:rPr>
+      </w:r>
+    </w:p>
+    <w:p>
+      <w:pPr>
+        <w:keepNext w:val="0"/>
+        <w:keepLines w:val="0"/>
+        <w:spacing w:before="0" w:after="0" w:line="220" w:lineRule="exact"/>
+        <w:jc w:val="left"/>
+      </w:pPr>
+      <w:r>
+        <w:rPr>
+          <w:rFonts w:ascii="DejaVu Sans Mono" w:hAnsi="DejaVu Sans Mono"/>
+          <w:sz w:val="17"/>
+        </w:rPr>
+        <w:t xml:space="preserve">    IF required information remains unresolved THEN</w:t>
+      </w:r>
+    </w:p>
+    <w:p>
+      <w:pPr>
+        <w:keepNext w:val="0"/>
+        <w:keepLines w:val="0"/>
+        <w:spacing w:before="0" w:after="0" w:line="220" w:lineRule="exact"/>
+        <w:jc w:val="left"/>
+      </w:pPr>
+      <w:r>
+        <w:rPr>
+          <w:rFonts w:ascii="DejaVu Sans Mono" w:hAnsi="DejaVu Sans Mono"/>
+          <w:sz w:val="17"/>
+        </w:rPr>
+        <w:t xml:space="preserve">        KEEP the information for manual clarification</w:t>
+      </w:r>
+    </w:p>
+    <w:p>
+      <w:pPr>
+        <w:keepNext w:val="0"/>
+        <w:keepLines w:val="0"/>
+        <w:spacing w:before="0" w:after="0" w:line="220" w:lineRule="exact"/>
+        <w:jc w:val="left"/>
+      </w:pPr>
+      <w:r>
+        <w:rPr>
+          <w:rFonts w:ascii="DejaVu Sans Mono" w:hAnsi="DejaVu Sans Mono"/>
+          <w:sz w:val="17"/>
+        </w:rPr>
+        <w:t xml:space="preserve">        STOP</w:t>
+      </w:r>
+    </w:p>
+    <w:p>
+      <w:pPr>
+        <w:keepNext w:val="0"/>
+        <w:keepLines w:val="0"/>
+        <w:spacing w:before="0" w:after="0" w:line="220" w:lineRule="exact"/>
+        <w:jc w:val="left"/>
+      </w:pPr>
+      <w:r>
+        <w:rPr>
+          <w:rFonts w:ascii="DejaVu Sans Mono" w:hAnsi="DejaVu Sans Mono"/>
+          <w:sz w:val="17"/>
+        </w:rPr>
+        <w:t xml:space="preserve">    END IF</w:t>
+      </w:r>
+    </w:p>
+    <w:p>
+      <w:pPr>
+        <w:keepNext w:val="0"/>
+        <w:keepLines w:val="0"/>
+        <w:spacing w:before="0" w:after="0" w:line="220" w:lineRule="exact"/>
+        <w:jc w:val="left"/>
+      </w:pPr>
+      <w:r>
+        <w:rPr>
+          <w:rFonts w:ascii="DejaVu Sans Mono" w:hAnsi="DejaVu Sans Mono"/>
+          <w:sz w:val="17"/>
+        </w:rPr>
+      </w:r>
+    </w:p>
+    <w:p>
+      <w:pPr>
+        <w:keepNext w:val="0"/>
+        <w:keepLines w:val="0"/>
+        <w:spacing w:before="0" w:after="0" w:line="220" w:lineRule="exact"/>
+        <w:jc w:val="left"/>
+      </w:pPr>
+      <w:r>
+        <w:rPr>
+          <w:rFonts w:ascii="DejaVu Sans Mono" w:hAnsi="DejaVu Sans Mono"/>
+          <w:sz w:val="17"/>
+        </w:rPr>
+        <w:t xml:space="preserve">    // Proposed extension, subject to IT approval and configuration.</w:t>
+      </w:r>
+    </w:p>
+    <w:p>
+      <w:pPr>
+        <w:keepNext w:val="0"/>
+        <w:keepLines w:val="0"/>
+        <w:spacing w:before="0" w:after="0" w:line="220" w:lineRule="exact"/>
+        <w:jc w:val="left"/>
+      </w:pPr>
+      <w:r>
+        <w:rPr>
+          <w:rFonts w:ascii="DejaVu Sans Mono" w:hAnsi="DejaVu Sans Mono"/>
+          <w:sz w:val="17"/>
+        </w:rPr>
+        <w:t xml:space="preserve">    IF browser automation is approved and configured THEN</w:t>
+      </w:r>
+    </w:p>
+    <w:p>
+      <w:pPr>
+        <w:keepNext w:val="0"/>
+        <w:keepLines w:val="0"/>
+        <w:spacing w:before="0" w:after="0" w:line="220" w:lineRule="exact"/>
+        <w:jc w:val="left"/>
+      </w:pPr>
+      <w:r>
+        <w:rPr>
+          <w:rFonts w:ascii="DejaVu Sans Mono" w:hAnsi="DejaVu Sans Mono"/>
+          <w:sz w:val="17"/>
+        </w:rPr>
+        <w:t xml:space="preserve">        OPEN Jira and WAIT for colleague to sign in and open the form</w:t>
+      </w:r>
+    </w:p>
+    <w:p>
+      <w:pPr>
+        <w:keepNext w:val="0"/>
+        <w:keepLines w:val="0"/>
+        <w:spacing w:before="0" w:after="0" w:line="220" w:lineRule="exact"/>
+        <w:jc w:val="left"/>
+      </w:pPr>
+      <w:r>
+        <w:rPr>
+          <w:rFonts w:ascii="DejaVu Sans Mono" w:hAnsi="DejaVu Sans Mono"/>
+          <w:sz w:val="17"/>
+        </w:rPr>
+        <w:t xml:space="preserve">        ENTER the four reviewed values and the KAM name</w:t>
+      </w:r>
+    </w:p>
+    <w:p>
+      <w:pPr>
+        <w:keepNext w:val="0"/>
+        <w:keepLines w:val="0"/>
+        <w:spacing w:before="0" w:after="0" w:line="220" w:lineRule="exact"/>
+        <w:jc w:val="left"/>
+      </w:pPr>
+      <w:r>
+        <w:rPr>
+          <w:rFonts w:ascii="DejaVu Sans Mono" w:hAnsi="DejaVu Sans Mono"/>
+          <w:sz w:val="17"/>
+        </w:rPr>
+        <w:t xml:space="preserve">        colleague reviews entries and confirms the KAM selection</w:t>
+      </w:r>
+    </w:p>
+    <w:p>
+      <w:pPr>
+        <w:keepNext w:val="0"/>
+        <w:keepLines w:val="0"/>
+        <w:spacing w:before="0" w:after="0" w:line="220" w:lineRule="exact"/>
+        <w:jc w:val="left"/>
+      </w:pPr>
+      <w:r>
+        <w:rPr>
+          <w:rFonts w:ascii="DejaVu Sans Mono" w:hAnsi="DejaVu Sans Mono"/>
+          <w:sz w:val="17"/>
+        </w:rPr>
+        <w:t xml:space="preserve">        colleague attaches the source PDF</w:t>
+      </w:r>
+    </w:p>
+    <w:p>
+      <w:pPr>
+        <w:keepNext w:val="0"/>
+        <w:keepLines w:val="0"/>
+        <w:spacing w:before="0" w:after="0" w:line="220" w:lineRule="exact"/>
+        <w:jc w:val="left"/>
+      </w:pPr>
+      <w:r>
+        <w:rPr>
+          <w:rFonts w:ascii="DejaVu Sans Mono" w:hAnsi="DejaVu Sans Mono"/>
+          <w:sz w:val="17"/>
+        </w:rPr>
+        <w:t xml:space="preserve">        colleague submits the ticket manually</w:t>
+      </w:r>
+    </w:p>
+    <w:p>
+      <w:pPr>
+        <w:keepNext w:val="0"/>
+        <w:keepLines w:val="0"/>
+        <w:spacing w:before="0" w:after="0" w:line="220" w:lineRule="exact"/>
+        <w:jc w:val="left"/>
+      </w:pPr>
+      <w:r>
+        <w:rPr>
+          <w:rFonts w:ascii="DejaVu Sans Mono" w:hAnsi="DejaVu Sans Mono"/>
+          <w:sz w:val="17"/>
+        </w:rPr>
+        <w:t xml:space="preserve">    ELSE</w:t>
+      </w:r>
+    </w:p>
+    <w:p>
+      <w:pPr>
+        <w:keepNext w:val="0"/>
+        <w:keepLines w:val="0"/>
+        <w:spacing w:before="0" w:after="0" w:line="220" w:lineRule="exact"/>
+        <w:jc w:val="left"/>
+      </w:pPr>
+      <w:r>
+        <w:rPr>
+          <w:rFonts w:ascii="DejaVu Sans Mono" w:hAnsi="DejaVu Sans Mono"/>
+          <w:sz w:val="17"/>
+        </w:rPr>
+        <w:t xml:space="preserve">        KEEP the reviewed information for manual transfer to Jira</w:t>
+      </w:r>
+    </w:p>
+    <w:p>
+      <w:pPr>
+        <w:keepNext w:val="0"/>
+        <w:keepLines w:val="0"/>
+        <w:spacing w:before="0" w:after="0" w:line="220" w:lineRule="exact"/>
+        <w:jc w:val="left"/>
+      </w:pPr>
+      <w:r>
+        <w:rPr>
+          <w:rFonts w:ascii="DejaVu Sans Mono" w:hAnsi="DejaVu Sans Mono"/>
+          <w:sz w:val="17"/>
+        </w:rPr>
+        <w:t xml:space="preserve">    END IF</w:t>
+      </w:r>
+    </w:p>
+    <w:p>
+      <w:pPr>
+        <w:keepNext w:val="0"/>
+        <w:keepLines w:val="0"/>
+        <w:spacing w:before="0" w:after="0" w:line="220" w:lineRule="exact"/>
+        <w:jc w:val="left"/>
+      </w:pPr>
+      <w:r>
+        <w:rPr>
+          <w:rFonts w:ascii="DejaVu Sans Mono" w:hAnsi="DejaVu Sans Mono"/>
+          <w:sz w:val="17"/>
+        </w:rPr>
+      </w:r>
+    </w:p>
+    <w:p>
+      <w:pPr>
+        <w:keepNext w:val="0"/>
+        <w:keepLines w:val="0"/>
+        <w:spacing w:before="0" w:after="0" w:line="220" w:lineRule="exact"/>
+        <w:jc w:val="left"/>
+      </w:pPr>
+      <w:r>
+        <w:rPr>
+          <w:rFonts w:ascii="DejaVu Sans Mono" w:hAnsi="DejaVu Sans Mono"/>
+          <w:sz w:val="17"/>
+        </w:rPr>
+        <w:t>END PROCEDURE</w:t>
       </w:r>
     </w:p>
     <w:p>
@@ -9775,6438 +10707,7 @@
           <w:b w:val="0"/>
           <w:sz w:val="22"/>
         </w:rPr>
-        <w:t>This example was prepared retrospectively to illustrate the limited automation proposed in Reports 05–06. The five sample notices were published in October 2026, after the internship period. The implementation and checks described here are not presented as activities completed during the March–April reporting periods or as an approved company deployment.</w:t>
-      </w:r>
-    </w:p>
-    <w:p>
-      <w:pPr>
-        <w:pStyle w:val="Normal"/>
-        <w:keepNext w:val="0"/>
-        <w:keepLines w:val="0"/>
-        <w:pageBreakBefore w:val="0"/>
-        <w:widowControl/>
-        <w:bidi w:val="0"/>
-        <w:spacing w:lineRule="auto" w:line="360" w:before="0" w:after="120"/>
-        <w:ind w:hanging="0" w:start="0" w:end="0"/>
-        <w:jc w:val="both"/>
-        <w:rPr/>
-      </w:pPr>
-      <w:r>
-        <w:rPr>
-          <w:rFonts w:ascii="Aptos" w:hAnsi="Aptos"/>
-          <w:b w:val="0"/>
-          <w:sz w:val="22"/>
-        </w:rPr>
-        <w:t>The script reads text-based German TED PDFs, extracts the buyer, duration and award criteria, and looks up a KAM unit in Excel. It prints the five target fields and saves a JSON draft containing source evidence and review issues. Missing or ambiguous values remain unresolved; they do not erase the fields that were successfully extracted. Scanned PDFs and other layouts need additional processing.</w:t>
-      </w:r>
-    </w:p>
-    <w:p>
-      <w:pPr>
-        <w:pStyle w:val="Normal"/>
-        <w:keepNext w:val="0"/>
-        <w:keepLines w:val="0"/>
-        <w:pageBreakBefore w:val="0"/>
-        <w:widowControl/>
-        <w:bidi w:val="0"/>
-        <w:spacing w:lineRule="auto" w:line="360" w:before="0" w:after="120"/>
-        <w:ind w:hanging="0" w:start="0" w:end="0"/>
-        <w:jc w:val="both"/>
-        <w:rPr/>
-      </w:pPr>
-      <w:r>
-        <w:rPr>
-          <w:rFonts w:ascii="Aptos" w:hAnsi="Aptos"/>
-          <w:b w:val="0"/>
-          <w:sz w:val="22"/>
-        </w:rPr>
-        <w:t>The optional --financial-basis argument selects estimated, awarded or ceiling figures. A draft is populated only when the selected category contains one distinct numeric amount and currency, with no multiple lot/part identifiers. All candidate figures remain in the evidence. The selected figure must still be confirmed or replaced before it is used as expected revenue. Without this option, the revenue field stays empty for manual selection.</w:t>
-      </w:r>
-    </w:p>
-    <w:p>
-      <w:pPr>
-        <w:pStyle w:val="Normal"/>
-        <w:keepNext w:val="0"/>
-        <w:keepLines w:val="0"/>
-        <w:pageBreakBefore w:val="0"/>
-        <w:widowControl/>
-        <w:bidi w:val="0"/>
-        <w:spacing w:lineRule="auto" w:line="360" w:before="0" w:after="120"/>
-        <w:ind w:hanging="0" w:start="0" w:end="0"/>
-        <w:jc w:val="both"/>
-        <w:rPr/>
-      </w:pPr>
-      <w:r>
-        <w:rPr>
-          <w:rFonts w:ascii="Aptos" w:hAnsi="Aptos"/>
-          <w:b w:val="0"/>
-          <w:sz w:val="22"/>
-        </w:rPr>
-        <w:t>The active Excel worksheet needs the columns Auftraggeber and KAM. Matching ignores case and extra whitespace; no fuzzy assignment is made. The supplied dummy workbook uses KAM BD, KAM SI, KAM DG and KAM FFO. These are fictional unit assignments, not people or Jira account identifiers.</w:t>
-      </w:r>
-    </w:p>
-    <w:p>
-      <w:pPr>
-        <w:pStyle w:val="Normal"/>
-        <w:keepNext w:val="0"/>
-        <w:keepLines w:val="0"/>
-        <w:pageBreakBefore w:val="0"/>
-        <w:widowControl/>
-        <w:bidi w:val="0"/>
-        <w:spacing w:lineRule="auto" w:line="360" w:before="0" w:after="120"/>
-        <w:ind w:hanging="0" w:start="0" w:end="0"/>
-        <w:jc w:val="both"/>
-        <w:rPr/>
-      </w:pPr>
-      <w:r>
-        <w:rPr>
-          <w:rFonts w:ascii="Aptos" w:hAnsi="Aptos"/>
-          <w:b w:val="0"/>
-          <w:sz w:val="22"/>
-        </w:rPr>
-        <w:t>Install Python 3.10+ and the two required libraries, then run from the folder containing procurement.py. The continuation character below is for a macOS/Linux terminal; on Windows, enter the prepare command on one line.</w:t>
-      </w:r>
-    </w:p>
-    <w:p>
-      <w:pPr>
-        <w:keepNext w:val="0"/>
-        <w:keepLines w:val="0"/>
-        <w:spacing w:before="0" w:after="0" w:line="200" w:lineRule="exact"/>
-        <w:jc w:val="left"/>
-      </w:pPr>
-      <w:r>
-        <w:rPr>
-          <w:rFonts w:ascii="DejaVu Sans Mono" w:hAnsi="DejaVu Sans Mono"/>
-          <w:sz w:val="17"/>
-        </w:rPr>
-        <w:t>python3 -m venv .venv</w:t>
-      </w:r>
-      <w:r>
-        <w:br/>
-      </w:r>
-      <w:r>
-        <w:rPr>
-          <w:rFonts w:ascii="DejaVu Sans Mono" w:hAnsi="DejaVu Sans Mono"/>
-          <w:sz w:val="17"/>
-        </w:rPr>
-        <w:t>source .venv/bin/activate</w:t>
-      </w:r>
-      <w:r>
-        <w:br/>
-      </w:r>
-      <w:r>
-        <w:rPr>
-          <w:rFonts w:ascii="DejaVu Sans Mono" w:hAnsi="DejaVu Sans Mono"/>
-          <w:sz w:val="17"/>
-        </w:rPr>
-        <w:t>python -m pip install -r requirements.txt</w:t>
-      </w:r>
-      <w:r>
-        <w:br/>
-      </w:r>
-      <w:r>
-        <w:rPr>
-          <w:rFonts w:ascii="DejaVu Sans Mono" w:hAnsi="DejaVu Sans Mono"/>
-          <w:sz w:val="17"/>
-        </w:rPr>
-        <w:t>python procurement.py prepare "2026-OJS202-00719016-de.pdf" \</w:t>
-      </w:r>
-      <w:r>
-        <w:br/>
-      </w:r>
-      <w:r>
-        <w:rPr>
-          <w:rFonts w:ascii="DejaVu Sans Mono" w:hAnsi="DejaVu Sans Mono"/>
-          <w:sz w:val="17"/>
-        </w:rPr>
-        <w:t xml:space="preserve">  --mapping examples/kam_mapping_dummy.xlsx \</w:t>
-      </w:r>
-      <w:r>
-        <w:br/>
-      </w:r>
-      <w:r>
-        <w:rPr>
-          <w:rFonts w:ascii="DejaVu Sans Mono" w:hAnsi="DejaVu Sans Mono"/>
-          <w:sz w:val="17"/>
-        </w:rPr>
-        <w:t xml:space="preserve">  --financial-basis awarded --output output/lka-demo</w:t>
-      </w:r>
-    </w:p>
-    <w:p>
-      <w:pPr>
-        <w:pStyle w:val="Normal"/>
-        <w:keepNext w:val="0"/>
-        <w:keepLines w:val="0"/>
-        <w:pageBreakBefore w:val="0"/>
-        <w:widowControl/>
-        <w:bidi w:val="0"/>
-        <w:spacing w:lineRule="auto" w:line="360" w:before="0" w:after="120"/>
-        <w:ind w:hanging="0" w:start="0" w:end="0"/>
-        <w:jc w:val="both"/>
-        <w:rPr/>
-      </w:pPr>
-      <w:r>
-        <w:rPr>
-          <w:rFonts w:ascii="Aptos" w:hAnsi="Aptos"/>
-          <w:b w:val="0"/>
-          <w:sz w:val="22"/>
-        </w:rPr>
-        <w:t>Use a new output directory for each run: existing reports are not overwritten. A successful exit means that reports were written, not that their contents were approved. The companion ZIP includes the source, requirements, dummy workbook, tests and configuration example.</w:t>
-      </w:r>
-    </w:p>
-    <w:p>
-      <w:pPr>
-        <w:pStyle w:val="Normal"/>
-        <w:keepNext/>
-        <w:keepLines/>
-        <w:pageBreakBefore/>
-        <w:widowControl/>
-        <w:bidi w:val="0"/>
-        <w:spacing w:lineRule="auto" w:line="360" w:before="180" w:after="100"/>
-        <w:ind w:hanging="0" w:start="0" w:end="0"/>
-        <w:jc w:val="left"/>
-        <w:rPr>
-          <w:rFonts w:ascii="Aptos" w:hAnsi="Aptos" w:eastAsia="Aptos" w:cs="Aptos"/>
-          <w:b/>
-          <w:bCs/>
-          <w:color w:val="000000"/>
-          <w:spacing w:val="0"/>
-          <w:sz w:val="22"/>
-          <w:szCs w:val="22"/>
-        </w:rPr>
-      </w:pPr>
-      <w:r>
-        <w:rPr>
-          <w:rFonts w:ascii="Aptos" w:hAnsi="Aptos"/>
-          <w:b/>
-          <w:sz w:val="22"/>
-        </w:rPr>
-        <w:t>A.2 Worked example and validation</w:t>
-      </w:r>
-    </w:p>
-    <w:p>
-      <w:pPr>
-        <w:pStyle w:val="Normal"/>
-        <w:keepNext w:val="0"/>
-        <w:keepLines w:val="0"/>
-        <w:pageBreakBefore w:val="0"/>
-        <w:widowControl/>
-        <w:bidi w:val="0"/>
-        <w:spacing w:lineRule="auto" w:line="360" w:before="0" w:after="120"/>
-        <w:ind w:hanging="0" w:start="0" w:end="0"/>
-        <w:jc w:val="both"/>
-        <w:rPr/>
-      </w:pPr>
-      <w:r>
-        <w:rPr>
-          <w:rFonts w:ascii="Aptos" w:hAnsi="Aptos"/>
-          <w:b w:val="0"/>
-          <w:sz w:val="22"/>
-        </w:rPr>
-        <w:t>For the LKA award notice 719016-2026, the tested example produced the following draft. Award notices illustrate extraction; they do not establish that an already-awarded contract is a new sales opportunity.</w:t>
-      </w:r>
-    </w:p>
-    <w:p>
-      <w:pPr>
-        <w:keepNext w:val="0"/>
-        <w:keepLines w:val="0"/>
-        <w:spacing w:before="0" w:after="0" w:line="200" w:lineRule="exact"/>
-        <w:jc w:val="left"/>
-      </w:pPr>
-      <w:r>
-        <w:rPr>
-          <w:rFonts w:ascii="DejaVu Sans Mono" w:hAnsi="DejaVu Sans Mono"/>
-          <w:sz w:val="17"/>
-        </w:rPr>
-        <w:t>Auftraggeber: Landeskriminalamt Nordrhein-Westfalen</w:t>
-      </w:r>
-      <w:r>
-        <w:br/>
-      </w:r>
-      <w:r>
-        <w:rPr>
-          <w:rFonts w:ascii="DejaVu Sans Mono" w:hAnsi="DejaVu Sans Mono"/>
-          <w:sz w:val="17"/>
-        </w:rPr>
-        <w:t>Erwarteter Umsatz: 277 850,75 EUR</w:t>
-      </w:r>
-      <w:r>
-        <w:br/>
-      </w:r>
-      <w:r>
-        <w:rPr>
-          <w:rFonts w:ascii="DejaVu Sans Mono" w:hAnsi="DejaVu Sans Mono"/>
-          <w:sz w:val="17"/>
-        </w:rPr>
-        <w:t>Zuschlagskriterien: Preis; Gewichtung 100 Punkte</w:t>
-      </w:r>
-      <w:r>
-        <w:br/>
-      </w:r>
-      <w:r>
-        <w:rPr>
-          <w:rFonts w:ascii="DejaVu Sans Mono" w:hAnsi="DejaVu Sans Mono"/>
-          <w:sz w:val="17"/>
-        </w:rPr>
-        <w:t>Laufzeit: Andere Laufzeit: Unbegrenzt</w:t>
-      </w:r>
-      <w:r>
-        <w:br/>
-      </w:r>
-      <w:r>
-        <w:rPr>
-          <w:rFonts w:ascii="DejaVu Sans Mono" w:hAnsi="DejaVu Sans Mono"/>
-          <w:sz w:val="17"/>
-        </w:rPr>
-        <w:t>KAM: KAM SI</w:t>
-      </w:r>
-      <w:r>
-        <w:br/>
-      </w:r>
-      <w:r>
-        <w:rPr>
-          <w:rFonts w:ascii="DejaVu Sans Mono" w:hAnsi="DejaVu Sans Mono"/>
-          <w:sz w:val="17"/>
-        </w:rPr>
-        <w:t>REVIEW: Draft reference value only; confirm expected revenue</w:t>
-      </w:r>
-      <w:r>
-        <w:br/>
-      </w:r>
-      <w:r>
-        <w:rPr>
-          <w:rFonts w:ascii="DejaVu Sans Mono" w:hAnsi="DejaVu Sans Mono"/>
-          <w:sz w:val="17"/>
-        </w:rPr>
-        <w:t xml:space="preserve">        before Jira transfer.</w:t>
-      </w:r>
-    </w:p>
-    <w:p>
-      <w:pPr>
-        <w:pStyle w:val="Normal"/>
-        <w:keepNext w:val="0"/>
-        <w:keepLines w:val="0"/>
-        <w:pageBreakBefore w:val="0"/>
-        <w:widowControl/>
-        <w:bidi w:val="0"/>
-        <w:spacing w:lineRule="auto" w:line="360" w:before="0" w:after="120"/>
-        <w:ind w:hanging="0" w:start="0" w:end="0"/>
-        <w:jc w:val="both"/>
-        <w:rPr/>
-      </w:pPr>
-      <w:r>
-        <w:rPr>
-          <w:rFonts w:ascii="Aptos" w:hAnsi="Aptos"/>
-          <w:b w:val="0"/>
-          <w:sz w:val="22"/>
-        </w:rPr>
-        <w:t>The award-criteria line above is abbreviated for readability; the JSON report and terminal output retain the full extracted criteria block. The selected amount comes from “Wert aller in dieser Bekanntmachung vergebenen Verträge” in section 6. It is a draft reference, not an automatically calculated revenue forecast.</w:t>
-      </w:r>
-    </w:p>
-    <w:tbl>
-      <w:tblPr>
-        <w:tblW w:type="auto" w:w="0"/>
-        <w:tblLook w:firstColumn="1" w:firstRow="1" w:lastColumn="0" w:lastRow="0" w:noHBand="0" w:noVBand="1" w:val="04A0"/>
-        <w:tblBorders>
-          <w:top w:val="single" w:sz="4" w:color="B6C1CB"/>
-          <w:left w:val="single" w:sz="4" w:color="B6C1CB"/>
-          <w:bottom w:val="single" w:sz="4" w:color="B6C1CB"/>
-          <w:right w:val="single" w:sz="4" w:color="B6C1CB"/>
-          <w:insideH w:val="single" w:sz="4" w:color="B6C1CB"/>
-          <w:insideV w:val="single" w:sz="4" w:color="B6C1CB"/>
-        </w:tblBorders>
-      </w:tblPr>
-      <w:tblGrid>
-        <w:gridCol w:w="3400"/>
-        <w:gridCol w:w="3400"/>
-        <w:gridCol w:w="3400"/>
-      </w:tblGrid>
-      <w:tr>
-        <w:tc>
-          <w:tcPr>
-            <w:tcW w:type="dxa" w:w="3400"/>
-          </w:tcPr>
-          <w:p>
-            <w:pPr>
-              <w:spacing w:after="80" w:line="240" w:lineRule="auto"/>
-            </w:pPr>
-            <w:r>
-              <w:rPr>
-                <w:rFonts w:ascii="Aptos" w:hAnsi="Aptos"/>
-                <w:b/>
-                <w:sz w:val="18"/>
-              </w:rPr>
-              <w:t>Notice / buyer</w:t>
-            </w:r>
-          </w:p>
-        </w:tc>
-        <w:tc>
-          <w:tcPr>
-            <w:tcW w:type="dxa" w:w="3400"/>
-          </w:tcPr>
-          <w:p>
-            <w:pPr>
-              <w:spacing w:after="80" w:line="240" w:lineRule="auto"/>
-            </w:pPr>
-            <w:r>
-              <w:rPr>
-                <w:rFonts w:ascii="Aptos" w:hAnsi="Aptos"/>
-                <w:b/>
-                <w:sz w:val="18"/>
-              </w:rPr>
-              <w:t>Dummy unit</w:t>
-            </w:r>
-          </w:p>
-        </w:tc>
-        <w:tc>
-          <w:tcPr>
-            <w:tcW w:type="dxa" w:w="3400"/>
-          </w:tcPr>
-          <w:p>
-            <w:pPr>
-              <w:spacing w:after="80" w:line="240" w:lineRule="auto"/>
-            </w:pPr>
-            <w:r>
-              <w:rPr>
-                <w:rFonts w:ascii="Aptos" w:hAnsi="Aptos"/>
-                <w:b/>
-                <w:sz w:val="18"/>
-              </w:rPr>
-              <w:t>Observed result</w:t>
-            </w:r>
-          </w:p>
-        </w:tc>
-      </w:tr>
-      <w:tr>
-        <w:tc>
-          <w:tcPr>
-            <w:tcW w:type="dxa" w:w="3400"/>
-          </w:tcPr>
-          <w:p>
-            <w:pPr>
-              <w:spacing w:after="80" w:line="240" w:lineRule="auto"/>
-            </w:pPr>
-            <w:r>
-              <w:rPr>
-                <w:rFonts w:ascii="Aptos" w:hAnsi="Aptos"/>
-                <w:sz w:val="18"/>
-              </w:rPr>
-              <w:t>712954 / Procurement, Claim and Mobility</w:t>
-            </w:r>
-          </w:p>
-        </w:tc>
-        <w:tc>
-          <w:tcPr>
-            <w:tcW w:type="dxa" w:w="3400"/>
-          </w:tcPr>
-          <w:p>
-            <w:pPr>
-              <w:spacing w:after="80" w:line="240" w:lineRule="auto"/>
-            </w:pPr>
-            <w:r>
-              <w:rPr>
-                <w:rFonts w:ascii="Aptos" w:hAnsi="Aptos"/>
-                <w:sz w:val="18"/>
-              </w:rPr>
-              <w:t>KAM FFO</w:t>
-            </w:r>
-          </w:p>
-        </w:tc>
-        <w:tc>
-          <w:tcPr>
-            <w:tcW w:type="dxa" w:w="3400"/>
-          </w:tcPr>
-          <w:p>
-            <w:pPr>
-              <w:spacing w:after="80" w:line="240" w:lineRule="auto"/>
-            </w:pPr>
-            <w:r>
-              <w:rPr>
-                <w:rFonts w:ascii="Aptos" w:hAnsi="Aptos"/>
-                <w:sz w:val="18"/>
-              </w:rPr>
-              <w:t>No financial figure or award criteria; duration explicitly unknown.</w:t>
-            </w:r>
-          </w:p>
-        </w:tc>
-      </w:tr>
-      <w:tr>
-        <w:tc>
-          <w:tcPr>
-            <w:tcW w:type="dxa" w:w="3400"/>
-          </w:tcPr>
-          <w:p>
-            <w:pPr>
-              <w:spacing w:after="80" w:line="240" w:lineRule="auto"/>
-            </w:pPr>
-            <w:r>
-              <w:rPr>
-                <w:rFonts w:ascii="Aptos" w:hAnsi="Aptos"/>
-                <w:sz w:val="18"/>
-              </w:rPr>
-              <w:t>719016 / LKA Nordrhein-Westfalen</w:t>
-            </w:r>
-          </w:p>
-        </w:tc>
-        <w:tc>
-          <w:tcPr>
-            <w:tcW w:type="dxa" w:w="3400"/>
-          </w:tcPr>
-          <w:p>
-            <w:pPr>
-              <w:spacing w:after="80" w:line="240" w:lineRule="auto"/>
-            </w:pPr>
-            <w:r>
-              <w:rPr>
-                <w:rFonts w:ascii="Aptos" w:hAnsi="Aptos"/>
-                <w:sz w:val="18"/>
-              </w:rPr>
-              <w:t>KAM SI</w:t>
-            </w:r>
-          </w:p>
-        </w:tc>
-        <w:tc>
-          <w:tcPr>
-            <w:tcW w:type="dxa" w:w="3400"/>
-          </w:tcPr>
-          <w:p>
-            <w:pPr>
-              <w:spacing w:after="80" w:line="240" w:lineRule="auto"/>
-            </w:pPr>
-            <w:r>
-              <w:rPr>
-                <w:rFonts w:ascii="Aptos" w:hAnsi="Aptos"/>
-                <w:sz w:val="18"/>
-              </w:rPr>
-              <w:t>Awarded reference 277 850,75 EUR; price criterion and unlimited duration.</w:t>
-            </w:r>
-          </w:p>
-        </w:tc>
-      </w:tr>
-      <w:tr>
-        <w:tc>
-          <w:tcPr>
-            <w:tcW w:type="dxa" w:w="3400"/>
-          </w:tcPr>
-          <w:p>
-            <w:pPr>
-              <w:spacing w:after="80" w:line="240" w:lineRule="auto"/>
-            </w:pPr>
-            <w:r>
-              <w:rPr>
-                <w:rFonts w:ascii="Aptos" w:hAnsi="Aptos"/>
-                <w:sz w:val="18"/>
-              </w:rPr>
-              <w:t>727655 / Landeshauptstadt München</w:t>
-            </w:r>
-          </w:p>
-        </w:tc>
-        <w:tc>
-          <w:tcPr>
-            <w:tcW w:type="dxa" w:w="3400"/>
-          </w:tcPr>
-          <w:p>
-            <w:pPr>
-              <w:spacing w:after="80" w:line="240" w:lineRule="auto"/>
-            </w:pPr>
-            <w:r>
-              <w:rPr>
-                <w:rFonts w:ascii="Aptos" w:hAnsi="Aptos"/>
-                <w:sz w:val="18"/>
-              </w:rPr>
-              <w:t>KAM DG</w:t>
-            </w:r>
-          </w:p>
-        </w:tc>
-        <w:tc>
-          <w:tcPr>
-            <w:tcW w:type="dxa" w:w="3400"/>
-          </w:tcPr>
-          <w:p>
-            <w:pPr>
-              <w:spacing w:after="80" w:line="240" w:lineRule="auto"/>
-            </w:pPr>
-            <w:r>
-              <w:rPr>
-                <w:rFonts w:ascii="Aptos" w:hAnsi="Aptos"/>
-                <w:sz w:val="18"/>
-              </w:rPr>
-              <w:t>Conflicting estimates retained for review; duration 48 months; criteria refer to procurement documents.</w:t>
-            </w:r>
-          </w:p>
-        </w:tc>
-      </w:tr>
-      <w:tr>
-        <w:tc>
-          <w:tcPr>
-            <w:tcW w:type="dxa" w:w="3400"/>
-          </w:tcPr>
-          <w:p>
-            <w:pPr>
-              <w:spacing w:after="80" w:line="240" w:lineRule="auto"/>
-            </w:pPr>
-            <w:r>
-              <w:rPr>
-                <w:rFonts w:ascii="Aptos" w:hAnsi="Aptos"/>
-                <w:sz w:val="18"/>
-              </w:rPr>
-              <w:t>733448 / gematik GmbH</w:t>
-            </w:r>
-          </w:p>
-        </w:tc>
-        <w:tc>
-          <w:tcPr>
-            <w:tcW w:type="dxa" w:w="3400"/>
-          </w:tcPr>
-          <w:p>
-            <w:pPr>
-              <w:spacing w:after="80" w:line="240" w:lineRule="auto"/>
-            </w:pPr>
-            <w:r>
-              <w:rPr>
-                <w:rFonts w:ascii="Aptos" w:hAnsi="Aptos"/>
-                <w:sz w:val="18"/>
-              </w:rPr>
-              <w:t>KAM BD</w:t>
-            </w:r>
-          </w:p>
-        </w:tc>
-        <w:tc>
-          <w:tcPr>
-            <w:tcW w:type="dxa" w:w="3400"/>
-          </w:tcPr>
-          <w:p>
-            <w:pPr>
-              <w:spacing w:after="80" w:line="240" w:lineRule="auto"/>
-            </w:pPr>
-            <w:r>
-              <w:rPr>
-                <w:rFonts w:ascii="Aptos" w:hAnsi="Aptos"/>
-                <w:sz w:val="18"/>
-              </w:rPr>
-              <w:t>No structured financial figure or award criteria; base duration 24 months plus extension evidence.</w:t>
-            </w:r>
-          </w:p>
-        </w:tc>
-      </w:tr>
-      <w:tr>
-        <w:tc>
-          <w:tcPr>
-            <w:tcW w:type="dxa" w:w="3400"/>
-          </w:tcPr>
-          <w:p>
-            <w:pPr>
-              <w:spacing w:after="80" w:line="240" w:lineRule="auto"/>
-            </w:pPr>
-            <w:r>
-              <w:rPr>
-                <w:rFonts w:ascii="Aptos" w:hAnsi="Aptos"/>
-                <w:sz w:val="18"/>
-              </w:rPr>
-              <w:t>737139 / Stadt Bruchsal</w:t>
-            </w:r>
-          </w:p>
-        </w:tc>
-        <w:tc>
-          <w:tcPr>
-            <w:tcW w:type="dxa" w:w="3400"/>
-          </w:tcPr>
-          <w:p>
-            <w:pPr>
-              <w:spacing w:after="80" w:line="240" w:lineRule="auto"/>
-            </w:pPr>
-            <w:r>
-              <w:rPr>
-                <w:rFonts w:ascii="Aptos" w:hAnsi="Aptos"/>
-                <w:sz w:val="18"/>
-              </w:rPr>
-              <w:t>KAM DG</w:t>
-            </w:r>
-          </w:p>
-        </w:tc>
-        <w:tc>
-          <w:tcPr>
-            <w:tcW w:type="dxa" w:w="3400"/>
-          </w:tcPr>
-          <w:p>
-            <w:pPr>
-              <w:spacing w:after="80" w:line="240" w:lineRule="auto"/>
-            </w:pPr>
-            <w:r>
-              <w:rPr>
-                <w:rFonts w:ascii="Aptos" w:hAnsi="Aptos"/>
-                <w:sz w:val="18"/>
-              </w:rPr>
-              <w:t>Awarded reference 66 125,84 EUR; price criterion; start and end dates extracted.</w:t>
-            </w:r>
-          </w:p>
-        </w:tc>
-      </w:tr>
-    </w:tbl>
-    <w:p>
-      <w:pPr>
-        <w:pStyle w:val="Normal"/>
-        <w:keepNext w:val="0"/>
-        <w:keepLines w:val="0"/>
-        <w:pageBreakBefore w:val="0"/>
-        <w:widowControl/>
-        <w:bidi w:val="0"/>
-        <w:spacing w:lineRule="auto" w:line="360" w:before="0" w:after="120"/>
-        <w:ind w:hanging="0" w:start="0" w:end="0"/>
-        <w:jc w:val="both"/>
-        <w:rPr/>
-      </w:pPr>
-      <w:r>
-        <w:rPr>
-          <w:rFonts w:ascii="Aptos" w:hAnsi="Aptos"/>
-          <w:b w:val="0"/>
-          <w:sz w:val="22"/>
-        </w:rPr>
-        <w:t>All five supplied PDFs were processed with the dummy mapping. Seven automated tests passed, covering buyer/supplier scope, financial categories versus price weightings, missing and conflicting values, multiple lots, and unique, missing or conflicting KAM matches. These checks establish the limited offline demonstration; they do not validate real company assignments or a live Jira connection.</w:t>
-      </w:r>
-    </w:p>
-    <w:p>
-      <w:pPr>
-        <w:pStyle w:val="Normal"/>
-        <w:keepNext/>
-        <w:keepLines/>
-        <w:pageBreakBefore/>
-        <w:widowControl/>
-        <w:bidi w:val="0"/>
-        <w:spacing w:lineRule="auto" w:line="360" w:before="180" w:after="100"/>
-        <w:ind w:hanging="0" w:start="0" w:end="0"/>
-        <w:jc w:val="left"/>
-        <w:rPr>
-          <w:rFonts w:ascii="Aptos" w:hAnsi="Aptos" w:eastAsia="Aptos" w:cs="Aptos"/>
-          <w:b/>
-          <w:bCs/>
-          <w:color w:val="000000"/>
-          <w:spacing w:val="0"/>
-          <w:sz w:val="22"/>
-          <w:szCs w:val="22"/>
-        </w:rPr>
-      </w:pPr>
-      <w:r>
-        <w:rPr>
-          <w:rFonts w:ascii="Aptos" w:hAnsi="Aptos"/>
-          <w:b/>
-          <w:sz w:val="22"/>
-        </w:rPr>
-        <w:t>A.3 Complete Python listing — procurement.py</w:t>
-      </w:r>
-    </w:p>
-    <w:p>
-      <w:pPr>
-        <w:pStyle w:val="Normal"/>
-        <w:keepNext w:val="0"/>
-        <w:keepLines w:val="0"/>
-        <w:pageBreakBefore w:val="0"/>
-        <w:widowControl/>
-        <w:bidi w:val="0"/>
-        <w:spacing w:lineRule="auto" w:line="360" w:before="0" w:after="120"/>
-        <w:ind w:hanging="0" w:start="0" w:end="0"/>
-        <w:jc w:val="both"/>
-        <w:rPr/>
-      </w:pPr>
-      <w:r>
-        <w:rPr>
-          <w:rFonts w:ascii="Aptos" w:hAnsi="Aptos"/>
-          <w:b w:val="0"/>
-          <w:sz w:val="22"/>
-        </w:rPr>
-        <w:t>The following is the complete runnable script included in the companion package. The default prepare command is offline. The fill-jira command is an explicit, optional extension and contains no automatic submission action.</w:t>
-      </w:r>
-    </w:p>
-    <w:p>
-      <w:pPr>
-        <w:keepNext w:val="0"/>
-        <w:keepLines w:val="0"/>
-        <w:widowControl w:val="0"/>
-        <w:spacing w:before="0" w:after="0" w:line="190" w:lineRule="exact"/>
-        <w:jc w:val="left"/>
-      </w:pPr>
-      <w:r>
-        <w:rPr>
-          <w:rFonts w:ascii="DejaVu Sans Mono" w:hAnsi="DejaVu Sans Mono"/>
-          <w:sz w:val="16"/>
-        </w:rPr>
-        <w:t>"""Prepare reviewable Jira field drafts from German TED PDF notices."""</w:t>
-      </w:r>
-    </w:p>
-    <w:p>
-      <w:pPr>
-        <w:keepNext w:val="0"/>
-        <w:keepLines w:val="0"/>
-        <w:widowControl w:val="0"/>
-        <w:spacing w:before="0" w:after="0" w:line="190" w:lineRule="exact"/>
-        <w:jc w:val="left"/>
-      </w:pPr>
-      <w:r>
-        <w:rPr>
-          <w:rFonts w:ascii="DejaVu Sans Mono" w:hAnsi="DejaVu Sans Mono"/>
-          <w:sz w:val="16"/>
-        </w:rPr>
-      </w:r>
-    </w:p>
-    <w:p>
-      <w:pPr>
-        <w:keepNext w:val="0"/>
-        <w:keepLines w:val="0"/>
-        <w:widowControl w:val="0"/>
-        <w:spacing w:before="0" w:after="0" w:line="190" w:lineRule="exact"/>
-        <w:jc w:val="left"/>
-      </w:pPr>
-      <w:r>
-        <w:rPr>
-          <w:rFonts w:ascii="DejaVu Sans Mono" w:hAnsi="DejaVu Sans Mono"/>
-          <w:sz w:val="16"/>
-        </w:rPr>
-        <w:t>from __future__ import annotations</w:t>
-      </w:r>
-    </w:p>
-    <w:p>
-      <w:pPr>
-        <w:keepNext w:val="0"/>
-        <w:keepLines w:val="0"/>
-        <w:widowControl w:val="0"/>
-        <w:spacing w:before="0" w:after="0" w:line="190" w:lineRule="exact"/>
-        <w:jc w:val="left"/>
-      </w:pPr>
-      <w:r>
-        <w:rPr>
-          <w:rFonts w:ascii="DejaVu Sans Mono" w:hAnsi="DejaVu Sans Mono"/>
-          <w:sz w:val="16"/>
-        </w:rPr>
-        <w:t>import argparse</w:t>
-      </w:r>
-    </w:p>
-    <w:p>
-      <w:pPr>
-        <w:keepNext w:val="0"/>
-        <w:keepLines w:val="0"/>
-        <w:widowControl w:val="0"/>
-        <w:spacing w:before="0" w:after="0" w:line="190" w:lineRule="exact"/>
-        <w:jc w:val="left"/>
-      </w:pPr>
-      <w:r>
-        <w:rPr>
-          <w:rFonts w:ascii="DejaVu Sans Mono" w:hAnsi="DejaVu Sans Mono"/>
-          <w:sz w:val="16"/>
-        </w:rPr>
-        <w:t>import hashlib</w:t>
-      </w:r>
-    </w:p>
-    <w:p>
-      <w:pPr>
-        <w:keepNext w:val="0"/>
-        <w:keepLines w:val="0"/>
-        <w:widowControl w:val="0"/>
-        <w:spacing w:before="0" w:after="0" w:line="190" w:lineRule="exact"/>
-        <w:jc w:val="left"/>
-      </w:pPr>
-      <w:r>
-        <w:rPr>
-          <w:rFonts w:ascii="DejaVu Sans Mono" w:hAnsi="DejaVu Sans Mono"/>
-          <w:sz w:val="16"/>
-        </w:rPr>
-        <w:t>import json</w:t>
-      </w:r>
-    </w:p>
-    <w:p>
-      <w:pPr>
-        <w:keepNext w:val="0"/>
-        <w:keepLines w:val="0"/>
-        <w:widowControl w:val="0"/>
-        <w:spacing w:before="0" w:after="0" w:line="190" w:lineRule="exact"/>
-        <w:jc w:val="left"/>
-      </w:pPr>
-      <w:r>
-        <w:rPr>
-          <w:rFonts w:ascii="DejaVu Sans Mono" w:hAnsi="DejaVu Sans Mono"/>
-          <w:sz w:val="16"/>
-        </w:rPr>
-        <w:t>import re</w:t>
-      </w:r>
-    </w:p>
-    <w:p>
-      <w:pPr>
-        <w:keepNext w:val="0"/>
-        <w:keepLines w:val="0"/>
-        <w:widowControl w:val="0"/>
-        <w:spacing w:before="0" w:after="0" w:line="190" w:lineRule="exact"/>
-        <w:jc w:val="left"/>
-      </w:pPr>
-      <w:r>
-        <w:rPr>
-          <w:rFonts w:ascii="DejaVu Sans Mono" w:hAnsi="DejaVu Sans Mono"/>
-          <w:sz w:val="16"/>
-        </w:rPr>
-        <w:t>import unicodedata</w:t>
-      </w:r>
-    </w:p>
-    <w:p>
-      <w:pPr>
-        <w:keepNext w:val="0"/>
-        <w:keepLines w:val="0"/>
-        <w:widowControl w:val="0"/>
-        <w:spacing w:before="0" w:after="0" w:line="190" w:lineRule="exact"/>
-        <w:jc w:val="left"/>
-      </w:pPr>
-      <w:r>
-        <w:rPr>
-          <w:rFonts w:ascii="DejaVu Sans Mono" w:hAnsi="DejaVu Sans Mono"/>
-          <w:sz w:val="16"/>
-        </w:rPr>
-        <w:t>from decimal import Decimal</w:t>
-      </w:r>
-    </w:p>
-    <w:p>
-      <w:pPr>
-        <w:keepNext w:val="0"/>
-        <w:keepLines w:val="0"/>
-        <w:widowControl w:val="0"/>
-        <w:spacing w:before="0" w:after="0" w:line="190" w:lineRule="exact"/>
-        <w:jc w:val="left"/>
-      </w:pPr>
-      <w:r>
-        <w:rPr>
-          <w:rFonts w:ascii="DejaVu Sans Mono" w:hAnsi="DejaVu Sans Mono"/>
-          <w:sz w:val="16"/>
-        </w:rPr>
-        <w:t>from pathlib import Path</w:t>
-      </w:r>
-    </w:p>
-    <w:p>
-      <w:pPr>
-        <w:keepNext w:val="0"/>
-        <w:keepLines w:val="0"/>
-        <w:widowControl w:val="0"/>
-        <w:spacing w:before="0" w:after="0" w:line="190" w:lineRule="exact"/>
-        <w:jc w:val="left"/>
-      </w:pPr>
-      <w:r>
-        <w:rPr>
-          <w:rFonts w:ascii="DejaVu Sans Mono" w:hAnsi="DejaVu Sans Mono"/>
-          <w:sz w:val="16"/>
-        </w:rPr>
-        <w:t>from pypdf import PdfReader</w:t>
-      </w:r>
-    </w:p>
-    <w:p>
-      <w:pPr>
-        <w:keepNext w:val="0"/>
-        <w:keepLines w:val="0"/>
-        <w:widowControl w:val="0"/>
-        <w:spacing w:before="0" w:after="0" w:line="190" w:lineRule="exact"/>
-        <w:jc w:val="left"/>
-      </w:pPr>
-      <w:r>
-        <w:rPr>
-          <w:rFonts w:ascii="DejaVu Sans Mono" w:hAnsi="DejaVu Sans Mono"/>
-          <w:sz w:val="16"/>
-        </w:rPr>
-        <w:t>from openpyxl import load_workbook</w:t>
-      </w:r>
-    </w:p>
-    <w:p>
-      <w:pPr>
-        <w:keepNext w:val="0"/>
-        <w:keepLines w:val="0"/>
-        <w:widowControl w:val="0"/>
-        <w:spacing w:before="0" w:after="0" w:line="190" w:lineRule="exact"/>
-        <w:jc w:val="left"/>
-      </w:pPr>
-      <w:r>
-        <w:rPr>
-          <w:rFonts w:ascii="DejaVu Sans Mono" w:hAnsi="DejaVu Sans Mono"/>
-          <w:sz w:val="16"/>
-        </w:rPr>
-      </w:r>
-    </w:p>
-    <w:p>
-      <w:pPr>
-        <w:keepNext w:val="0"/>
-        <w:keepLines w:val="0"/>
-        <w:widowControl w:val="0"/>
-        <w:spacing w:before="0" w:after="0" w:line="190" w:lineRule="exact"/>
-        <w:jc w:val="left"/>
-      </w:pPr>
-      <w:r>
-        <w:rPr>
-          <w:rFonts w:ascii="DejaVu Sans Mono" w:hAnsi="DejaVu Sans Mono"/>
-          <w:sz w:val="16"/>
-        </w:rPr>
-        <w:t>HEADING = re.compile(r"^(\d+(?:\.\d+)*\.)\s+(.+)$")</w:t>
-      </w:r>
-    </w:p>
-    <w:p>
-      <w:pPr>
-        <w:keepNext w:val="0"/>
-        <w:keepLines w:val="0"/>
-        <w:widowControl w:val="0"/>
-        <w:spacing w:before="0" w:after="0" w:line="190" w:lineRule="exact"/>
-        <w:jc w:val="left"/>
-      </w:pPr>
-      <w:r>
-        <w:rPr>
-          <w:rFonts w:ascii="DejaVu Sans Mono" w:hAnsi="DejaVu Sans Mono"/>
-          <w:sz w:val="16"/>
-        </w:rPr>
-        <w:t>MONEY = re.compile(</w:t>
-      </w:r>
-    </w:p>
-    <w:p>
-      <w:pPr>
-        <w:keepNext w:val="0"/>
-        <w:keepLines w:val="0"/>
-        <w:widowControl w:val="0"/>
-        <w:spacing w:before="0" w:after="0" w:line="190" w:lineRule="exact"/>
-        <w:jc w:val="left"/>
-      </w:pPr>
-      <w:r>
-        <w:rPr>
-          <w:rFonts w:ascii="DejaVu Sans Mono" w:hAnsi="DejaVu Sans Mono"/>
-          <w:sz w:val="16"/>
-        </w:rPr>
-        <w:t xml:space="preserve">    r"^(Geschätzter Wert ohne MwSt\.|Höchstwert der Rahmenvereinbarung|Wert aller in dieser Bekanntmachung vergebenen Verträge|Wert des Angebots):\s*(.+)$"</w:t>
-      </w:r>
-    </w:p>
-    <w:p>
-      <w:pPr>
-        <w:keepNext w:val="0"/>
-        <w:keepLines w:val="0"/>
-        <w:widowControl w:val="0"/>
-        <w:spacing w:before="0" w:after="0" w:line="190" w:lineRule="exact"/>
-        <w:jc w:val="left"/>
-      </w:pPr>
-      <w:r>
-        <w:rPr>
-          <w:rFonts w:ascii="DejaVu Sans Mono" w:hAnsi="DejaVu Sans Mono"/>
-          <w:sz w:val="16"/>
-        </w:rPr>
-        <w:t>)</w:t>
-      </w:r>
-    </w:p>
-    <w:p>
-      <w:pPr>
-        <w:keepNext w:val="0"/>
-        <w:keepLines w:val="0"/>
-        <w:widowControl w:val="0"/>
-        <w:spacing w:before="0" w:after="0" w:line="190" w:lineRule="exact"/>
-        <w:jc w:val="left"/>
-      </w:pPr>
-      <w:r>
-        <w:rPr>
-          <w:rFonts w:ascii="DejaVu Sans Mono" w:hAnsi="DejaVu Sans Mono"/>
-          <w:sz w:val="16"/>
-        </w:rPr>
-        <w:t>FINANCIAL_KINDS = {</w:t>
-      </w:r>
-    </w:p>
-    <w:p>
-      <w:pPr>
-        <w:keepNext w:val="0"/>
-        <w:keepLines w:val="0"/>
-        <w:widowControl w:val="0"/>
-        <w:spacing w:before="0" w:after="0" w:line="190" w:lineRule="exact"/>
-        <w:jc w:val="left"/>
-      </w:pPr>
-      <w:r>
-        <w:rPr>
-          <w:rFonts w:ascii="DejaVu Sans Mono" w:hAnsi="DejaVu Sans Mono"/>
-          <w:sz w:val="16"/>
-        </w:rPr>
-        <w:t xml:space="preserve">    "estimated": "Geschätzter Wert ohne MwSt.",</w:t>
-      </w:r>
-    </w:p>
-    <w:p>
-      <w:pPr>
-        <w:keepNext w:val="0"/>
-        <w:keepLines w:val="0"/>
-        <w:widowControl w:val="0"/>
-        <w:spacing w:before="0" w:after="0" w:line="190" w:lineRule="exact"/>
-        <w:jc w:val="left"/>
-      </w:pPr>
-      <w:r>
-        <w:rPr>
-          <w:rFonts w:ascii="DejaVu Sans Mono" w:hAnsi="DejaVu Sans Mono"/>
-          <w:sz w:val="16"/>
-        </w:rPr>
-        <w:t xml:space="preserve">    "awarded": "Wert aller in dieser Bekanntmachung vergebenen Verträge",</w:t>
-      </w:r>
-    </w:p>
-    <w:p>
-      <w:pPr>
-        <w:keepNext w:val="0"/>
-        <w:keepLines w:val="0"/>
-        <w:widowControl w:val="0"/>
-        <w:spacing w:before="0" w:after="0" w:line="190" w:lineRule="exact"/>
-        <w:jc w:val="left"/>
-      </w:pPr>
-      <w:r>
-        <w:rPr>
-          <w:rFonts w:ascii="DejaVu Sans Mono" w:hAnsi="DejaVu Sans Mono"/>
-          <w:sz w:val="16"/>
-        </w:rPr>
-        <w:t xml:space="preserve">    "ceiling": "Höchstwert der Rahmenvereinbarung",</w:t>
-      </w:r>
-    </w:p>
-    <w:p>
-      <w:pPr>
-        <w:keepNext w:val="0"/>
-        <w:keepLines w:val="0"/>
-        <w:widowControl w:val="0"/>
-        <w:spacing w:before="0" w:after="0" w:line="190" w:lineRule="exact"/>
-        <w:jc w:val="left"/>
-      </w:pPr>
-      <w:r>
-        <w:rPr>
-          <w:rFonts w:ascii="DejaVu Sans Mono" w:hAnsi="DejaVu Sans Mono"/>
-          <w:sz w:val="16"/>
-        </w:rPr>
-        <w:t>}</w:t>
-      </w:r>
-    </w:p>
-    <w:p>
-      <w:pPr>
-        <w:keepNext w:val="0"/>
-        <w:keepLines w:val="0"/>
-        <w:widowControl w:val="0"/>
-        <w:spacing w:before="0" w:after="0" w:line="190" w:lineRule="exact"/>
-        <w:jc w:val="left"/>
-      </w:pPr>
-      <w:r>
-        <w:rPr>
-          <w:rFonts w:ascii="DejaVu Sans Mono" w:hAnsi="DejaVu Sans Mono"/>
-          <w:sz w:val="16"/>
-        </w:rPr>
-        <w:t>AMOUNT = re.compile(r"^((?:\d{1,3}(?:[ .]\d{3})+|\d+)(?:,\d{2})?)\s+([A-Z]{3})$")</w:t>
-      </w:r>
-    </w:p>
-    <w:p>
-      <w:pPr>
-        <w:keepNext w:val="0"/>
-        <w:keepLines w:val="0"/>
-        <w:widowControl w:val="0"/>
-        <w:spacing w:before="0" w:after="0" w:line="190" w:lineRule="exact"/>
-        <w:jc w:val="left"/>
-      </w:pPr>
-      <w:r>
-        <w:rPr>
-          <w:rFonts w:ascii="DejaVu Sans Mono" w:hAnsi="DejaVu Sans Mono"/>
-          <w:sz w:val="16"/>
-        </w:rPr>
-      </w:r>
-    </w:p>
-    <w:p>
-      <w:pPr>
-        <w:keepNext w:val="0"/>
-        <w:keepLines w:val="0"/>
-        <w:widowControl w:val="0"/>
-        <w:spacing w:before="0" w:after="0" w:line="190" w:lineRule="exact"/>
-        <w:jc w:val="left"/>
-      </w:pPr>
-      <w:r>
-        <w:rPr>
-          <w:rFonts w:ascii="DejaVu Sans Mono" w:hAnsi="DejaVu Sans Mono"/>
-          <w:sz w:val="16"/>
-        </w:rPr>
-      </w:r>
-    </w:p>
-    <w:p>
-      <w:pPr>
-        <w:keepNext w:val="0"/>
-        <w:keepLines w:val="0"/>
-        <w:widowControl w:val="0"/>
-        <w:spacing w:before="0" w:after="0" w:line="190" w:lineRule="exact"/>
-        <w:jc w:val="left"/>
-      </w:pPr>
-      <w:r>
-        <w:rPr>
-          <w:rFonts w:ascii="DejaVu Sans Mono" w:hAnsi="DejaVu Sans Mono"/>
-          <w:sz w:val="16"/>
-        </w:rPr>
-        <w:t>def normalize(value):</w:t>
-      </w:r>
-    </w:p>
-    <w:p>
-      <w:pPr>
-        <w:keepNext w:val="0"/>
-        <w:keepLines w:val="0"/>
-        <w:widowControl w:val="0"/>
-        <w:spacing w:before="0" w:after="0" w:line="190" w:lineRule="exact"/>
-        <w:jc w:val="left"/>
-      </w:pPr>
-      <w:r>
-        <w:rPr>
-          <w:rFonts w:ascii="DejaVu Sans Mono" w:hAnsi="DejaVu Sans Mono"/>
-          <w:sz w:val="16"/>
-        </w:rPr>
-        <w:t xml:space="preserve">    return " ".join(unicodedata.normalize("NFKC", str(value)).casefold().split())</w:t>
-      </w:r>
-    </w:p>
-    <w:p>
-      <w:pPr>
-        <w:keepNext w:val="0"/>
-        <w:keepLines w:val="0"/>
-        <w:widowControl w:val="0"/>
-        <w:spacing w:before="0" w:after="0" w:line="190" w:lineRule="exact"/>
-        <w:jc w:val="left"/>
-      </w:pPr>
-      <w:r>
-        <w:rPr>
-          <w:rFonts w:ascii="DejaVu Sans Mono" w:hAnsi="DejaVu Sans Mono"/>
-          <w:sz w:val="16"/>
-        </w:rPr>
-      </w:r>
-    </w:p>
-    <w:p>
-      <w:pPr>
-        <w:keepNext w:val="0"/>
-        <w:keepLines w:val="0"/>
-        <w:widowControl w:val="0"/>
-        <w:spacing w:before="0" w:after="0" w:line="190" w:lineRule="exact"/>
-        <w:jc w:val="left"/>
-      </w:pPr>
-      <w:r>
-        <w:rPr>
-          <w:rFonts w:ascii="DejaVu Sans Mono" w:hAnsi="DejaVu Sans Mono"/>
-          <w:sz w:val="16"/>
-        </w:rPr>
-      </w:r>
-    </w:p>
-    <w:p>
-      <w:pPr>
-        <w:keepNext w:val="0"/>
-        <w:keepLines w:val="0"/>
-        <w:widowControl w:val="0"/>
-        <w:spacing w:before="0" w:after="0" w:line="190" w:lineRule="exact"/>
-        <w:jc w:val="left"/>
-      </w:pPr>
-      <w:r>
-        <w:rPr>
-          <w:rFonts w:ascii="DejaVu Sans Mono" w:hAnsi="DejaVu Sans Mono"/>
-          <w:sz w:val="16"/>
-        </w:rPr>
-        <w:t>def read_sections(path):</w:t>
-      </w:r>
-    </w:p>
-    <w:p>
-      <w:pPr>
-        <w:keepNext w:val="0"/>
-        <w:keepLines w:val="0"/>
-        <w:widowControl w:val="0"/>
-        <w:spacing w:before="0" w:after="0" w:line="190" w:lineRule="exact"/>
-        <w:jc w:val="left"/>
-      </w:pPr>
-      <w:r>
-        <w:rPr>
-          <w:rFonts w:ascii="DejaVu Sans Mono" w:hAnsi="DejaVu Sans Mono"/>
-          <w:sz w:val="16"/>
-        </w:rPr>
-        <w:t xml:space="preserve">    sections, current = [], None</w:t>
-      </w:r>
-    </w:p>
-    <w:p>
-      <w:pPr>
-        <w:keepNext w:val="0"/>
-        <w:keepLines w:val="0"/>
-        <w:widowControl w:val="0"/>
-        <w:spacing w:before="0" w:after="0" w:line="190" w:lineRule="exact"/>
-        <w:jc w:val="left"/>
-      </w:pPr>
-      <w:r>
-        <w:rPr>
-          <w:rFonts w:ascii="DejaVu Sans Mono" w:hAnsi="DejaVu Sans Mono"/>
-          <w:sz w:val="16"/>
-        </w:rPr>
-        <w:t xml:space="preserve">    reader = PdfReader(path)</w:t>
-      </w:r>
-    </w:p>
-    <w:p>
-      <w:pPr>
-        <w:keepNext w:val="0"/>
-        <w:keepLines w:val="0"/>
-        <w:widowControl w:val="0"/>
-        <w:spacing w:before="0" w:after="0" w:line="190" w:lineRule="exact"/>
-        <w:jc w:val="left"/>
-      </w:pPr>
-      <w:r>
-        <w:rPr>
-          <w:rFonts w:ascii="DejaVu Sans Mono" w:hAnsi="DejaVu Sans Mono"/>
-          <w:sz w:val="16"/>
-        </w:rPr>
-        <w:t xml:space="preserve">    for page_no, page in enumerate(reader.pages, 1):</w:t>
-      </w:r>
-    </w:p>
-    <w:p>
-      <w:pPr>
-        <w:keepNext w:val="0"/>
-        <w:keepLines w:val="0"/>
-        <w:widowControl w:val="0"/>
-        <w:spacing w:before="0" w:after="0" w:line="190" w:lineRule="exact"/>
-        <w:jc w:val="left"/>
-      </w:pPr>
-      <w:r>
-        <w:rPr>
-          <w:rFonts w:ascii="DejaVu Sans Mono" w:hAnsi="DejaVu Sans Mono"/>
-          <w:sz w:val="16"/>
-        </w:rPr>
-        <w:t xml:space="preserve">        for raw in (page.extract_text(extraction_mode="layout") or "").splitlines():</w:t>
-      </w:r>
-    </w:p>
-    <w:p>
-      <w:pPr>
-        <w:keepNext w:val="0"/>
-        <w:keepLines w:val="0"/>
-        <w:widowControl w:val="0"/>
-        <w:spacing w:before="0" w:after="0" w:line="190" w:lineRule="exact"/>
-        <w:jc w:val="left"/>
-      </w:pPr>
-      <w:r>
-        <w:rPr>
-          <w:rFonts w:ascii="DejaVu Sans Mono" w:hAnsi="DejaVu Sans Mono"/>
-          <w:sz w:val="16"/>
-        </w:rPr>
-        <w:t xml:space="preserve">            line = raw.strip()</w:t>
-      </w:r>
-    </w:p>
-    <w:p>
-      <w:pPr>
-        <w:keepNext w:val="0"/>
-        <w:keepLines w:val="0"/>
-        <w:widowControl w:val="0"/>
-        <w:spacing w:before="0" w:after="0" w:line="190" w:lineRule="exact"/>
-        <w:jc w:val="left"/>
-      </w:pPr>
-      <w:r>
-        <w:rPr>
-          <w:rFonts w:ascii="DejaVu Sans Mono" w:hAnsi="DejaVu Sans Mono"/>
-          <w:sz w:val="16"/>
-        </w:rPr>
-        <w:t xml:space="preserve">            if (</w:t>
-      </w:r>
-    </w:p>
-    <w:p>
-      <w:pPr>
-        <w:keepNext w:val="0"/>
-        <w:keepLines w:val="0"/>
-        <w:widowControl w:val="0"/>
-        <w:spacing w:before="0" w:after="0" w:line="190" w:lineRule="exact"/>
-        <w:jc w:val="left"/>
-      </w:pPr>
-      <w:r>
-        <w:rPr>
-          <w:rFonts w:ascii="DejaVu Sans Mono" w:hAnsi="DejaVu Sans Mono"/>
-          <w:sz w:val="16"/>
-        </w:rPr>
-        <w:t xml:space="preserve">                not line</w:t>
-      </w:r>
-    </w:p>
-    <w:p>
-      <w:pPr>
-        <w:keepNext w:val="0"/>
-        <w:keepLines w:val="0"/>
-        <w:widowControl w:val="0"/>
-        <w:spacing w:before="0" w:after="0" w:line="190" w:lineRule="exact"/>
-        <w:jc w:val="left"/>
-      </w:pPr>
-      <w:r>
-        <w:rPr>
-          <w:rFonts w:ascii="DejaVu Sans Mono" w:hAnsi="DejaVu Sans Mono"/>
-          <w:sz w:val="16"/>
-        </w:rPr>
-        <w:t xml:space="preserve">                or re.match(r"^\d+-\d{4}\s+Page \d+/\d+$", line)</w:t>
-      </w:r>
-    </w:p>
-    <w:p>
-      <w:pPr>
-        <w:keepNext w:val="0"/>
-        <w:keepLines w:val="0"/>
-        <w:widowControl w:val="0"/>
-        <w:spacing w:before="0" w:after="0" w:line="190" w:lineRule="exact"/>
-        <w:jc w:val="left"/>
-      </w:pPr>
-      <w:r>
-        <w:rPr>
-          <w:rFonts w:ascii="DejaVu Sans Mono" w:hAnsi="DejaVu Sans Mono"/>
-          <w:sz w:val="16"/>
-        </w:rPr>
-        <w:t xml:space="preserve">                or line == "See the notice on TED website"</w:t>
-      </w:r>
-    </w:p>
-    <w:p>
-      <w:pPr>
-        <w:keepNext w:val="0"/>
-        <w:keepLines w:val="0"/>
-        <w:widowControl w:val="0"/>
-        <w:spacing w:before="0" w:after="0" w:line="190" w:lineRule="exact"/>
-        <w:jc w:val="left"/>
-      </w:pPr>
-      <w:r>
-        <w:rPr>
-          <w:rFonts w:ascii="DejaVu Sans Mono" w:hAnsi="DejaVu Sans Mono"/>
-          <w:sz w:val="16"/>
-        </w:rPr>
-        <w:t xml:space="preserve">            ):</w:t>
-      </w:r>
-    </w:p>
-    <w:p>
-      <w:pPr>
-        <w:keepNext w:val="0"/>
-        <w:keepLines w:val="0"/>
-        <w:widowControl w:val="0"/>
-        <w:spacing w:before="0" w:after="0" w:line="190" w:lineRule="exact"/>
-        <w:jc w:val="left"/>
-      </w:pPr>
-      <w:r>
-        <w:rPr>
-          <w:rFonts w:ascii="DejaVu Sans Mono" w:hAnsi="DejaVu Sans Mono"/>
-          <w:sz w:val="16"/>
-        </w:rPr>
-        <w:t xml:space="preserve">                continue</w:t>
-      </w:r>
-    </w:p>
-    <w:p>
-      <w:pPr>
-        <w:keepNext w:val="0"/>
-        <w:keepLines w:val="0"/>
-        <w:widowControl w:val="0"/>
-        <w:spacing w:before="0" w:after="0" w:line="190" w:lineRule="exact"/>
-        <w:jc w:val="left"/>
-      </w:pPr>
-      <w:r>
-        <w:rPr>
-          <w:rFonts w:ascii="DejaVu Sans Mono" w:hAnsi="DejaVu Sans Mono"/>
-          <w:sz w:val="16"/>
-        </w:rPr>
-        <w:t xml:space="preserve">            match = HEADING.match(line)</w:t>
-      </w:r>
-    </w:p>
-    <w:p>
-      <w:pPr>
-        <w:keepNext w:val="0"/>
-        <w:keepLines w:val="0"/>
-        <w:widowControl w:val="0"/>
-        <w:spacing w:before="0" w:after="0" w:line="190" w:lineRule="exact"/>
-        <w:jc w:val="left"/>
-      </w:pPr>
-      <w:r>
-        <w:rPr>
-          <w:rFonts w:ascii="DejaVu Sans Mono" w:hAnsi="DejaVu Sans Mono"/>
-          <w:sz w:val="16"/>
-        </w:rPr>
-        <w:t xml:space="preserve">            if match:</w:t>
-      </w:r>
-    </w:p>
-    <w:p>
-      <w:pPr>
-        <w:keepNext w:val="0"/>
-        <w:keepLines w:val="0"/>
-        <w:widowControl w:val="0"/>
-        <w:spacing w:before="0" w:after="0" w:line="190" w:lineRule="exact"/>
-        <w:jc w:val="left"/>
-      </w:pPr>
-      <w:r>
-        <w:rPr>
-          <w:rFonts w:ascii="DejaVu Sans Mono" w:hAnsi="DejaVu Sans Mono"/>
-          <w:sz w:val="16"/>
-        </w:rPr>
-        <w:t xml:space="preserve">                current = {</w:t>
-      </w:r>
-    </w:p>
-    <w:p>
-      <w:pPr>
-        <w:keepNext w:val="0"/>
-        <w:keepLines w:val="0"/>
-        <w:widowControl w:val="0"/>
-        <w:spacing w:before="0" w:after="0" w:line="190" w:lineRule="exact"/>
-        <w:jc w:val="left"/>
-      </w:pPr>
-      <w:r>
-        <w:rPr>
-          <w:rFonts w:ascii="DejaVu Sans Mono" w:hAnsi="DejaVu Sans Mono"/>
-          <w:sz w:val="16"/>
-        </w:rPr>
-        <w:t xml:space="preserve">                    "section": match[1],</w:t>
-      </w:r>
-    </w:p>
-    <w:p>
-      <w:pPr>
-        <w:keepNext w:val="0"/>
-        <w:keepLines w:val="0"/>
-        <w:widowControl w:val="0"/>
-        <w:spacing w:before="0" w:after="0" w:line="190" w:lineRule="exact"/>
-        <w:jc w:val="left"/>
-      </w:pPr>
-      <w:r>
-        <w:rPr>
-          <w:rFonts w:ascii="DejaVu Sans Mono" w:hAnsi="DejaVu Sans Mono"/>
-          <w:sz w:val="16"/>
-        </w:rPr>
-        <w:t xml:space="preserve">                    "heading": match[2],</w:t>
-      </w:r>
-    </w:p>
-    <w:p>
-      <w:pPr>
-        <w:keepNext w:val="0"/>
-        <w:keepLines w:val="0"/>
-        <w:widowControl w:val="0"/>
-        <w:spacing w:before="0" w:after="0" w:line="190" w:lineRule="exact"/>
-        <w:jc w:val="left"/>
-      </w:pPr>
-      <w:r>
-        <w:rPr>
-          <w:rFonts w:ascii="DejaVu Sans Mono" w:hAnsi="DejaVu Sans Mono"/>
-          <w:sz w:val="16"/>
-        </w:rPr>
-        <w:t xml:space="preserve">                    "page": page_no,</w:t>
-      </w:r>
-    </w:p>
-    <w:p>
-      <w:pPr>
-        <w:keepNext w:val="0"/>
-        <w:keepLines w:val="0"/>
-        <w:widowControl w:val="0"/>
-        <w:spacing w:before="0" w:after="0" w:line="190" w:lineRule="exact"/>
-        <w:jc w:val="left"/>
-      </w:pPr>
-      <w:r>
-        <w:rPr>
-          <w:rFonts w:ascii="DejaVu Sans Mono" w:hAnsi="DejaVu Sans Mono"/>
-          <w:sz w:val="16"/>
-        </w:rPr>
-        <w:t xml:space="preserve">                    "lines": [],</w:t>
-      </w:r>
-    </w:p>
-    <w:p>
-      <w:pPr>
-        <w:keepNext w:val="0"/>
-        <w:keepLines w:val="0"/>
-        <w:widowControl w:val="0"/>
-        <w:spacing w:before="0" w:after="0" w:line="190" w:lineRule="exact"/>
-        <w:jc w:val="left"/>
-      </w:pPr>
-      <w:r>
-        <w:rPr>
-          <w:rFonts w:ascii="DejaVu Sans Mono" w:hAnsi="DejaVu Sans Mono"/>
-          <w:sz w:val="16"/>
-        </w:rPr>
-        <w:t xml:space="preserve">                }</w:t>
-      </w:r>
-    </w:p>
-    <w:p>
-      <w:pPr>
-        <w:keepNext w:val="0"/>
-        <w:keepLines w:val="0"/>
-        <w:widowControl w:val="0"/>
-        <w:spacing w:before="0" w:after="0" w:line="190" w:lineRule="exact"/>
-        <w:jc w:val="left"/>
-      </w:pPr>
-      <w:r>
-        <w:rPr>
-          <w:rFonts w:ascii="DejaVu Sans Mono" w:hAnsi="DejaVu Sans Mono"/>
-          <w:sz w:val="16"/>
-        </w:rPr>
-        <w:t xml:space="preserve">                sections.append(current)</w:t>
-      </w:r>
-    </w:p>
-    <w:p>
-      <w:pPr>
-        <w:keepNext w:val="0"/>
-        <w:keepLines w:val="0"/>
-        <w:widowControl w:val="0"/>
-        <w:spacing w:before="0" w:after="0" w:line="190" w:lineRule="exact"/>
-        <w:jc w:val="left"/>
-      </w:pPr>
-      <w:r>
-        <w:rPr>
-          <w:rFonts w:ascii="DejaVu Sans Mono" w:hAnsi="DejaVu Sans Mono"/>
-          <w:sz w:val="16"/>
-        </w:rPr>
-        <w:t xml:space="preserve">            elif current:</w:t>
-      </w:r>
-    </w:p>
-    <w:p>
-      <w:pPr>
-        <w:keepNext w:val="0"/>
-        <w:keepLines w:val="0"/>
-        <w:widowControl w:val="0"/>
-        <w:spacing w:before="0" w:after="0" w:line="190" w:lineRule="exact"/>
-        <w:jc w:val="left"/>
-      </w:pPr>
-      <w:r>
-        <w:rPr>
-          <w:rFonts w:ascii="DejaVu Sans Mono" w:hAnsi="DejaVu Sans Mono"/>
-          <w:sz w:val="16"/>
-        </w:rPr>
-        <w:t xml:space="preserve">                current["lines"].append(line)</w:t>
-      </w:r>
-    </w:p>
-    <w:p>
-      <w:pPr>
-        <w:keepNext w:val="0"/>
-        <w:keepLines w:val="0"/>
-        <w:widowControl w:val="0"/>
-        <w:spacing w:before="0" w:after="0" w:line="190" w:lineRule="exact"/>
-        <w:jc w:val="left"/>
-      </w:pPr>
-      <w:r>
-        <w:rPr>
-          <w:rFonts w:ascii="DejaVu Sans Mono" w:hAnsi="DejaVu Sans Mono"/>
-          <w:sz w:val="16"/>
-        </w:rPr>
-        <w:t xml:space="preserve">    return sections</w:t>
-      </w:r>
-    </w:p>
-    <w:p>
-      <w:pPr>
-        <w:keepNext w:val="0"/>
-        <w:keepLines w:val="0"/>
-        <w:widowControl w:val="0"/>
-        <w:spacing w:before="0" w:after="0" w:line="190" w:lineRule="exact"/>
-        <w:jc w:val="left"/>
-      </w:pPr>
-      <w:r>
-        <w:rPr>
-          <w:rFonts w:ascii="DejaVu Sans Mono" w:hAnsi="DejaVu Sans Mono"/>
-          <w:sz w:val="16"/>
-        </w:rPr>
-      </w:r>
-    </w:p>
-    <w:p>
-      <w:pPr>
-        <w:keepNext w:val="0"/>
-        <w:keepLines w:val="0"/>
-        <w:widowControl w:val="0"/>
-        <w:spacing w:before="0" w:after="0" w:line="190" w:lineRule="exact"/>
-        <w:jc w:val="left"/>
-      </w:pPr>
-      <w:r>
-        <w:rPr>
-          <w:rFonts w:ascii="DejaVu Sans Mono" w:hAnsi="DejaVu Sans Mono"/>
-          <w:sz w:val="16"/>
-        </w:rPr>
-      </w:r>
-    </w:p>
-    <w:p>
-      <w:pPr>
-        <w:keepNext w:val="0"/>
-        <w:keepLines w:val="0"/>
-        <w:widowControl w:val="0"/>
-        <w:spacing w:before="0" w:after="0" w:line="190" w:lineRule="exact"/>
-        <w:jc w:val="left"/>
-      </w:pPr>
-      <w:r>
-        <w:rPr>
-          <w:rFonts w:ascii="DejaVu Sans Mono" w:hAnsi="DejaVu Sans Mono"/>
-          <w:sz w:val="16"/>
-        </w:rPr>
-        <w:t>def evidence(section, value):</w:t>
-      </w:r>
-    </w:p>
-    <w:p>
-      <w:pPr>
-        <w:keepNext w:val="0"/>
-        <w:keepLines w:val="0"/>
-        <w:widowControl w:val="0"/>
-        <w:spacing w:before="0" w:after="0" w:line="190" w:lineRule="exact"/>
-        <w:jc w:val="left"/>
-      </w:pPr>
-      <w:r>
-        <w:rPr>
-          <w:rFonts w:ascii="DejaVu Sans Mono" w:hAnsi="DejaVu Sans Mono"/>
-          <w:sz w:val="16"/>
-        </w:rPr>
-        <w:t xml:space="preserve">    return {</w:t>
-      </w:r>
-    </w:p>
-    <w:p>
-      <w:pPr>
-        <w:keepNext w:val="0"/>
-        <w:keepLines w:val="0"/>
-        <w:widowControl w:val="0"/>
-        <w:spacing w:before="0" w:after="0" w:line="190" w:lineRule="exact"/>
-        <w:jc w:val="left"/>
-      </w:pPr>
-      <w:r>
-        <w:rPr>
-          <w:rFonts w:ascii="DejaVu Sans Mono" w:hAnsi="DejaVu Sans Mono"/>
-          <w:sz w:val="16"/>
-        </w:rPr>
-        <w:t xml:space="preserve">        "value": value,</w:t>
-      </w:r>
-    </w:p>
-    <w:p>
-      <w:pPr>
-        <w:keepNext w:val="0"/>
-        <w:keepLines w:val="0"/>
-        <w:widowControl w:val="0"/>
-        <w:spacing w:before="0" w:after="0" w:line="190" w:lineRule="exact"/>
-        <w:jc w:val="left"/>
-      </w:pPr>
-      <w:r>
-        <w:rPr>
-          <w:rFonts w:ascii="DejaVu Sans Mono" w:hAnsi="DejaVu Sans Mono"/>
-          <w:sz w:val="16"/>
-        </w:rPr>
-        <w:t xml:space="preserve">        "section": section["section"],</w:t>
-      </w:r>
-    </w:p>
-    <w:p>
-      <w:pPr>
-        <w:keepNext w:val="0"/>
-        <w:keepLines w:val="0"/>
-        <w:widowControl w:val="0"/>
-        <w:spacing w:before="0" w:after="0" w:line="190" w:lineRule="exact"/>
-        <w:jc w:val="left"/>
-      </w:pPr>
-      <w:r>
-        <w:rPr>
-          <w:rFonts w:ascii="DejaVu Sans Mono" w:hAnsi="DejaVu Sans Mono"/>
-          <w:sz w:val="16"/>
-        </w:rPr>
-        <w:t xml:space="preserve">        "heading": section["heading"],</w:t>
-      </w:r>
-    </w:p>
-    <w:p>
-      <w:pPr>
-        <w:keepNext w:val="0"/>
-        <w:keepLines w:val="0"/>
-        <w:widowControl w:val="0"/>
-        <w:spacing w:before="0" w:after="0" w:line="190" w:lineRule="exact"/>
-        <w:jc w:val="left"/>
-      </w:pPr>
-      <w:r>
-        <w:rPr>
-          <w:rFonts w:ascii="DejaVu Sans Mono" w:hAnsi="DejaVu Sans Mono"/>
-          <w:sz w:val="16"/>
-        </w:rPr>
-        <w:t xml:space="preserve">        "page": section["page"],</w:t>
-      </w:r>
-    </w:p>
-    <w:p>
-      <w:pPr>
-        <w:keepNext w:val="0"/>
-        <w:keepLines w:val="0"/>
-        <w:widowControl w:val="0"/>
-        <w:spacing w:before="0" w:after="0" w:line="190" w:lineRule="exact"/>
-        <w:jc w:val="left"/>
-      </w:pPr>
-      <w:r>
-        <w:rPr>
-          <w:rFonts w:ascii="DejaVu Sans Mono" w:hAnsi="DejaVu Sans Mono"/>
-          <w:sz w:val="16"/>
-        </w:rPr>
-        <w:t xml:space="preserve">    }</w:t>
-      </w:r>
-    </w:p>
-    <w:p>
-      <w:pPr>
-        <w:keepNext w:val="0"/>
-        <w:keepLines w:val="0"/>
-        <w:widowControl w:val="0"/>
-        <w:spacing w:before="0" w:after="0" w:line="190" w:lineRule="exact"/>
-        <w:jc w:val="left"/>
-      </w:pPr>
-      <w:r>
-        <w:rPr>
-          <w:rFonts w:ascii="DejaVu Sans Mono" w:hAnsi="DejaVu Sans Mono"/>
-          <w:sz w:val="16"/>
-        </w:rPr>
-      </w:r>
-    </w:p>
-    <w:p>
-      <w:pPr>
-        <w:keepNext w:val="0"/>
-        <w:keepLines w:val="0"/>
-        <w:widowControl w:val="0"/>
-        <w:spacing w:before="0" w:after="0" w:line="190" w:lineRule="exact"/>
-        <w:jc w:val="left"/>
-      </w:pPr>
-      <w:r>
-        <w:rPr>
-          <w:rFonts w:ascii="DejaVu Sans Mono" w:hAnsi="DejaVu Sans Mono"/>
-          <w:sz w:val="16"/>
-        </w:rPr>
-      </w:r>
-    </w:p>
-    <w:p>
-      <w:pPr>
-        <w:keepNext w:val="0"/>
-        <w:keepLines w:val="0"/>
-        <w:widowControl w:val="0"/>
-        <w:spacing w:before="0" w:after="0" w:line="190" w:lineRule="exact"/>
-        <w:jc w:val="left"/>
-      </w:pPr>
-      <w:r>
-        <w:rPr>
-          <w:rFonts w:ascii="DejaVu Sans Mono" w:hAnsi="DejaVu Sans Mono"/>
-          <w:sz w:val="16"/>
-        </w:rPr>
-        <w:t>def lookup_kam(path, client):</w:t>
-      </w:r>
-    </w:p>
-    <w:p>
-      <w:pPr>
-        <w:keepNext w:val="0"/>
-        <w:keepLines w:val="0"/>
-        <w:widowControl w:val="0"/>
-        <w:spacing w:before="0" w:after="0" w:line="190" w:lineRule="exact"/>
-        <w:jc w:val="left"/>
-      </w:pPr>
-      <w:r>
-        <w:rPr>
-          <w:rFonts w:ascii="DejaVu Sans Mono" w:hAnsi="DejaVu Sans Mono"/>
-          <w:sz w:val="16"/>
-        </w:rPr>
-        <w:t xml:space="preserve">    workbook = load_workbook(path, read_only=True, data_only=True)</w:t>
-      </w:r>
-    </w:p>
-    <w:p>
-      <w:pPr>
-        <w:keepNext w:val="0"/>
-        <w:keepLines w:val="0"/>
-        <w:widowControl w:val="0"/>
-        <w:spacing w:before="0" w:after="0" w:line="190" w:lineRule="exact"/>
-        <w:jc w:val="left"/>
-      </w:pPr>
-      <w:r>
-        <w:rPr>
-          <w:rFonts w:ascii="DejaVu Sans Mono" w:hAnsi="DejaVu Sans Mono"/>
-          <w:sz w:val="16"/>
-        </w:rPr>
-        <w:t xml:space="preserve">    try:</w:t>
-      </w:r>
-    </w:p>
-    <w:p>
-      <w:pPr>
-        <w:keepNext w:val="0"/>
-        <w:keepLines w:val="0"/>
-        <w:widowControl w:val="0"/>
-        <w:spacing w:before="0" w:after="0" w:line="190" w:lineRule="exact"/>
-        <w:jc w:val="left"/>
-      </w:pPr>
-      <w:r>
-        <w:rPr>
-          <w:rFonts w:ascii="DejaVu Sans Mono" w:hAnsi="DejaVu Sans Mono"/>
-          <w:sz w:val="16"/>
-        </w:rPr>
-        <w:t xml:space="preserve">        rows = iter(workbook.active.values)</w:t>
-      </w:r>
-    </w:p>
-    <w:p>
-      <w:pPr>
-        <w:keepNext w:val="0"/>
-        <w:keepLines w:val="0"/>
-        <w:widowControl w:val="0"/>
-        <w:spacing w:before="0" w:after="0" w:line="190" w:lineRule="exact"/>
-        <w:jc w:val="left"/>
-      </w:pPr>
-      <w:r>
-        <w:rPr>
-          <w:rFonts w:ascii="DejaVu Sans Mono" w:hAnsi="DejaVu Sans Mono"/>
-          <w:sz w:val="16"/>
-        </w:rPr>
-        <w:t xml:space="preserve">        headers = [normalize(x or "") for x in next(rows, ())]</w:t>
-      </w:r>
-    </w:p>
-    <w:p>
-      <w:pPr>
-        <w:keepNext w:val="0"/>
-        <w:keepLines w:val="0"/>
-        <w:widowControl w:val="0"/>
-        <w:spacing w:before="0" w:after="0" w:line="190" w:lineRule="exact"/>
-        <w:jc w:val="left"/>
-      </w:pPr>
-      <w:r>
-        <w:rPr>
-          <w:rFonts w:ascii="DejaVu Sans Mono" w:hAnsi="DejaVu Sans Mono"/>
-          <w:sz w:val="16"/>
-        </w:rPr>
-        <w:t xml:space="preserve">        if headers.count("auftraggeber") != 1 or headers.count("kam") != 1:</w:t>
-      </w:r>
-    </w:p>
-    <w:p>
-      <w:pPr>
-        <w:keepNext w:val="0"/>
-        <w:keepLines w:val="0"/>
-        <w:widowControl w:val="0"/>
-        <w:spacing w:before="0" w:after="0" w:line="190" w:lineRule="exact"/>
-        <w:jc w:val="left"/>
-      </w:pPr>
-      <w:r>
-        <w:rPr>
-          <w:rFonts w:ascii="DejaVu Sans Mono" w:hAnsi="DejaVu Sans Mono"/>
-          <w:sz w:val="16"/>
-        </w:rPr>
-        <w:t xml:space="preserve">            raise ValueError(</w:t>
-      </w:r>
-    </w:p>
-    <w:p>
-      <w:pPr>
-        <w:keepNext w:val="0"/>
-        <w:keepLines w:val="0"/>
-        <w:widowControl w:val="0"/>
-        <w:spacing w:before="0" w:after="0" w:line="190" w:lineRule="exact"/>
-        <w:jc w:val="left"/>
-      </w:pPr>
-      <w:r>
-        <w:rPr>
-          <w:rFonts w:ascii="DejaVu Sans Mono" w:hAnsi="DejaVu Sans Mono"/>
-          <w:sz w:val="16"/>
-        </w:rPr>
-        <w:t xml:space="preserve">                "Excel needs unique Auftraggeber and KAM column headers in row 1."</w:t>
-      </w:r>
-    </w:p>
-    <w:p>
-      <w:pPr>
-        <w:keepNext w:val="0"/>
-        <w:keepLines w:val="0"/>
-        <w:widowControl w:val="0"/>
-        <w:spacing w:before="0" w:after="0" w:line="190" w:lineRule="exact"/>
-        <w:jc w:val="left"/>
-      </w:pPr>
-      <w:r>
-        <w:rPr>
-          <w:rFonts w:ascii="DejaVu Sans Mono" w:hAnsi="DejaVu Sans Mono"/>
-          <w:sz w:val="16"/>
-        </w:rPr>
-        <w:t xml:space="preserve">            )</w:t>
-      </w:r>
-    </w:p>
-    <w:p>
-      <w:pPr>
-        <w:keepNext w:val="0"/>
-        <w:keepLines w:val="0"/>
-        <w:widowControl w:val="0"/>
-        <w:spacing w:before="0" w:after="0" w:line="190" w:lineRule="exact"/>
-        <w:jc w:val="left"/>
-      </w:pPr>
-      <w:r>
-        <w:rPr>
-          <w:rFonts w:ascii="DejaVu Sans Mono" w:hAnsi="DejaVu Sans Mono"/>
-          <w:sz w:val="16"/>
-        </w:rPr>
-        <w:t xml:space="preserve">        ci, ki = headers.index("auftraggeber"), headers.index("kam")</w:t>
-      </w:r>
-    </w:p>
-    <w:p>
-      <w:pPr>
-        <w:keepNext w:val="0"/>
-        <w:keepLines w:val="0"/>
-        <w:widowControl w:val="0"/>
-        <w:spacing w:before="0" w:after="0" w:line="190" w:lineRule="exact"/>
-        <w:jc w:val="left"/>
-      </w:pPr>
-      <w:r>
-        <w:rPr>
-          <w:rFonts w:ascii="DejaVu Sans Mono" w:hAnsi="DejaVu Sans Mono"/>
-          <w:sz w:val="16"/>
-        </w:rPr>
-        <w:t xml:space="preserve">        matches = [</w:t>
-      </w:r>
-    </w:p>
-    <w:p>
-      <w:pPr>
-        <w:keepNext w:val="0"/>
-        <w:keepLines w:val="0"/>
-        <w:widowControl w:val="0"/>
-        <w:spacing w:before="0" w:after="0" w:line="190" w:lineRule="exact"/>
-        <w:jc w:val="left"/>
-      </w:pPr>
-      <w:r>
-        <w:rPr>
-          <w:rFonts w:ascii="DejaVu Sans Mono" w:hAnsi="DejaVu Sans Mono"/>
-          <w:sz w:val="16"/>
-        </w:rPr>
-        <w:t xml:space="preserve">            row[ki]</w:t>
-      </w:r>
-    </w:p>
-    <w:p>
-      <w:pPr>
-        <w:keepNext w:val="0"/>
-        <w:keepLines w:val="0"/>
-        <w:widowControl w:val="0"/>
-        <w:spacing w:before="0" w:after="0" w:line="190" w:lineRule="exact"/>
-        <w:jc w:val="left"/>
-      </w:pPr>
-      <w:r>
-        <w:rPr>
-          <w:rFonts w:ascii="DejaVu Sans Mono" w:hAnsi="DejaVu Sans Mono"/>
-          <w:sz w:val="16"/>
-        </w:rPr>
-        <w:t xml:space="preserve">            for row in rows</w:t>
-      </w:r>
-    </w:p>
-    <w:p>
-      <w:pPr>
-        <w:keepNext w:val="0"/>
-        <w:keepLines w:val="0"/>
-        <w:widowControl w:val="0"/>
-        <w:spacing w:before="0" w:after="0" w:line="190" w:lineRule="exact"/>
-        <w:jc w:val="left"/>
-      </w:pPr>
-      <w:r>
-        <w:rPr>
-          <w:rFonts w:ascii="DejaVu Sans Mono" w:hAnsi="DejaVu Sans Mono"/>
-          <w:sz w:val="16"/>
-        </w:rPr>
-        <w:t xml:space="preserve">            if row[ci] is not None and normalize(row[ci]) == normalize(client)</w:t>
-      </w:r>
-    </w:p>
-    <w:p>
-      <w:pPr>
-        <w:keepNext w:val="0"/>
-        <w:keepLines w:val="0"/>
-        <w:widowControl w:val="0"/>
-        <w:spacing w:before="0" w:after="0" w:line="190" w:lineRule="exact"/>
-        <w:jc w:val="left"/>
-      </w:pPr>
-      <w:r>
-        <w:rPr>
-          <w:rFonts w:ascii="DejaVu Sans Mono" w:hAnsi="DejaVu Sans Mono"/>
-          <w:sz w:val="16"/>
-        </w:rPr>
-        <w:t xml:space="preserve">        ]</w:t>
-      </w:r>
-    </w:p>
-    <w:p>
-      <w:pPr>
-        <w:keepNext w:val="0"/>
-        <w:keepLines w:val="0"/>
-        <w:widowControl w:val="0"/>
-        <w:spacing w:before="0" w:after="0" w:line="190" w:lineRule="exact"/>
-        <w:jc w:val="left"/>
-      </w:pPr>
-      <w:r>
-        <w:rPr>
-          <w:rFonts w:ascii="DejaVu Sans Mono" w:hAnsi="DejaVu Sans Mono"/>
-          <w:sz w:val="16"/>
-        </w:rPr>
-        <w:t xml:space="preserve">        names = {str(x).strip() for x in matches if x is not None and str(x).strip()}</w:t>
-      </w:r>
-    </w:p>
-    <w:p>
-      <w:pPr>
-        <w:keepNext w:val="0"/>
-        <w:keepLines w:val="0"/>
-        <w:widowControl w:val="0"/>
-        <w:spacing w:before="0" w:after="0" w:line="190" w:lineRule="exact"/>
-        <w:jc w:val="left"/>
-      </w:pPr>
-      <w:r>
-        <w:rPr>
-          <w:rFonts w:ascii="DejaVu Sans Mono" w:hAnsi="DejaVu Sans Mono"/>
-          <w:sz w:val="16"/>
-        </w:rPr>
-        <w:t xml:space="preserve">        if not matches:</w:t>
-      </w:r>
-    </w:p>
-    <w:p>
-      <w:pPr>
-        <w:keepNext w:val="0"/>
-        <w:keepLines w:val="0"/>
-        <w:widowControl w:val="0"/>
-        <w:spacing w:before="0" w:after="0" w:line="190" w:lineRule="exact"/>
-        <w:jc w:val="left"/>
-      </w:pPr>
-      <w:r>
-        <w:rPr>
-          <w:rFonts w:ascii="DejaVu Sans Mono" w:hAnsi="DejaVu Sans Mono"/>
-          <w:sz w:val="16"/>
-        </w:rPr>
-        <w:t xml:space="preserve">            return None, "No exact customer match in Excel."</w:t>
-      </w:r>
-    </w:p>
-    <w:p>
-      <w:pPr>
-        <w:keepNext w:val="0"/>
-        <w:keepLines w:val="0"/>
-        <w:widowControl w:val="0"/>
-        <w:spacing w:before="0" w:after="0" w:line="190" w:lineRule="exact"/>
-        <w:jc w:val="left"/>
-      </w:pPr>
-      <w:r>
-        <w:rPr>
-          <w:rFonts w:ascii="DejaVu Sans Mono" w:hAnsi="DejaVu Sans Mono"/>
-          <w:sz w:val="16"/>
-        </w:rPr>
-        <w:t xml:space="preserve">        if any(x is None or not str(x).strip() for x in matches) or len(names) != 1:</w:t>
-      </w:r>
-    </w:p>
-    <w:p>
-      <w:pPr>
-        <w:keepNext w:val="0"/>
-        <w:keepLines w:val="0"/>
-        <w:widowControl w:val="0"/>
-        <w:spacing w:before="0" w:after="0" w:line="190" w:lineRule="exact"/>
-        <w:jc w:val="left"/>
-      </w:pPr>
-      <w:r>
-        <w:rPr>
-          <w:rFonts w:ascii="DejaVu Sans Mono" w:hAnsi="DejaVu Sans Mono"/>
-          <w:sz w:val="16"/>
-        </w:rPr>
-        <w:t xml:space="preserve">            return None, "Blank or conflicting KAM assignments in Excel."</w:t>
-      </w:r>
-    </w:p>
-    <w:p>
-      <w:pPr>
-        <w:keepNext w:val="0"/>
-        <w:keepLines w:val="0"/>
-        <w:widowControl w:val="0"/>
-        <w:spacing w:before="0" w:after="0" w:line="190" w:lineRule="exact"/>
-        <w:jc w:val="left"/>
-      </w:pPr>
-      <w:r>
-        <w:rPr>
-          <w:rFonts w:ascii="DejaVu Sans Mono" w:hAnsi="DejaVu Sans Mono"/>
-          <w:sz w:val="16"/>
-        </w:rPr>
-        <w:t xml:space="preserve">        return names.pop(), None</w:t>
-      </w:r>
-    </w:p>
-    <w:p>
-      <w:pPr>
-        <w:keepNext w:val="0"/>
-        <w:keepLines w:val="0"/>
-        <w:widowControl w:val="0"/>
-        <w:spacing w:before="0" w:after="0" w:line="190" w:lineRule="exact"/>
-        <w:jc w:val="left"/>
-      </w:pPr>
-      <w:r>
-        <w:rPr>
-          <w:rFonts w:ascii="DejaVu Sans Mono" w:hAnsi="DejaVu Sans Mono"/>
-          <w:sz w:val="16"/>
-        </w:rPr>
-        <w:t xml:space="preserve">    finally:</w:t>
-      </w:r>
-    </w:p>
-    <w:p>
-      <w:pPr>
-        <w:keepNext w:val="0"/>
-        <w:keepLines w:val="0"/>
-        <w:widowControl w:val="0"/>
-        <w:spacing w:before="0" w:after="0" w:line="190" w:lineRule="exact"/>
-        <w:jc w:val="left"/>
-      </w:pPr>
-      <w:r>
-        <w:rPr>
-          <w:rFonts w:ascii="DejaVu Sans Mono" w:hAnsi="DejaVu Sans Mono"/>
-          <w:sz w:val="16"/>
-        </w:rPr>
-        <w:t xml:space="preserve">        workbook.close()</w:t>
-      </w:r>
-    </w:p>
-    <w:p>
-      <w:pPr>
-        <w:keepNext w:val="0"/>
-        <w:keepLines w:val="0"/>
-        <w:widowControl w:val="0"/>
-        <w:spacing w:before="0" w:after="0" w:line="190" w:lineRule="exact"/>
-        <w:jc w:val="left"/>
-      </w:pPr>
-      <w:r>
-        <w:rPr>
-          <w:rFonts w:ascii="DejaVu Sans Mono" w:hAnsi="DejaVu Sans Mono"/>
-          <w:sz w:val="16"/>
-        </w:rPr>
-      </w:r>
-    </w:p>
-    <w:p>
-      <w:pPr>
-        <w:keepNext w:val="0"/>
-        <w:keepLines w:val="0"/>
-        <w:widowControl w:val="0"/>
-        <w:spacing w:before="0" w:after="0" w:line="190" w:lineRule="exact"/>
-        <w:jc w:val="left"/>
-      </w:pPr>
-      <w:r>
-        <w:rPr>
-          <w:rFonts w:ascii="DejaVu Sans Mono" w:hAnsi="DejaVu Sans Mono"/>
-          <w:sz w:val="16"/>
-        </w:rPr>
-      </w:r>
-    </w:p>
-    <w:p>
-      <w:pPr>
-        <w:keepNext w:val="0"/>
-        <w:keepLines w:val="0"/>
-        <w:widowControl w:val="0"/>
-        <w:spacing w:before="0" w:after="0" w:line="190" w:lineRule="exact"/>
-        <w:jc w:val="left"/>
-      </w:pPr>
-      <w:r>
-        <w:rPr>
-          <w:rFonts w:ascii="DejaVu Sans Mono" w:hAnsi="DejaVu Sans Mono"/>
-          <w:sz w:val="16"/>
-        </w:rPr>
-        <w:t>def select_financial_reference(amounts, sections, basis):</w:t>
-      </w:r>
-    </w:p>
-    <w:p>
-      <w:pPr>
-        <w:keepNext w:val="0"/>
-        <w:keepLines w:val="0"/>
-        <w:widowControl w:val="0"/>
-        <w:spacing w:before="0" w:after="0" w:line="190" w:lineRule="exact"/>
-        <w:jc w:val="left"/>
-      </w:pPr>
-      <w:r>
-        <w:rPr>
-          <w:rFonts w:ascii="DejaVu Sans Mono" w:hAnsi="DejaVu Sans Mono"/>
-          <w:sz w:val="16"/>
-        </w:rPr>
-        <w:t xml:space="preserve">    """Use only the explicitly requested category; never infer sales revenue."""</w:t>
-      </w:r>
-    </w:p>
-    <w:p>
-      <w:pPr>
-        <w:keepNext w:val="0"/>
-        <w:keepLines w:val="0"/>
-        <w:widowControl w:val="0"/>
-        <w:spacing w:before="0" w:after="0" w:line="190" w:lineRule="exact"/>
-        <w:jc w:val="left"/>
-      </w:pPr>
-      <w:r>
-        <w:rPr>
-          <w:rFonts w:ascii="DejaVu Sans Mono" w:hAnsi="DejaVu Sans Mono"/>
-          <w:sz w:val="16"/>
-        </w:rPr>
-        <w:t xml:space="preserve">    selection = {"basis": basis, "value": None, "sources": []}</w:t>
-      </w:r>
-    </w:p>
-    <w:p>
-      <w:pPr>
-        <w:keepNext w:val="0"/>
-        <w:keepLines w:val="0"/>
-        <w:widowControl w:val="0"/>
-        <w:spacing w:before="0" w:after="0" w:line="190" w:lineRule="exact"/>
-        <w:jc w:val="left"/>
-      </w:pPr>
-      <w:r>
-        <w:rPr>
-          <w:rFonts w:ascii="DejaVu Sans Mono" w:hAnsi="DejaVu Sans Mono"/>
-          <w:sz w:val="16"/>
-        </w:rPr>
-        <w:t xml:space="preserve">    if basis is None:</w:t>
-      </w:r>
-    </w:p>
-    <w:p>
-      <w:pPr>
-        <w:keepNext w:val="0"/>
-        <w:keepLines w:val="0"/>
-        <w:widowControl w:val="0"/>
-        <w:spacing w:before="0" w:after="0" w:line="190" w:lineRule="exact"/>
-        <w:jc w:val="left"/>
-      </w:pPr>
-      <w:r>
-        <w:rPr>
-          <w:rFonts w:ascii="DejaVu Sans Mono" w:hAnsi="DejaVu Sans Mono"/>
-          <w:sz w:val="16"/>
-        </w:rPr>
-        <w:t xml:space="preserve">        return selection, None</w:t>
-      </w:r>
-    </w:p>
-    <w:p>
-      <w:pPr>
-        <w:keepNext w:val="0"/>
-        <w:keepLines w:val="0"/>
-        <w:widowControl w:val="0"/>
-        <w:spacing w:before="0" w:after="0" w:line="190" w:lineRule="exact"/>
-        <w:jc w:val="left"/>
-      </w:pPr>
-      <w:r>
-        <w:rPr>
-          <w:rFonts w:ascii="DejaVu Sans Mono" w:hAnsi="DejaVu Sans Mono"/>
-          <w:sz w:val="16"/>
-        </w:rPr>
-        <w:t xml:space="preserve">    if basis not in FINANCIAL_KINDS:</w:t>
-      </w:r>
-    </w:p>
-    <w:p>
-      <w:pPr>
-        <w:keepNext w:val="0"/>
-        <w:keepLines w:val="0"/>
-        <w:widowControl w:val="0"/>
-        <w:spacing w:before="0" w:after="0" w:line="190" w:lineRule="exact"/>
-        <w:jc w:val="left"/>
-      </w:pPr>
-      <w:r>
-        <w:rPr>
-          <w:rFonts w:ascii="DejaVu Sans Mono" w:hAnsi="DejaVu Sans Mono"/>
-          <w:sz w:val="16"/>
-        </w:rPr>
-        <w:t xml:space="preserve">        raise ValueError("Unknown financial basis.")</w:t>
-      </w:r>
-    </w:p>
-    <w:p>
-      <w:pPr>
-        <w:keepNext w:val="0"/>
-        <w:keepLines w:val="0"/>
-        <w:widowControl w:val="0"/>
-        <w:spacing w:before="0" w:after="0" w:line="190" w:lineRule="exact"/>
-        <w:jc w:val="left"/>
-      </w:pPr>
-      <w:r>
-        <w:rPr>
-          <w:rFonts w:ascii="DejaVu Sans Mono" w:hAnsi="DejaVu Sans Mono"/>
-          <w:sz w:val="16"/>
-        </w:rPr>
-        <w:t xml:space="preserve">    lots = {</w:t>
-      </w:r>
-    </w:p>
-    <w:p>
-      <w:pPr>
-        <w:keepNext w:val="0"/>
-        <w:keepLines w:val="0"/>
-        <w:widowControl w:val="0"/>
-        <w:spacing w:before="0" w:after="0" w:line="190" w:lineRule="exact"/>
-        <w:jc w:val="left"/>
-      </w:pPr>
-      <w:r>
-        <w:rPr>
-          <w:rFonts w:ascii="DejaVu Sans Mono" w:hAnsi="DejaVu Sans Mono"/>
-          <w:sz w:val="16"/>
-        </w:rPr>
-        <w:t xml:space="preserve">        m[1]</w:t>
-      </w:r>
-    </w:p>
-    <w:p>
-      <w:pPr>
-        <w:keepNext w:val="0"/>
-        <w:keepLines w:val="0"/>
-        <w:widowControl w:val="0"/>
-        <w:spacing w:before="0" w:after="0" w:line="190" w:lineRule="exact"/>
-        <w:jc w:val="left"/>
-      </w:pPr>
-      <w:r>
-        <w:rPr>
-          <w:rFonts w:ascii="DejaVu Sans Mono" w:hAnsi="DejaVu Sans Mono"/>
-          <w:sz w:val="16"/>
-        </w:rPr>
-        <w:t xml:space="preserve">        for s in sections</w:t>
-      </w:r>
-    </w:p>
-    <w:p>
-      <w:pPr>
-        <w:keepNext w:val="0"/>
-        <w:keepLines w:val="0"/>
-        <w:widowControl w:val="0"/>
-        <w:spacing w:before="0" w:after="0" w:line="190" w:lineRule="exact"/>
-        <w:jc w:val="left"/>
-      </w:pPr>
-      <w:r>
-        <w:rPr>
-          <w:rFonts w:ascii="DejaVu Sans Mono" w:hAnsi="DejaVu Sans Mono"/>
-          <w:sz w:val="16"/>
-        </w:rPr>
-        <w:t xml:space="preserve">        if (m := re.match(r"^(?:Los|Teil):\s*(\S+)", s["heading"]))</w:t>
-      </w:r>
-    </w:p>
-    <w:p>
-      <w:pPr>
-        <w:keepNext w:val="0"/>
-        <w:keepLines w:val="0"/>
-        <w:widowControl w:val="0"/>
-        <w:spacing w:before="0" w:after="0" w:line="190" w:lineRule="exact"/>
-        <w:jc w:val="left"/>
-      </w:pPr>
-      <w:r>
-        <w:rPr>
-          <w:rFonts w:ascii="DejaVu Sans Mono" w:hAnsi="DejaVu Sans Mono"/>
-          <w:sz w:val="16"/>
-        </w:rPr>
-        <w:t xml:space="preserve">    }</w:t>
-      </w:r>
-    </w:p>
-    <w:p>
-      <w:pPr>
-        <w:keepNext w:val="0"/>
-        <w:keepLines w:val="0"/>
-        <w:widowControl w:val="0"/>
-        <w:spacing w:before="0" w:after="0" w:line="190" w:lineRule="exact"/>
-        <w:jc w:val="left"/>
-      </w:pPr>
-      <w:r>
-        <w:rPr>
-          <w:rFonts w:ascii="DejaVu Sans Mono" w:hAnsi="DejaVu Sans Mono"/>
-          <w:sz w:val="16"/>
-        </w:rPr>
-        <w:t xml:space="preserve">    if len(lots) &gt; 1:</w:t>
-      </w:r>
-    </w:p>
-    <w:p>
-      <w:pPr>
-        <w:keepNext w:val="0"/>
-        <w:keepLines w:val="0"/>
-        <w:widowControl w:val="0"/>
-        <w:spacing w:before="0" w:after="0" w:line="190" w:lineRule="exact"/>
-        <w:jc w:val="left"/>
-      </w:pPr>
-      <w:r>
-        <w:rPr>
-          <w:rFonts w:ascii="DejaVu Sans Mono" w:hAnsi="DejaVu Sans Mono"/>
-          <w:sz w:val="16"/>
-        </w:rPr>
-        <w:t xml:space="preserve">        return (</w:t>
-      </w:r>
-    </w:p>
-    <w:p>
-      <w:pPr>
-        <w:keepNext w:val="0"/>
-        <w:keepLines w:val="0"/>
-        <w:widowControl w:val="0"/>
-        <w:spacing w:before="0" w:after="0" w:line="190" w:lineRule="exact"/>
-        <w:jc w:val="left"/>
-      </w:pPr>
-      <w:r>
-        <w:rPr>
-          <w:rFonts w:ascii="DejaVu Sans Mono" w:hAnsi="DejaVu Sans Mono"/>
-          <w:sz w:val="16"/>
-        </w:rPr>
-        <w:t xml:space="preserve">            selection,</w:t>
-      </w:r>
-    </w:p>
-    <w:p>
-      <w:pPr>
-        <w:keepNext w:val="0"/>
-        <w:keepLines w:val="0"/>
-        <w:widowControl w:val="0"/>
-        <w:spacing w:before="0" w:after="0" w:line="190" w:lineRule="exact"/>
-        <w:jc w:val="left"/>
-      </w:pPr>
-      <w:r>
-        <w:rPr>
-          <w:rFonts w:ascii="DejaVu Sans Mono" w:hAnsi="DejaVu Sans Mono"/>
-          <w:sz w:val="16"/>
-        </w:rPr>
-        <w:t xml:space="preserve">            "Multiple lots or parts; select the financial reference manually.",</w:t>
-      </w:r>
-    </w:p>
-    <w:p>
-      <w:pPr>
-        <w:keepNext w:val="0"/>
-        <w:keepLines w:val="0"/>
-        <w:widowControl w:val="0"/>
-        <w:spacing w:before="0" w:after="0" w:line="190" w:lineRule="exact"/>
-        <w:jc w:val="left"/>
-      </w:pPr>
-      <w:r>
-        <w:rPr>
-          <w:rFonts w:ascii="DejaVu Sans Mono" w:hAnsi="DejaVu Sans Mono"/>
-          <w:sz w:val="16"/>
-        </w:rPr>
-        <w:t xml:space="preserve">        )</w:t>
-      </w:r>
-    </w:p>
-    <w:p>
-      <w:pPr>
-        <w:keepNext w:val="0"/>
-        <w:keepLines w:val="0"/>
-        <w:widowControl w:val="0"/>
-        <w:spacing w:before="0" w:after="0" w:line="190" w:lineRule="exact"/>
-        <w:jc w:val="left"/>
-      </w:pPr>
-      <w:r>
-        <w:rPr>
-          <w:rFonts w:ascii="DejaVu Sans Mono" w:hAnsi="DejaVu Sans Mono"/>
-          <w:sz w:val="16"/>
-        </w:rPr>
-        <w:t xml:space="preserve">    values = {}</w:t>
-      </w:r>
-    </w:p>
-    <w:p>
-      <w:pPr>
-        <w:keepNext w:val="0"/>
-        <w:keepLines w:val="0"/>
-        <w:widowControl w:val="0"/>
-        <w:spacing w:before="0" w:after="0" w:line="190" w:lineRule="exact"/>
-        <w:jc w:val="left"/>
-      </w:pPr>
-      <w:r>
-        <w:rPr>
-          <w:rFonts w:ascii="DejaVu Sans Mono" w:hAnsi="DejaVu Sans Mono"/>
-          <w:sz w:val="16"/>
-        </w:rPr>
-        <w:t xml:space="preserve">    for candidate in amounts:</w:t>
-      </w:r>
-    </w:p>
-    <w:p>
-      <w:pPr>
-        <w:keepNext w:val="0"/>
-        <w:keepLines w:val="0"/>
-        <w:widowControl w:val="0"/>
-        <w:spacing w:before="0" w:after="0" w:line="190" w:lineRule="exact"/>
-        <w:jc w:val="left"/>
-      </w:pPr>
-      <w:r>
-        <w:rPr>
-          <w:rFonts w:ascii="DejaVu Sans Mono" w:hAnsi="DejaVu Sans Mono"/>
-          <w:sz w:val="16"/>
-        </w:rPr>
-        <w:t xml:space="preserve">        if candidate["kind"] != FINANCIAL_KINDS[basis]:</w:t>
-      </w:r>
-    </w:p>
-    <w:p>
-      <w:pPr>
-        <w:keepNext w:val="0"/>
-        <w:keepLines w:val="0"/>
-        <w:widowControl w:val="0"/>
-        <w:spacing w:before="0" w:after="0" w:line="190" w:lineRule="exact"/>
-        <w:jc w:val="left"/>
-      </w:pPr>
-      <w:r>
-        <w:rPr>
-          <w:rFonts w:ascii="DejaVu Sans Mono" w:hAnsi="DejaVu Sans Mono"/>
-          <w:sz w:val="16"/>
-        </w:rPr>
-        <w:t xml:space="preserve">            continue</w:t>
-      </w:r>
-    </w:p>
-    <w:p>
-      <w:pPr>
-        <w:keepNext w:val="0"/>
-        <w:keepLines w:val="0"/>
-        <w:widowControl w:val="0"/>
-        <w:spacing w:before="0" w:after="0" w:line="190" w:lineRule="exact"/>
-        <w:jc w:val="left"/>
-      </w:pPr>
-      <w:r>
-        <w:rPr>
-          <w:rFonts w:ascii="DejaVu Sans Mono" w:hAnsi="DejaVu Sans Mono"/>
-          <w:sz w:val="16"/>
-        </w:rPr>
-        <w:t xml:space="preserve">        text = unicodedata.normalize("NFKC", candidate["value"])</w:t>
-      </w:r>
-    </w:p>
-    <w:p>
-      <w:pPr>
-        <w:keepNext w:val="0"/>
-        <w:keepLines w:val="0"/>
-        <w:widowControl w:val="0"/>
-        <w:spacing w:before="0" w:after="0" w:line="190" w:lineRule="exact"/>
-        <w:jc w:val="left"/>
-      </w:pPr>
-      <w:r>
-        <w:rPr>
-          <w:rFonts w:ascii="DejaVu Sans Mono" w:hAnsi="DejaVu Sans Mono"/>
-          <w:sz w:val="16"/>
-        </w:rPr>
-        <w:t xml:space="preserve">        match = AMOUNT.fullmatch(text)</w:t>
-      </w:r>
-    </w:p>
-    <w:p>
-      <w:pPr>
-        <w:keepNext w:val="0"/>
-        <w:keepLines w:val="0"/>
-        <w:widowControl w:val="0"/>
-        <w:spacing w:before="0" w:after="0" w:line="190" w:lineRule="exact"/>
-        <w:jc w:val="left"/>
-      </w:pPr>
-      <w:r>
-        <w:rPr>
-          <w:rFonts w:ascii="DejaVu Sans Mono" w:hAnsi="DejaVu Sans Mono"/>
-          <w:sz w:val="16"/>
-        </w:rPr>
-        <w:t xml:space="preserve">        if match:</w:t>
-      </w:r>
-    </w:p>
-    <w:p>
-      <w:pPr>
-        <w:keepNext w:val="0"/>
-        <w:keepLines w:val="0"/>
-        <w:widowControl w:val="0"/>
-        <w:spacing w:before="0" w:after="0" w:line="190" w:lineRule="exact"/>
-        <w:jc w:val="left"/>
-      </w:pPr>
-      <w:r>
-        <w:rPr>
-          <w:rFonts w:ascii="DejaVu Sans Mono" w:hAnsi="DejaVu Sans Mono"/>
-          <w:sz w:val="16"/>
-        </w:rPr>
-        <w:t xml:space="preserve">            number = Decimal(</w:t>
-      </w:r>
-    </w:p>
-    <w:p>
-      <w:pPr>
-        <w:keepNext w:val="0"/>
-        <w:keepLines w:val="0"/>
-        <w:widowControl w:val="0"/>
-        <w:spacing w:before="0" w:after="0" w:line="190" w:lineRule="exact"/>
-        <w:jc w:val="left"/>
-      </w:pPr>
-      <w:r>
-        <w:rPr>
-          <w:rFonts w:ascii="DejaVu Sans Mono" w:hAnsi="DejaVu Sans Mono"/>
-          <w:sz w:val="16"/>
-        </w:rPr>
-        <w:t xml:space="preserve">                match[1].replace(" ", "").replace(".", "").replace(",", ".")</w:t>
-      </w:r>
-    </w:p>
-    <w:p>
-      <w:pPr>
-        <w:keepNext w:val="0"/>
-        <w:keepLines w:val="0"/>
-        <w:widowControl w:val="0"/>
-        <w:spacing w:before="0" w:after="0" w:line="190" w:lineRule="exact"/>
-        <w:jc w:val="left"/>
-      </w:pPr>
-      <w:r>
-        <w:rPr>
-          <w:rFonts w:ascii="DejaVu Sans Mono" w:hAnsi="DejaVu Sans Mono"/>
-          <w:sz w:val="16"/>
-        </w:rPr>
-        <w:t xml:space="preserve">            )</w:t>
-      </w:r>
-    </w:p>
-    <w:p>
-      <w:pPr>
-        <w:keepNext w:val="0"/>
-        <w:keepLines w:val="0"/>
-        <w:widowControl w:val="0"/>
-        <w:spacing w:before="0" w:after="0" w:line="190" w:lineRule="exact"/>
-        <w:jc w:val="left"/>
-      </w:pPr>
-      <w:r>
-        <w:rPr>
-          <w:rFonts w:ascii="DejaVu Sans Mono" w:hAnsi="DejaVu Sans Mono"/>
-          <w:sz w:val="16"/>
-        </w:rPr>
-        <w:t xml:space="preserve">            values.setdefault((number, match[2]), []).append(candidate)</w:t>
-      </w:r>
-    </w:p>
-    <w:p>
-      <w:pPr>
-        <w:keepNext w:val="0"/>
-        <w:keepLines w:val="0"/>
-        <w:widowControl w:val="0"/>
-        <w:spacing w:before="0" w:after="0" w:line="190" w:lineRule="exact"/>
-        <w:jc w:val="left"/>
-      </w:pPr>
-      <w:r>
-        <w:rPr>
-          <w:rFonts w:ascii="DejaVu Sans Mono" w:hAnsi="DejaVu Sans Mono"/>
-          <w:sz w:val="16"/>
-        </w:rPr>
-        <w:t xml:space="preserve">    if not values:</w:t>
-      </w:r>
-    </w:p>
-    <w:p>
-      <w:pPr>
-        <w:keepNext w:val="0"/>
-        <w:keepLines w:val="0"/>
-        <w:widowControl w:val="0"/>
-        <w:spacing w:before="0" w:after="0" w:line="190" w:lineRule="exact"/>
-        <w:jc w:val="left"/>
-      </w:pPr>
-      <w:r>
-        <w:rPr>
-          <w:rFonts w:ascii="DejaVu Sans Mono" w:hAnsi="DejaVu Sans Mono"/>
-          <w:sz w:val="16"/>
-        </w:rPr>
-        <w:t xml:space="preserve">        return (</w:t>
-      </w:r>
-    </w:p>
-    <w:p>
-      <w:pPr>
-        <w:keepNext w:val="0"/>
-        <w:keepLines w:val="0"/>
-        <w:widowControl w:val="0"/>
-        <w:spacing w:before="0" w:after="0" w:line="190" w:lineRule="exact"/>
-        <w:jc w:val="left"/>
-      </w:pPr>
-      <w:r>
-        <w:rPr>
-          <w:rFonts w:ascii="DejaVu Sans Mono" w:hAnsi="DejaVu Sans Mono"/>
-          <w:sz w:val="16"/>
-        </w:rPr>
-        <w:t xml:space="preserve">            selection,</w:t>
-      </w:r>
-    </w:p>
-    <w:p>
-      <w:pPr>
-        <w:keepNext w:val="0"/>
-        <w:keepLines w:val="0"/>
-        <w:widowControl w:val="0"/>
-        <w:spacing w:before="0" w:after="0" w:line="190" w:lineRule="exact"/>
-        <w:jc w:val="left"/>
-      </w:pPr>
-      <w:r>
-        <w:rPr>
-          <w:rFonts w:ascii="DejaVu Sans Mono" w:hAnsi="DejaVu Sans Mono"/>
-          <w:sz w:val="16"/>
-        </w:rPr>
-        <w:t xml:space="preserve">            f"No published numeric {basis} value with currency; check manually.",</w:t>
-      </w:r>
-    </w:p>
-    <w:p>
-      <w:pPr>
-        <w:keepNext w:val="0"/>
-        <w:keepLines w:val="0"/>
-        <w:widowControl w:val="0"/>
-        <w:spacing w:before="0" w:after="0" w:line="190" w:lineRule="exact"/>
-        <w:jc w:val="left"/>
-      </w:pPr>
-      <w:r>
-        <w:rPr>
-          <w:rFonts w:ascii="DejaVu Sans Mono" w:hAnsi="DejaVu Sans Mono"/>
-          <w:sz w:val="16"/>
-        </w:rPr>
-        <w:t xml:space="preserve">        )</w:t>
-      </w:r>
-    </w:p>
-    <w:p>
-      <w:pPr>
-        <w:keepNext w:val="0"/>
-        <w:keepLines w:val="0"/>
-        <w:widowControl w:val="0"/>
-        <w:spacing w:before="0" w:after="0" w:line="190" w:lineRule="exact"/>
-        <w:jc w:val="left"/>
-      </w:pPr>
-      <w:r>
-        <w:rPr>
-          <w:rFonts w:ascii="DejaVu Sans Mono" w:hAnsi="DejaVu Sans Mono"/>
-          <w:sz w:val="16"/>
-        </w:rPr>
-        <w:t xml:space="preserve">    if len(values) != 1:</w:t>
-      </w:r>
-    </w:p>
-    <w:p>
-      <w:pPr>
-        <w:keepNext w:val="0"/>
-        <w:keepLines w:val="0"/>
-        <w:widowControl w:val="0"/>
-        <w:spacing w:before="0" w:after="0" w:line="190" w:lineRule="exact"/>
-        <w:jc w:val="left"/>
-      </w:pPr>
-      <w:r>
-        <w:rPr>
-          <w:rFonts w:ascii="DejaVu Sans Mono" w:hAnsi="DejaVu Sans Mono"/>
-          <w:sz w:val="16"/>
-        </w:rPr>
-        <w:t xml:space="preserve">        return (</w:t>
-      </w:r>
-    </w:p>
-    <w:p>
-      <w:pPr>
-        <w:keepNext w:val="0"/>
-        <w:keepLines w:val="0"/>
-        <w:widowControl w:val="0"/>
-        <w:spacing w:before="0" w:after="0" w:line="190" w:lineRule="exact"/>
-        <w:jc w:val="left"/>
-      </w:pPr>
-      <w:r>
-        <w:rPr>
-          <w:rFonts w:ascii="DejaVu Sans Mono" w:hAnsi="DejaVu Sans Mono"/>
-          <w:sz w:val="16"/>
-        </w:rPr>
-        <w:t xml:space="preserve">            selection,</w:t>
-      </w:r>
-    </w:p>
-    <w:p>
-      <w:pPr>
-        <w:keepNext w:val="0"/>
-        <w:keepLines w:val="0"/>
-        <w:widowControl w:val="0"/>
-        <w:spacing w:before="0" w:after="0" w:line="190" w:lineRule="exact"/>
-        <w:jc w:val="left"/>
-      </w:pPr>
-      <w:r>
-        <w:rPr>
-          <w:rFonts w:ascii="DejaVu Sans Mono" w:hAnsi="DejaVu Sans Mono"/>
-          <w:sz w:val="16"/>
-        </w:rPr>
-        <w:t xml:space="preserve">            f"Conflicting {basis} values; select the financial reference manually.",</w:t>
-      </w:r>
-    </w:p>
-    <w:p>
-      <w:pPr>
-        <w:keepNext w:val="0"/>
-        <w:keepLines w:val="0"/>
-        <w:widowControl w:val="0"/>
-        <w:spacing w:before="0" w:after="0" w:line="190" w:lineRule="exact"/>
-        <w:jc w:val="left"/>
-      </w:pPr>
-      <w:r>
-        <w:rPr>
-          <w:rFonts w:ascii="DejaVu Sans Mono" w:hAnsi="DejaVu Sans Mono"/>
-          <w:sz w:val="16"/>
-        </w:rPr>
-        <w:t xml:space="preserve">        )</w:t>
-      </w:r>
-    </w:p>
-    <w:p>
-      <w:pPr>
-        <w:keepNext w:val="0"/>
-        <w:keepLines w:val="0"/>
-        <w:widowControl w:val="0"/>
-        <w:spacing w:before="0" w:after="0" w:line="190" w:lineRule="exact"/>
-        <w:jc w:val="left"/>
-      </w:pPr>
-      <w:r>
-        <w:rPr>
-          <w:rFonts w:ascii="DejaVu Sans Mono" w:hAnsi="DejaVu Sans Mono"/>
-          <w:sz w:val="16"/>
-        </w:rPr>
-        <w:t xml:space="preserve">    sources = next(iter(values.values()))</w:t>
-      </w:r>
-    </w:p>
-    <w:p>
-      <w:pPr>
-        <w:keepNext w:val="0"/>
-        <w:keepLines w:val="0"/>
-        <w:widowControl w:val="0"/>
-        <w:spacing w:before="0" w:after="0" w:line="190" w:lineRule="exact"/>
-        <w:jc w:val="left"/>
-      </w:pPr>
-      <w:r>
-        <w:rPr>
-          <w:rFonts w:ascii="DejaVu Sans Mono" w:hAnsi="DejaVu Sans Mono"/>
-          <w:sz w:val="16"/>
-        </w:rPr>
-        <w:t xml:space="preserve">    selection.update(value=sources[0]["value"], sources=sources)</w:t>
-      </w:r>
-    </w:p>
-    <w:p>
-      <w:pPr>
-        <w:keepNext w:val="0"/>
-        <w:keepLines w:val="0"/>
-        <w:widowControl w:val="0"/>
-        <w:spacing w:before="0" w:after="0" w:line="190" w:lineRule="exact"/>
-        <w:jc w:val="left"/>
-      </w:pPr>
-      <w:r>
-        <w:rPr>
-          <w:rFonts w:ascii="DejaVu Sans Mono" w:hAnsi="DejaVu Sans Mono"/>
-          <w:sz w:val="16"/>
-        </w:rPr>
-        <w:t xml:space="preserve">    return (</w:t>
-      </w:r>
-    </w:p>
-    <w:p>
-      <w:pPr>
-        <w:keepNext w:val="0"/>
-        <w:keepLines w:val="0"/>
-        <w:widowControl w:val="0"/>
-        <w:spacing w:before="0" w:after="0" w:line="190" w:lineRule="exact"/>
-        <w:jc w:val="left"/>
-      </w:pPr>
-      <w:r>
-        <w:rPr>
-          <w:rFonts w:ascii="DejaVu Sans Mono" w:hAnsi="DejaVu Sans Mono"/>
-          <w:sz w:val="16"/>
-        </w:rPr>
-        <w:t xml:space="preserve">        selection,</w:t>
-      </w:r>
-    </w:p>
-    <w:p>
-      <w:pPr>
-        <w:keepNext w:val="0"/>
-        <w:keepLines w:val="0"/>
-        <w:widowControl w:val="0"/>
-        <w:spacing w:before="0" w:after="0" w:line="190" w:lineRule="exact"/>
-        <w:jc w:val="left"/>
-      </w:pPr>
-      <w:r>
-        <w:rPr>
-          <w:rFonts w:ascii="DejaVu Sans Mono" w:hAnsi="DejaVu Sans Mono"/>
-          <w:sz w:val="16"/>
-        </w:rPr>
-        <w:t xml:space="preserve">        "Draft reference value only; confirm expected revenue before Jira transfer.",</w:t>
-      </w:r>
-    </w:p>
-    <w:p>
-      <w:pPr>
-        <w:keepNext w:val="0"/>
-        <w:keepLines w:val="0"/>
-        <w:widowControl w:val="0"/>
-        <w:spacing w:before="0" w:after="0" w:line="190" w:lineRule="exact"/>
-        <w:jc w:val="left"/>
-      </w:pPr>
-      <w:r>
-        <w:rPr>
-          <w:rFonts w:ascii="DejaVu Sans Mono" w:hAnsi="DejaVu Sans Mono"/>
-          <w:sz w:val="16"/>
-        </w:rPr>
-        <w:t xml:space="preserve">    )</w:t>
-      </w:r>
-    </w:p>
-    <w:p>
-      <w:pPr>
-        <w:keepNext w:val="0"/>
-        <w:keepLines w:val="0"/>
-        <w:widowControl w:val="0"/>
-        <w:spacing w:before="0" w:after="0" w:line="190" w:lineRule="exact"/>
-        <w:jc w:val="left"/>
-      </w:pPr>
-      <w:r>
-        <w:rPr>
-          <w:rFonts w:ascii="DejaVu Sans Mono" w:hAnsi="DejaVu Sans Mono"/>
-          <w:sz w:val="16"/>
-        </w:rPr>
-      </w:r>
-    </w:p>
-    <w:p>
-      <w:pPr>
-        <w:keepNext w:val="0"/>
-        <w:keepLines w:val="0"/>
-        <w:widowControl w:val="0"/>
-        <w:spacing w:before="0" w:after="0" w:line="190" w:lineRule="exact"/>
-        <w:jc w:val="left"/>
-      </w:pPr>
-      <w:r>
-        <w:rPr>
-          <w:rFonts w:ascii="DejaVu Sans Mono" w:hAnsi="DejaVu Sans Mono"/>
-          <w:sz w:val="16"/>
-        </w:rPr>
-      </w:r>
-    </w:p>
-    <w:p>
-      <w:pPr>
-        <w:keepNext w:val="0"/>
-        <w:keepLines w:val="0"/>
-        <w:widowControl w:val="0"/>
-        <w:spacing w:before="0" w:after="0" w:line="190" w:lineRule="exact"/>
-        <w:jc w:val="left"/>
-      </w:pPr>
-      <w:r>
-        <w:rPr>
-          <w:rFonts w:ascii="DejaVu Sans Mono" w:hAnsi="DejaVu Sans Mono"/>
-          <w:sz w:val="16"/>
-        </w:rPr>
-        <w:t>def extract(path, mapping=None, financial_basis=None):</w:t>
-      </w:r>
-    </w:p>
-    <w:p>
-      <w:pPr>
-        <w:keepNext w:val="0"/>
-        <w:keepLines w:val="0"/>
-        <w:widowControl w:val="0"/>
-        <w:spacing w:before="0" w:after="0" w:line="190" w:lineRule="exact"/>
-        <w:jc w:val="left"/>
-      </w:pPr>
-      <w:r>
-        <w:rPr>
-          <w:rFonts w:ascii="DejaVu Sans Mono" w:hAnsi="DejaVu Sans Mono"/>
-          <w:sz w:val="16"/>
-        </w:rPr>
-        <w:t xml:space="preserve">    sections = read_sections(path)</w:t>
-      </w:r>
-    </w:p>
-    <w:p>
-      <w:pPr>
-        <w:keepNext w:val="0"/>
-        <w:keepLines w:val="0"/>
-        <w:widowControl w:val="0"/>
-        <w:spacing w:before="0" w:after="0" w:line="190" w:lineRule="exact"/>
-        <w:jc w:val="left"/>
-      </w:pPr>
-      <w:r>
-        <w:rPr>
-          <w:rFonts w:ascii="DejaVu Sans Mono" w:hAnsi="DejaVu Sans Mono"/>
-          <w:sz w:val="16"/>
-        </w:rPr>
-        <w:t xml:space="preserve">    issues, clients, amounts, durations, criteria, extensions = [], [], [], [], [], []</w:t>
-      </w:r>
-    </w:p>
-    <w:p>
-      <w:pPr>
-        <w:keepNext w:val="0"/>
-        <w:keepLines w:val="0"/>
-        <w:widowControl w:val="0"/>
-        <w:spacing w:before="0" w:after="0" w:line="190" w:lineRule="exact"/>
-        <w:jc w:val="left"/>
-      </w:pPr>
-      <w:r>
-        <w:rPr>
-          <w:rFonts w:ascii="DejaVu Sans Mono" w:hAnsi="DejaVu Sans Mono"/>
-          <w:sz w:val="16"/>
-        </w:rPr>
-        <w:t xml:space="preserve">    for section in sections:</w:t>
-      </w:r>
-    </w:p>
-    <w:p>
-      <w:pPr>
-        <w:keepNext w:val="0"/>
-        <w:keepLines w:val="0"/>
-        <w:widowControl w:val="0"/>
-        <w:spacing w:before="0" w:after="0" w:line="190" w:lineRule="exact"/>
-        <w:jc w:val="left"/>
-      </w:pPr>
-      <w:r>
-        <w:rPr>
-          <w:rFonts w:ascii="DejaVu Sans Mono" w:hAnsi="DejaVu Sans Mono"/>
-          <w:sz w:val="16"/>
-        </w:rPr>
-        <w:t xml:space="preserve">        lines = section["lines"]</w:t>
-      </w:r>
-    </w:p>
-    <w:p>
-      <w:pPr>
-        <w:keepNext w:val="0"/>
-        <w:keepLines w:val="0"/>
-        <w:widowControl w:val="0"/>
-        <w:spacing w:before="0" w:after="0" w:line="190" w:lineRule="exact"/>
-        <w:jc w:val="left"/>
-      </w:pPr>
-      <w:r>
-        <w:rPr>
-          <w:rFonts w:ascii="DejaVu Sans Mono" w:hAnsi="DejaVu Sans Mono"/>
-          <w:sz w:val="16"/>
-        </w:rPr>
-        <w:t xml:space="preserve">        if section["section"] == "1.1." and section["heading"] == "Beschaffer":</w:t>
-      </w:r>
-    </w:p>
-    <w:p>
-      <w:pPr>
-        <w:keepNext w:val="0"/>
-        <w:keepLines w:val="0"/>
-        <w:widowControl w:val="0"/>
-        <w:spacing w:before="0" w:after="0" w:line="190" w:lineRule="exact"/>
-        <w:jc w:val="left"/>
-      </w:pPr>
-      <w:r>
-        <w:rPr>
-          <w:rFonts w:ascii="DejaVu Sans Mono" w:hAnsi="DejaVu Sans Mono"/>
-          <w:sz w:val="16"/>
-        </w:rPr>
-        <w:t xml:space="preserve">            for i, line in enumerate(lines):</w:t>
-      </w:r>
-    </w:p>
-    <w:p>
-      <w:pPr>
-        <w:keepNext w:val="0"/>
-        <w:keepLines w:val="0"/>
-        <w:widowControl w:val="0"/>
-        <w:spacing w:before="0" w:after="0" w:line="190" w:lineRule="exact"/>
-        <w:jc w:val="left"/>
-      </w:pPr>
-      <w:r>
-        <w:rPr>
-          <w:rFonts w:ascii="DejaVu Sans Mono" w:hAnsi="DejaVu Sans Mono"/>
-          <w:sz w:val="16"/>
-        </w:rPr>
-        <w:t xml:space="preserve">                if line.startswith("Offizielle Bezeichnung:"):</w:t>
-      </w:r>
-    </w:p>
-    <w:p>
-      <w:pPr>
-        <w:keepNext w:val="0"/>
-        <w:keepLines w:val="0"/>
-        <w:widowControl w:val="0"/>
-        <w:spacing w:before="0" w:after="0" w:line="190" w:lineRule="exact"/>
-        <w:jc w:val="left"/>
-      </w:pPr>
-      <w:r>
-        <w:rPr>
-          <w:rFonts w:ascii="DejaVu Sans Mono" w:hAnsi="DejaVu Sans Mono"/>
-          <w:sz w:val="16"/>
-        </w:rPr>
-        <w:t xml:space="preserve">                    parts = [line.split(":", 1)[1].strip()]</w:t>
-      </w:r>
-    </w:p>
-    <w:p>
-      <w:pPr>
-        <w:keepNext w:val="0"/>
-        <w:keepLines w:val="0"/>
-        <w:widowControl w:val="0"/>
-        <w:spacing w:before="0" w:after="0" w:line="190" w:lineRule="exact"/>
-        <w:jc w:val="left"/>
-      </w:pPr>
-      <w:r>
-        <w:rPr>
-          <w:rFonts w:ascii="DejaVu Sans Mono" w:hAnsi="DejaVu Sans Mono"/>
-          <w:sz w:val="16"/>
-        </w:rPr>
-        <w:t xml:space="preserve">                    for following in lines[i + 1 :]:</w:t>
-      </w:r>
-    </w:p>
-    <w:p>
-      <w:pPr>
-        <w:keepNext w:val="0"/>
-        <w:keepLines w:val="0"/>
-        <w:widowControl w:val="0"/>
-        <w:spacing w:before="0" w:after="0" w:line="190" w:lineRule="exact"/>
-        <w:jc w:val="left"/>
-      </w:pPr>
-      <w:r>
-        <w:rPr>
-          <w:rFonts w:ascii="DejaVu Sans Mono" w:hAnsi="DejaVu Sans Mono"/>
-          <w:sz w:val="16"/>
-        </w:rPr>
-        <w:t xml:space="preserve">                        if ":" in following:</w:t>
-      </w:r>
-    </w:p>
-    <w:p>
-      <w:pPr>
-        <w:keepNext w:val="0"/>
-        <w:keepLines w:val="0"/>
-        <w:widowControl w:val="0"/>
-        <w:spacing w:before="0" w:after="0" w:line="190" w:lineRule="exact"/>
-        <w:jc w:val="left"/>
-      </w:pPr>
-      <w:r>
-        <w:rPr>
-          <w:rFonts w:ascii="DejaVu Sans Mono" w:hAnsi="DejaVu Sans Mono"/>
-          <w:sz w:val="16"/>
-        </w:rPr>
-        <w:t xml:space="preserve">                            break</w:t>
-      </w:r>
-    </w:p>
-    <w:p>
-      <w:pPr>
-        <w:keepNext w:val="0"/>
-        <w:keepLines w:val="0"/>
-        <w:widowControl w:val="0"/>
-        <w:spacing w:before="0" w:after="0" w:line="190" w:lineRule="exact"/>
-        <w:jc w:val="left"/>
-      </w:pPr>
-      <w:r>
-        <w:rPr>
-          <w:rFonts w:ascii="DejaVu Sans Mono" w:hAnsi="DejaVu Sans Mono"/>
-          <w:sz w:val="16"/>
-        </w:rPr>
-        <w:t xml:space="preserve">                        parts.append(following)</w:t>
-      </w:r>
-    </w:p>
-    <w:p>
-      <w:pPr>
-        <w:keepNext w:val="0"/>
-        <w:keepLines w:val="0"/>
-        <w:widowControl w:val="0"/>
-        <w:spacing w:before="0" w:after="0" w:line="190" w:lineRule="exact"/>
-        <w:jc w:val="left"/>
-      </w:pPr>
-      <w:r>
-        <w:rPr>
-          <w:rFonts w:ascii="DejaVu Sans Mono" w:hAnsi="DejaVu Sans Mono"/>
-          <w:sz w:val="16"/>
-        </w:rPr>
-        <w:t xml:space="preserve">                    clients.append(evidence(section, " ".join(parts)))</w:t>
-      </w:r>
-    </w:p>
-    <w:p>
-      <w:pPr>
-        <w:keepNext w:val="0"/>
-        <w:keepLines w:val="0"/>
-        <w:widowControl w:val="0"/>
-        <w:spacing w:before="0" w:after="0" w:line="190" w:lineRule="exact"/>
-        <w:jc w:val="left"/>
-      </w:pPr>
-      <w:r>
-        <w:rPr>
-          <w:rFonts w:ascii="DejaVu Sans Mono" w:hAnsi="DejaVu Sans Mono"/>
-          <w:sz w:val="16"/>
-        </w:rPr>
-        <w:t xml:space="preserve">        for line in lines:</w:t>
-      </w:r>
-    </w:p>
-    <w:p>
-      <w:pPr>
-        <w:keepNext w:val="0"/>
-        <w:keepLines w:val="0"/>
-        <w:widowControl w:val="0"/>
-        <w:spacing w:before="0" w:after="0" w:line="190" w:lineRule="exact"/>
-        <w:jc w:val="left"/>
-      </w:pPr>
-      <w:r>
-        <w:rPr>
-          <w:rFonts w:ascii="DejaVu Sans Mono" w:hAnsi="DejaVu Sans Mono"/>
-          <w:sz w:val="16"/>
-        </w:rPr>
-        <w:t xml:space="preserve">            match = MONEY.match(line)</w:t>
-      </w:r>
-    </w:p>
-    <w:p>
-      <w:pPr>
-        <w:keepNext w:val="0"/>
-        <w:keepLines w:val="0"/>
-        <w:widowControl w:val="0"/>
-        <w:spacing w:before="0" w:after="0" w:line="190" w:lineRule="exact"/>
-        <w:jc w:val="left"/>
-      </w:pPr>
-      <w:r>
-        <w:rPr>
-          <w:rFonts w:ascii="DejaVu Sans Mono" w:hAnsi="DejaVu Sans Mono"/>
-          <w:sz w:val="16"/>
-        </w:rPr>
-        <w:t xml:space="preserve">            if match:</w:t>
-      </w:r>
-    </w:p>
-    <w:p>
-      <w:pPr>
-        <w:keepNext w:val="0"/>
-        <w:keepLines w:val="0"/>
-        <w:widowControl w:val="0"/>
-        <w:spacing w:before="0" w:after="0" w:line="190" w:lineRule="exact"/>
-        <w:jc w:val="left"/>
-      </w:pPr>
-      <w:r>
-        <w:rPr>
-          <w:rFonts w:ascii="DejaVu Sans Mono" w:hAnsi="DejaVu Sans Mono"/>
-          <w:sz w:val="16"/>
-        </w:rPr>
-        <w:t xml:space="preserve">                amounts.append({**evidence(section, match[2]), "kind": match[1]})</w:t>
-      </w:r>
-    </w:p>
-    <w:p>
-      <w:pPr>
-        <w:keepNext w:val="0"/>
-        <w:keepLines w:val="0"/>
-        <w:widowControl w:val="0"/>
-        <w:spacing w:before="0" w:after="0" w:line="190" w:lineRule="exact"/>
-        <w:jc w:val="left"/>
-      </w:pPr>
-      <w:r>
-        <w:rPr>
-          <w:rFonts w:ascii="DejaVu Sans Mono" w:hAnsi="DejaVu Sans Mono"/>
-          <w:sz w:val="16"/>
-        </w:rPr>
-        <w:t xml:space="preserve">        if section["section"].startswith(("3.", "5.")) and section["heading"] in (</w:t>
-      </w:r>
-    </w:p>
-    <w:p>
-      <w:pPr>
-        <w:keepNext w:val="0"/>
-        <w:keepLines w:val="0"/>
-        <w:widowControl w:val="0"/>
-        <w:spacing w:before="0" w:after="0" w:line="190" w:lineRule="exact"/>
-        <w:jc w:val="left"/>
-      </w:pPr>
-      <w:r>
-        <w:rPr>
-          <w:rFonts w:ascii="DejaVu Sans Mono" w:hAnsi="DejaVu Sans Mono"/>
-          <w:sz w:val="16"/>
-        </w:rPr>
-        <w:t xml:space="preserve">            "Dauer",</w:t>
-      </w:r>
-    </w:p>
-    <w:p>
-      <w:pPr>
-        <w:keepNext w:val="0"/>
-        <w:keepLines w:val="0"/>
-        <w:widowControl w:val="0"/>
-        <w:spacing w:before="0" w:after="0" w:line="190" w:lineRule="exact"/>
-        <w:jc w:val="left"/>
-      </w:pPr>
-      <w:r>
-        <w:rPr>
-          <w:rFonts w:ascii="DejaVu Sans Mono" w:hAnsi="DejaVu Sans Mono"/>
-          <w:sz w:val="16"/>
-        </w:rPr>
-        <w:t xml:space="preserve">            "Geschätzte Dauer",</w:t>
-      </w:r>
-    </w:p>
-    <w:p>
-      <w:pPr>
-        <w:keepNext w:val="0"/>
-        <w:keepLines w:val="0"/>
-        <w:widowControl w:val="0"/>
-        <w:spacing w:before="0" w:after="0" w:line="190" w:lineRule="exact"/>
-        <w:jc w:val="left"/>
-      </w:pPr>
-      <w:r>
-        <w:rPr>
-          <w:rFonts w:ascii="DejaVu Sans Mono" w:hAnsi="DejaVu Sans Mono"/>
-          <w:sz w:val="16"/>
-        </w:rPr>
-        <w:t xml:space="preserve">            "Laufzeit",</w:t>
-      </w:r>
-    </w:p>
-    <w:p>
-      <w:pPr>
-        <w:keepNext w:val="0"/>
-        <w:keepLines w:val="0"/>
-        <w:widowControl w:val="0"/>
-        <w:spacing w:before="0" w:after="0" w:line="190" w:lineRule="exact"/>
-        <w:jc w:val="left"/>
-      </w:pPr>
-      <w:r>
-        <w:rPr>
-          <w:rFonts w:ascii="DejaVu Sans Mono" w:hAnsi="DejaVu Sans Mono"/>
-          <w:sz w:val="16"/>
-        </w:rPr>
-        <w:t xml:space="preserve">        ):</w:t>
-      </w:r>
-    </w:p>
-    <w:p>
-      <w:pPr>
-        <w:keepNext w:val="0"/>
-        <w:keepLines w:val="0"/>
-        <w:widowControl w:val="0"/>
-        <w:spacing w:before="0" w:after="0" w:line="190" w:lineRule="exact"/>
-        <w:jc w:val="left"/>
-      </w:pPr>
-      <w:r>
-        <w:rPr>
-          <w:rFonts w:ascii="DejaVu Sans Mono" w:hAnsi="DejaVu Sans Mono"/>
-          <w:sz w:val="16"/>
-        </w:rPr>
-        <w:t xml:space="preserve">            durations.append(evidence(section, "\n".join(lines)))</w:t>
-      </w:r>
-    </w:p>
-    <w:p>
-      <w:pPr>
-        <w:keepNext w:val="0"/>
-        <w:keepLines w:val="0"/>
-        <w:widowControl w:val="0"/>
-        <w:spacing w:before="0" w:after="0" w:line="190" w:lineRule="exact"/>
-        <w:jc w:val="left"/>
-      </w:pPr>
-      <w:r>
-        <w:rPr>
-          <w:rFonts w:ascii="DejaVu Sans Mono" w:hAnsi="DejaVu Sans Mono"/>
-          <w:sz w:val="16"/>
-        </w:rPr>
-        <w:t xml:space="preserve">        if section["heading"] == "Verlängerung":</w:t>
-      </w:r>
-    </w:p>
-    <w:p>
-      <w:pPr>
-        <w:keepNext w:val="0"/>
-        <w:keepLines w:val="0"/>
-        <w:widowControl w:val="0"/>
-        <w:spacing w:before="0" w:after="0" w:line="190" w:lineRule="exact"/>
-        <w:jc w:val="left"/>
-      </w:pPr>
-      <w:r>
-        <w:rPr>
-          <w:rFonts w:ascii="DejaVu Sans Mono" w:hAnsi="DejaVu Sans Mono"/>
-          <w:sz w:val="16"/>
-        </w:rPr>
-        <w:t xml:space="preserve">            extensions.append(evidence(section, "\n".join(lines)))</w:t>
-      </w:r>
-    </w:p>
-    <w:p>
-      <w:pPr>
-        <w:keepNext w:val="0"/>
-        <w:keepLines w:val="0"/>
-        <w:widowControl w:val="0"/>
-        <w:spacing w:before="0" w:after="0" w:line="190" w:lineRule="exact"/>
-        <w:jc w:val="left"/>
-      </w:pPr>
-      <w:r>
-        <w:rPr>
-          <w:rFonts w:ascii="DejaVu Sans Mono" w:hAnsi="DejaVu Sans Mono"/>
-          <w:sz w:val="16"/>
-        </w:rPr>
-        <w:t xml:space="preserve">        if section["heading"] == "Zuschlagskriterien":</w:t>
-      </w:r>
-    </w:p>
-    <w:p>
-      <w:pPr>
-        <w:keepNext w:val="0"/>
-        <w:keepLines w:val="0"/>
-        <w:widowControl w:val="0"/>
-        <w:spacing w:before="0" w:after="0" w:line="190" w:lineRule="exact"/>
-        <w:jc w:val="left"/>
-      </w:pPr>
-      <w:r>
-        <w:rPr>
-          <w:rFonts w:ascii="DejaVu Sans Mono" w:hAnsi="DejaVu Sans Mono"/>
-          <w:sz w:val="16"/>
-        </w:rPr>
-        <w:t xml:space="preserve">            criteria.append(evidence(section, "\n".join(lines)))</w:t>
-      </w:r>
-    </w:p>
-    <w:p>
-      <w:pPr>
-        <w:keepNext w:val="0"/>
-        <w:keepLines w:val="0"/>
-        <w:widowControl w:val="0"/>
-        <w:spacing w:before="0" w:after="0" w:line="190" w:lineRule="exact"/>
-        <w:jc w:val="left"/>
-      </w:pPr>
-      <w:r>
-        <w:rPr>
-          <w:rFonts w:ascii="DejaVu Sans Mono" w:hAnsi="DejaVu Sans Mono"/>
-          <w:sz w:val="16"/>
-        </w:rPr>
-        <w:t xml:space="preserve">    client = clients[0]["value"] if len(clients) == 1 else None</w:t>
-      </w:r>
-    </w:p>
-    <w:p>
-      <w:pPr>
-        <w:keepNext w:val="0"/>
-        <w:keepLines w:val="0"/>
-        <w:widowControl w:val="0"/>
-        <w:spacing w:before="0" w:after="0" w:line="190" w:lineRule="exact"/>
-        <w:jc w:val="left"/>
-      </w:pPr>
-      <w:r>
-        <w:rPr>
-          <w:rFonts w:ascii="DejaVu Sans Mono" w:hAnsi="DejaVu Sans Mono"/>
-          <w:sz w:val="16"/>
-        </w:rPr>
-        <w:t xml:space="preserve">    if not client:</w:t>
-      </w:r>
-    </w:p>
-    <w:p>
-      <w:pPr>
-        <w:keepNext w:val="0"/>
-        <w:keepLines w:val="0"/>
-        <w:widowControl w:val="0"/>
-        <w:spacing w:before="0" w:after="0" w:line="190" w:lineRule="exact"/>
-        <w:jc w:val="left"/>
-      </w:pPr>
-      <w:r>
-        <w:rPr>
-          <w:rFonts w:ascii="DejaVu Sans Mono" w:hAnsi="DejaVu Sans Mono"/>
-          <w:sz w:val="16"/>
-        </w:rPr>
-        <w:t xml:space="preserve">        issues.append("Missing or repeated buyer section; check Auftraggeber.")</w:t>
-      </w:r>
-    </w:p>
-    <w:p>
-      <w:pPr>
-        <w:keepNext w:val="0"/>
-        <w:keepLines w:val="0"/>
-        <w:widowControl w:val="0"/>
-        <w:spacing w:before="0" w:after="0" w:line="190" w:lineRule="exact"/>
-        <w:jc w:val="left"/>
-      </w:pPr>
-      <w:r>
-        <w:rPr>
-          <w:rFonts w:ascii="DejaVu Sans Mono" w:hAnsi="DejaVu Sans Mono"/>
-          <w:sz w:val="16"/>
-        </w:rPr>
-        <w:t xml:space="preserve">    # A notice value is evidence, never an automatic sales revenue forecast.</w:t>
-      </w:r>
-    </w:p>
-    <w:p>
-      <w:pPr>
-        <w:keepNext w:val="0"/>
-        <w:keepLines w:val="0"/>
-        <w:widowControl w:val="0"/>
-        <w:spacing w:before="0" w:after="0" w:line="190" w:lineRule="exact"/>
-        <w:jc w:val="left"/>
-      </w:pPr>
-      <w:r>
-        <w:rPr>
-          <w:rFonts w:ascii="DejaVu Sans Mono" w:hAnsi="DejaVu Sans Mono"/>
-          <w:sz w:val="16"/>
-        </w:rPr>
-        <w:t xml:space="preserve">    for key, values in [</w:t>
-      </w:r>
-    </w:p>
-    <w:p>
-      <w:pPr>
-        <w:keepNext w:val="0"/>
-        <w:keepLines w:val="0"/>
-        <w:widowControl w:val="0"/>
-        <w:spacing w:before="0" w:after="0" w:line="190" w:lineRule="exact"/>
-        <w:jc w:val="left"/>
-      </w:pPr>
-      <w:r>
-        <w:rPr>
-          <w:rFonts w:ascii="DejaVu Sans Mono" w:hAnsi="DejaVu Sans Mono"/>
-          <w:sz w:val="16"/>
-        </w:rPr>
-        <w:t xml:space="preserve">        ("financial figure", amounts),</w:t>
-      </w:r>
-    </w:p>
-    <w:p>
-      <w:pPr>
-        <w:keepNext w:val="0"/>
-        <w:keepLines w:val="0"/>
-        <w:widowControl w:val="0"/>
-        <w:spacing w:before="0" w:after="0" w:line="190" w:lineRule="exact"/>
-        <w:jc w:val="left"/>
-      </w:pPr>
-      <w:r>
-        <w:rPr>
-          <w:rFonts w:ascii="DejaVu Sans Mono" w:hAnsi="DejaVu Sans Mono"/>
-          <w:sz w:val="16"/>
-        </w:rPr>
-        <w:t xml:space="preserve">        ("duration", durations),</w:t>
-      </w:r>
-    </w:p>
-    <w:p>
-      <w:pPr>
-        <w:keepNext w:val="0"/>
-        <w:keepLines w:val="0"/>
-        <w:widowControl w:val="0"/>
-        <w:spacing w:before="0" w:after="0" w:line="190" w:lineRule="exact"/>
-        <w:jc w:val="left"/>
-      </w:pPr>
-      <w:r>
-        <w:rPr>
-          <w:rFonts w:ascii="DejaVu Sans Mono" w:hAnsi="DejaVu Sans Mono"/>
-          <w:sz w:val="16"/>
-        </w:rPr>
-        <w:t xml:space="preserve">        ("award criteria", criteria),</w:t>
-      </w:r>
-    </w:p>
-    <w:p>
-      <w:pPr>
-        <w:keepNext w:val="0"/>
-        <w:keepLines w:val="0"/>
-        <w:widowControl w:val="0"/>
-        <w:spacing w:before="0" w:after="0" w:line="190" w:lineRule="exact"/>
-        <w:jc w:val="left"/>
-      </w:pPr>
-      <w:r>
-        <w:rPr>
-          <w:rFonts w:ascii="DejaVu Sans Mono" w:hAnsi="DejaVu Sans Mono"/>
-          <w:sz w:val="16"/>
-        </w:rPr>
-        <w:t xml:space="preserve">    ]:</w:t>
-      </w:r>
-    </w:p>
-    <w:p>
-      <w:pPr>
-        <w:keepNext w:val="0"/>
-        <w:keepLines w:val="0"/>
-        <w:widowControl w:val="0"/>
-        <w:spacing w:before="0" w:after="0" w:line="190" w:lineRule="exact"/>
-        <w:jc w:val="left"/>
-      </w:pPr>
-      <w:r>
-        <w:rPr>
-          <w:rFonts w:ascii="DejaVu Sans Mono" w:hAnsi="DejaVu Sans Mono"/>
-          <w:sz w:val="16"/>
-        </w:rPr>
-        <w:t xml:space="preserve">        if not values or any(not x["value"] for x in values):</w:t>
-      </w:r>
-    </w:p>
-    <w:p>
-      <w:pPr>
-        <w:keepNext w:val="0"/>
-        <w:keepLines w:val="0"/>
-        <w:widowControl w:val="0"/>
-        <w:spacing w:before="0" w:after="0" w:line="190" w:lineRule="exact"/>
-        <w:jc w:val="left"/>
-      </w:pPr>
-      <w:r>
-        <w:rPr>
-          <w:rFonts w:ascii="DejaVu Sans Mono" w:hAnsi="DejaVu Sans Mono"/>
-          <w:sz w:val="16"/>
-        </w:rPr>
-        <w:t xml:space="preserve">            issues.append(f"Missing {key}.")</w:t>
-      </w:r>
-    </w:p>
-    <w:p>
-      <w:pPr>
-        <w:keepNext w:val="0"/>
-        <w:keepLines w:val="0"/>
-        <w:widowControl w:val="0"/>
-        <w:spacing w:before="0" w:after="0" w:line="190" w:lineRule="exact"/>
-        <w:jc w:val="left"/>
-      </w:pPr>
-      <w:r>
-        <w:rPr>
-          <w:rFonts w:ascii="DejaVu Sans Mono" w:hAnsi="DejaVu Sans Mono"/>
-          <w:sz w:val="16"/>
-        </w:rPr>
-        <w:t xml:space="preserve">        elif key != "financial figure" and len(values) != 1:</w:t>
-      </w:r>
-    </w:p>
-    <w:p>
-      <w:pPr>
-        <w:keepNext w:val="0"/>
-        <w:keepLines w:val="0"/>
-        <w:widowControl w:val="0"/>
-        <w:spacing w:before="0" w:after="0" w:line="190" w:lineRule="exact"/>
-        <w:jc w:val="left"/>
-      </w:pPr>
-      <w:r>
-        <w:rPr>
-          <w:rFonts w:ascii="DejaVu Sans Mono" w:hAnsi="DejaVu Sans Mono"/>
-          <w:sz w:val="16"/>
-        </w:rPr>
-        <w:t xml:space="preserve">            issues.append(f"Multiple {key} sections; select the intended lot manually.")</w:t>
-      </w:r>
-    </w:p>
-    <w:p>
-      <w:pPr>
-        <w:keepNext w:val="0"/>
-        <w:keepLines w:val="0"/>
-        <w:widowControl w:val="0"/>
-        <w:spacing w:before="0" w:after="0" w:line="190" w:lineRule="exact"/>
-        <w:jc w:val="left"/>
-      </w:pPr>
-      <w:r>
-        <w:rPr>
-          <w:rFonts w:ascii="DejaVu Sans Mono" w:hAnsi="DejaVu Sans Mono"/>
-          <w:sz w:val="16"/>
-        </w:rPr>
-        <w:t xml:space="preserve">    if extensions:</w:t>
-      </w:r>
-    </w:p>
-    <w:p>
-      <w:pPr>
-        <w:keepNext w:val="0"/>
-        <w:keepLines w:val="0"/>
-        <w:widowControl w:val="0"/>
-        <w:spacing w:before="0" w:after="0" w:line="190" w:lineRule="exact"/>
-        <w:jc w:val="left"/>
-      </w:pPr>
-      <w:r>
-        <w:rPr>
-          <w:rFonts w:ascii="DejaVu Sans Mono" w:hAnsi="DejaVu Sans Mono"/>
-          <w:sz w:val="16"/>
-        </w:rPr>
-        <w:t xml:space="preserve">        issues.append(</w:t>
-      </w:r>
-    </w:p>
-    <w:p>
-      <w:pPr>
-        <w:keepNext w:val="0"/>
-        <w:keepLines w:val="0"/>
-        <w:widowControl w:val="0"/>
-        <w:spacing w:before="0" w:after="0" w:line="190" w:lineRule="exact"/>
-        <w:jc w:val="left"/>
-      </w:pPr>
-      <w:r>
-        <w:rPr>
-          <w:rFonts w:ascii="DejaVu Sans Mono" w:hAnsi="DejaVu Sans Mono"/>
-          <w:sz w:val="16"/>
-        </w:rPr>
-        <w:t xml:space="preserve">            "Contract extension options exist; review extension evidence separately from base duration."</w:t>
-      </w:r>
-    </w:p>
-    <w:p>
-      <w:pPr>
-        <w:keepNext w:val="0"/>
-        <w:keepLines w:val="0"/>
-        <w:widowControl w:val="0"/>
-        <w:spacing w:before="0" w:after="0" w:line="190" w:lineRule="exact"/>
-        <w:jc w:val="left"/>
-      </w:pPr>
-      <w:r>
-        <w:rPr>
-          <w:rFonts w:ascii="DejaVu Sans Mono" w:hAnsi="DejaVu Sans Mono"/>
-          <w:sz w:val="16"/>
-        </w:rPr>
-        <w:t xml:space="preserve">        )</w:t>
-      </w:r>
-    </w:p>
-    <w:p>
-      <w:pPr>
-        <w:keepNext w:val="0"/>
-        <w:keepLines w:val="0"/>
-        <w:widowControl w:val="0"/>
-        <w:spacing w:before="0" w:after="0" w:line="190" w:lineRule="exact"/>
-        <w:jc w:val="left"/>
-      </w:pPr>
-      <w:r>
-        <w:rPr>
-          <w:rFonts w:ascii="DejaVu Sans Mono" w:hAnsi="DejaVu Sans Mono"/>
-          <w:sz w:val="16"/>
-        </w:rPr>
-        <w:t xml:space="preserve">    selection, financial_issue = select_financial_reference(</w:t>
-      </w:r>
-    </w:p>
-    <w:p>
-      <w:pPr>
-        <w:keepNext w:val="0"/>
-        <w:keepLines w:val="0"/>
-        <w:widowControl w:val="0"/>
-        <w:spacing w:before="0" w:after="0" w:line="190" w:lineRule="exact"/>
-        <w:jc w:val="left"/>
-      </w:pPr>
-      <w:r>
-        <w:rPr>
-          <w:rFonts w:ascii="DejaVu Sans Mono" w:hAnsi="DejaVu Sans Mono"/>
-          <w:sz w:val="16"/>
-        </w:rPr>
-        <w:t xml:space="preserve">        amounts, sections, financial_basis</w:t>
-      </w:r>
-    </w:p>
-    <w:p>
-      <w:pPr>
-        <w:keepNext w:val="0"/>
-        <w:keepLines w:val="0"/>
-        <w:widowControl w:val="0"/>
-        <w:spacing w:before="0" w:after="0" w:line="190" w:lineRule="exact"/>
-        <w:jc w:val="left"/>
-      </w:pPr>
-      <w:r>
-        <w:rPr>
-          <w:rFonts w:ascii="DejaVu Sans Mono" w:hAnsi="DejaVu Sans Mono"/>
-          <w:sz w:val="16"/>
-        </w:rPr>
-        <w:t xml:space="preserve">    )</w:t>
-      </w:r>
-    </w:p>
-    <w:p>
-      <w:pPr>
-        <w:keepNext w:val="0"/>
-        <w:keepLines w:val="0"/>
-        <w:widowControl w:val="0"/>
-        <w:spacing w:before="0" w:after="0" w:line="190" w:lineRule="exact"/>
-        <w:jc w:val="left"/>
-      </w:pPr>
-      <w:r>
-        <w:rPr>
-          <w:rFonts w:ascii="DejaVu Sans Mono" w:hAnsi="DejaVu Sans Mono"/>
-          <w:sz w:val="16"/>
-        </w:rPr>
-        <w:t xml:space="preserve">    if financial_issue:</w:t>
-      </w:r>
-    </w:p>
-    <w:p>
-      <w:pPr>
-        <w:keepNext w:val="0"/>
-        <w:keepLines w:val="0"/>
-        <w:widowControl w:val="0"/>
-        <w:spacing w:before="0" w:after="0" w:line="190" w:lineRule="exact"/>
-        <w:jc w:val="left"/>
-      </w:pPr>
-      <w:r>
-        <w:rPr>
-          <w:rFonts w:ascii="DejaVu Sans Mono" w:hAnsi="DejaVu Sans Mono"/>
-          <w:sz w:val="16"/>
-        </w:rPr>
-        <w:t xml:space="preserve">        issues.append(financial_issue)</w:t>
-      </w:r>
-    </w:p>
-    <w:p>
-      <w:pPr>
-        <w:keepNext w:val="0"/>
-        <w:keepLines w:val="0"/>
-        <w:widowControl w:val="0"/>
-        <w:spacing w:before="0" w:after="0" w:line="190" w:lineRule="exact"/>
-        <w:jc w:val="left"/>
-      </w:pPr>
-      <w:r>
-        <w:rPr>
-          <w:rFonts w:ascii="DejaVu Sans Mono" w:hAnsi="DejaVu Sans Mono"/>
-          <w:sz w:val="16"/>
-        </w:rPr>
-        <w:t xml:space="preserve">    elif amounts:</w:t>
-      </w:r>
-    </w:p>
-    <w:p>
-      <w:pPr>
-        <w:keepNext w:val="0"/>
-        <w:keepLines w:val="0"/>
-        <w:widowControl w:val="0"/>
-        <w:spacing w:before="0" w:after="0" w:line="190" w:lineRule="exact"/>
-        <w:jc w:val="left"/>
-      </w:pPr>
-      <w:r>
-        <w:rPr>
-          <w:rFonts w:ascii="DejaVu Sans Mono" w:hAnsi="DejaVu Sans Mono"/>
-          <w:sz w:val="16"/>
-        </w:rPr>
-        <w:t xml:space="preserve">        issues.append(</w:t>
-      </w:r>
-    </w:p>
-    <w:p>
-      <w:pPr>
-        <w:keepNext w:val="0"/>
-        <w:keepLines w:val="0"/>
-        <w:widowControl w:val="0"/>
-        <w:spacing w:before="0" w:after="0" w:line="190" w:lineRule="exact"/>
-        <w:jc w:val="left"/>
-      </w:pPr>
-      <w:r>
-        <w:rPr>
-          <w:rFonts w:ascii="DejaVu Sans Mono" w:hAnsi="DejaVu Sans Mono"/>
-          <w:sz w:val="16"/>
-        </w:rPr>
-        <w:t xml:space="preserve">            "Confirm financial basis manually: notice estimates, ceilings and awarded values are not expected revenue."</w:t>
-      </w:r>
-    </w:p>
-    <w:p>
-      <w:pPr>
-        <w:keepNext w:val="0"/>
-        <w:keepLines w:val="0"/>
-        <w:widowControl w:val="0"/>
-        <w:spacing w:before="0" w:after="0" w:line="190" w:lineRule="exact"/>
-        <w:jc w:val="left"/>
-      </w:pPr>
-      <w:r>
-        <w:rPr>
-          <w:rFonts w:ascii="DejaVu Sans Mono" w:hAnsi="DejaVu Sans Mono"/>
-          <w:sz w:val="16"/>
-        </w:rPr>
-        <w:t xml:space="preserve">        )</w:t>
-      </w:r>
-    </w:p>
-    <w:p>
-      <w:pPr>
-        <w:keepNext w:val="0"/>
-        <w:keepLines w:val="0"/>
-        <w:widowControl w:val="0"/>
-        <w:spacing w:before="0" w:after="0" w:line="190" w:lineRule="exact"/>
-        <w:jc w:val="left"/>
-      </w:pPr>
-      <w:r>
-        <w:rPr>
-          <w:rFonts w:ascii="DejaVu Sans Mono" w:hAnsi="DejaVu Sans Mono"/>
-          <w:sz w:val="16"/>
-        </w:rPr>
-        <w:t xml:space="preserve">    if any("Unbekannt" in x["value"] for x in durations):</w:t>
-      </w:r>
-    </w:p>
-    <w:p>
-      <w:pPr>
-        <w:keepNext w:val="0"/>
-        <w:keepLines w:val="0"/>
-        <w:widowControl w:val="0"/>
-        <w:spacing w:before="0" w:after="0" w:line="190" w:lineRule="exact"/>
-        <w:jc w:val="left"/>
-      </w:pPr>
-      <w:r>
-        <w:rPr>
-          <w:rFonts w:ascii="DejaVu Sans Mono" w:hAnsi="DejaVu Sans Mono"/>
-          <w:sz w:val="16"/>
-        </w:rPr>
-        <w:t xml:space="preserve">        issues.append("Contract duration is explicitly unknown.")</w:t>
-      </w:r>
-    </w:p>
-    <w:p>
-      <w:pPr>
-        <w:keepNext w:val="0"/>
-        <w:keepLines w:val="0"/>
-        <w:widowControl w:val="0"/>
-        <w:spacing w:before="0" w:after="0" w:line="190" w:lineRule="exact"/>
-        <w:jc w:val="left"/>
-      </w:pPr>
-      <w:r>
-        <w:rPr>
-          <w:rFonts w:ascii="DejaVu Sans Mono" w:hAnsi="DejaVu Sans Mono"/>
-          <w:sz w:val="16"/>
-        </w:rPr>
-        <w:t xml:space="preserve">    if any("Vergabeunterlagen" in x["value"] for x in criteria):</w:t>
-      </w:r>
-    </w:p>
-    <w:p>
-      <w:pPr>
-        <w:keepNext w:val="0"/>
-        <w:keepLines w:val="0"/>
-        <w:widowControl w:val="0"/>
-        <w:spacing w:before="0" w:after="0" w:line="190" w:lineRule="exact"/>
-        <w:jc w:val="left"/>
-      </w:pPr>
-      <w:r>
-        <w:rPr>
-          <w:rFonts w:ascii="DejaVu Sans Mono" w:hAnsi="DejaVu Sans Mono"/>
-          <w:sz w:val="16"/>
-        </w:rPr>
-        <w:t xml:space="preserve">        issues.append("Award criteria refer to procurement documents; consult them.")</w:t>
-      </w:r>
-    </w:p>
-    <w:p>
-      <w:pPr>
-        <w:keepNext w:val="0"/>
-        <w:keepLines w:val="0"/>
-        <w:widowControl w:val="0"/>
-        <w:spacing w:before="0" w:after="0" w:line="190" w:lineRule="exact"/>
-        <w:jc w:val="left"/>
-      </w:pPr>
-      <w:r>
-        <w:rPr>
-          <w:rFonts w:ascii="DejaVu Sans Mono" w:hAnsi="DejaVu Sans Mono"/>
-          <w:sz w:val="16"/>
-        </w:rPr>
-        <w:t xml:space="preserve">    kam = None</w:t>
-      </w:r>
-    </w:p>
-    <w:p>
-      <w:pPr>
-        <w:keepNext w:val="0"/>
-        <w:keepLines w:val="0"/>
-        <w:widowControl w:val="0"/>
-        <w:spacing w:before="0" w:after="0" w:line="190" w:lineRule="exact"/>
-        <w:jc w:val="left"/>
-      </w:pPr>
-      <w:r>
-        <w:rPr>
-          <w:rFonts w:ascii="DejaVu Sans Mono" w:hAnsi="DejaVu Sans Mono"/>
-          <w:sz w:val="16"/>
-        </w:rPr>
-        <w:t xml:space="preserve">    if mapping and client:</w:t>
-      </w:r>
-    </w:p>
-    <w:p>
-      <w:pPr>
-        <w:keepNext w:val="0"/>
-        <w:keepLines w:val="0"/>
-        <w:widowControl w:val="0"/>
-        <w:spacing w:before="0" w:after="0" w:line="190" w:lineRule="exact"/>
-        <w:jc w:val="left"/>
-      </w:pPr>
-      <w:r>
-        <w:rPr>
-          <w:rFonts w:ascii="DejaVu Sans Mono" w:hAnsi="DejaVu Sans Mono"/>
-          <w:sz w:val="16"/>
-        </w:rPr>
-        <w:t xml:space="preserve">        kam, problem = lookup_kam(mapping, client)</w:t>
-      </w:r>
-    </w:p>
-    <w:p>
-      <w:pPr>
-        <w:keepNext w:val="0"/>
-        <w:keepLines w:val="0"/>
-        <w:widowControl w:val="0"/>
-        <w:spacing w:before="0" w:after="0" w:line="190" w:lineRule="exact"/>
-        <w:jc w:val="left"/>
-      </w:pPr>
-      <w:r>
-        <w:rPr>
-          <w:rFonts w:ascii="DejaVu Sans Mono" w:hAnsi="DejaVu Sans Mono"/>
-          <w:sz w:val="16"/>
-        </w:rPr>
-        <w:t xml:space="preserve">        if problem:</w:t>
-      </w:r>
-    </w:p>
-    <w:p>
-      <w:pPr>
-        <w:keepNext w:val="0"/>
-        <w:keepLines w:val="0"/>
-        <w:widowControl w:val="0"/>
-        <w:spacing w:before="0" w:after="0" w:line="190" w:lineRule="exact"/>
-        <w:jc w:val="left"/>
-      </w:pPr>
-      <w:r>
-        <w:rPr>
-          <w:rFonts w:ascii="DejaVu Sans Mono" w:hAnsi="DejaVu Sans Mono"/>
-          <w:sz w:val="16"/>
-        </w:rPr>
-        <w:t xml:space="preserve">            issues.append(problem)</w:t>
-      </w:r>
-    </w:p>
-    <w:p>
-      <w:pPr>
-        <w:keepNext w:val="0"/>
-        <w:keepLines w:val="0"/>
-        <w:widowControl w:val="0"/>
-        <w:spacing w:before="0" w:after="0" w:line="190" w:lineRule="exact"/>
-        <w:jc w:val="left"/>
-      </w:pPr>
-      <w:r>
-        <w:rPr>
-          <w:rFonts w:ascii="DejaVu Sans Mono" w:hAnsi="DejaVu Sans Mono"/>
-          <w:sz w:val="16"/>
-        </w:rPr>
-        <w:t xml:space="preserve">    elif not mapping:</w:t>
-      </w:r>
-    </w:p>
-    <w:p>
-      <w:pPr>
-        <w:keepNext w:val="0"/>
-        <w:keepLines w:val="0"/>
-        <w:widowControl w:val="0"/>
-        <w:spacing w:before="0" w:after="0" w:line="190" w:lineRule="exact"/>
-        <w:jc w:val="left"/>
-      </w:pPr>
-      <w:r>
-        <w:rPr>
-          <w:rFonts w:ascii="DejaVu Sans Mono" w:hAnsi="DejaVu Sans Mono"/>
-          <w:sz w:val="16"/>
-        </w:rPr>
-        <w:t xml:space="preserve">        issues.append("No Excel KAM mapping supplied.")</w:t>
-      </w:r>
-    </w:p>
-    <w:p>
-      <w:pPr>
-        <w:keepNext w:val="0"/>
-        <w:keepLines w:val="0"/>
-        <w:widowControl w:val="0"/>
-        <w:spacing w:before="0" w:after="0" w:line="190" w:lineRule="exact"/>
-        <w:jc w:val="left"/>
-      </w:pPr>
-      <w:r>
-        <w:rPr>
-          <w:rFonts w:ascii="DejaVu Sans Mono" w:hAnsi="DejaVu Sans Mono"/>
-          <w:sz w:val="16"/>
-        </w:rPr>
-        <w:t xml:space="preserve">    if not sections:</w:t>
-      </w:r>
-    </w:p>
-    <w:p>
-      <w:pPr>
-        <w:keepNext w:val="0"/>
-        <w:keepLines w:val="0"/>
-        <w:widowControl w:val="0"/>
-        <w:spacing w:before="0" w:after="0" w:line="190" w:lineRule="exact"/>
-        <w:jc w:val="left"/>
-      </w:pPr>
-      <w:r>
-        <w:rPr>
-          <w:rFonts w:ascii="DejaVu Sans Mono" w:hAnsi="DejaVu Sans Mono"/>
-          <w:sz w:val="16"/>
-        </w:rPr>
-        <w:t xml:space="preserve">        issues.append(</w:t>
-      </w:r>
-    </w:p>
-    <w:p>
-      <w:pPr>
-        <w:keepNext w:val="0"/>
-        <w:keepLines w:val="0"/>
-        <w:widowControl w:val="0"/>
-        <w:spacing w:before="0" w:after="0" w:line="190" w:lineRule="exact"/>
-        <w:jc w:val="left"/>
-      </w:pPr>
-      <w:r>
-        <w:rPr>
-          <w:rFonts w:ascii="DejaVu Sans Mono" w:hAnsi="DejaVu Sans Mono"/>
-          <w:sz w:val="16"/>
-        </w:rPr>
-        <w:t xml:space="preserve">            "No TED sections found; scanned PDFs require OCR or a different parser."</w:t>
-      </w:r>
-    </w:p>
-    <w:p>
-      <w:pPr>
-        <w:keepNext w:val="0"/>
-        <w:keepLines w:val="0"/>
-        <w:widowControl w:val="0"/>
-        <w:spacing w:before="0" w:after="0" w:line="190" w:lineRule="exact"/>
-        <w:jc w:val="left"/>
-      </w:pPr>
-      <w:r>
-        <w:rPr>
-          <w:rFonts w:ascii="DejaVu Sans Mono" w:hAnsi="DejaVu Sans Mono"/>
-          <w:sz w:val="16"/>
-        </w:rPr>
-        <w:t xml:space="preserve">        )</w:t>
-      </w:r>
-    </w:p>
-    <w:p>
-      <w:pPr>
-        <w:keepNext w:val="0"/>
-        <w:keepLines w:val="0"/>
-        <w:widowControl w:val="0"/>
-        <w:spacing w:before="0" w:after="0" w:line="190" w:lineRule="exact"/>
-        <w:jc w:val="left"/>
-      </w:pPr>
-      <w:r>
-        <w:rPr>
-          <w:rFonts w:ascii="DejaVu Sans Mono" w:hAnsi="DejaVu Sans Mono"/>
-          <w:sz w:val="16"/>
-        </w:rPr>
-        <w:t xml:space="preserve">    return {</w:t>
-      </w:r>
-    </w:p>
-    <w:p>
-      <w:pPr>
-        <w:keepNext w:val="0"/>
-        <w:keepLines w:val="0"/>
-        <w:widowControl w:val="0"/>
-        <w:spacing w:before="0" w:after="0" w:line="190" w:lineRule="exact"/>
-        <w:jc w:val="left"/>
-      </w:pPr>
-      <w:r>
-        <w:rPr>
-          <w:rFonts w:ascii="DejaVu Sans Mono" w:hAnsi="DejaVu Sans Mono"/>
-          <w:sz w:val="16"/>
-        </w:rPr>
-        <w:t xml:space="preserve">        "source": str(path.resolve()),</w:t>
-      </w:r>
-    </w:p>
-    <w:p>
-      <w:pPr>
-        <w:keepNext w:val="0"/>
-        <w:keepLines w:val="0"/>
-        <w:widowControl w:val="0"/>
-        <w:spacing w:before="0" w:after="0" w:line="190" w:lineRule="exact"/>
-        <w:jc w:val="left"/>
-      </w:pPr>
-      <w:r>
-        <w:rPr>
-          <w:rFonts w:ascii="DejaVu Sans Mono" w:hAnsi="DejaVu Sans Mono"/>
-          <w:sz w:val="16"/>
-        </w:rPr>
-        <w:t xml:space="preserve">        "sha256": hashlib.sha256(path.read_bytes()).hexdigest(),</w:t>
-      </w:r>
-    </w:p>
-    <w:p>
-      <w:pPr>
-        <w:keepNext w:val="0"/>
-        <w:keepLines w:val="0"/>
-        <w:widowControl w:val="0"/>
-        <w:spacing w:before="0" w:after="0" w:line="190" w:lineRule="exact"/>
-        <w:jc w:val="left"/>
-      </w:pPr>
-      <w:r>
-        <w:rPr>
-          <w:rFonts w:ascii="DejaVu Sans Mono" w:hAnsi="DejaVu Sans Mono"/>
-          <w:sz w:val="16"/>
-        </w:rPr>
-        <w:t xml:space="preserve">        "status": "manual_review_required",</w:t>
-      </w:r>
-    </w:p>
-    <w:p>
-      <w:pPr>
-        <w:keepNext w:val="0"/>
-        <w:keepLines w:val="0"/>
-        <w:widowControl w:val="0"/>
-        <w:spacing w:before="0" w:after="0" w:line="190" w:lineRule="exact"/>
-        <w:jc w:val="left"/>
-      </w:pPr>
-      <w:r>
-        <w:rPr>
-          <w:rFonts w:ascii="DejaVu Sans Mono" w:hAnsi="DejaVu Sans Mono"/>
-          <w:sz w:val="16"/>
-        </w:rPr>
-        <w:t xml:space="preserve">        "fields": {</w:t>
-      </w:r>
-    </w:p>
-    <w:p>
-      <w:pPr>
-        <w:keepNext w:val="0"/>
-        <w:keepLines w:val="0"/>
-        <w:widowControl w:val="0"/>
-        <w:spacing w:before="0" w:after="0" w:line="190" w:lineRule="exact"/>
-        <w:jc w:val="left"/>
-      </w:pPr>
-      <w:r>
-        <w:rPr>
-          <w:rFonts w:ascii="DejaVu Sans Mono" w:hAnsi="DejaVu Sans Mono"/>
-          <w:sz w:val="16"/>
-        </w:rPr>
-        <w:t xml:space="preserve">            "Auftraggeber": client,</w:t>
-      </w:r>
-    </w:p>
-    <w:p>
-      <w:pPr>
-        <w:keepNext w:val="0"/>
-        <w:keepLines w:val="0"/>
-        <w:widowControl w:val="0"/>
-        <w:spacing w:before="0" w:after="0" w:line="190" w:lineRule="exact"/>
-        <w:jc w:val="left"/>
-      </w:pPr>
-      <w:r>
-        <w:rPr>
-          <w:rFonts w:ascii="DejaVu Sans Mono" w:hAnsi="DejaVu Sans Mono"/>
-          <w:sz w:val="16"/>
-        </w:rPr>
-        <w:t xml:space="preserve">            "Erwarteter Umsatz": selection["value"],</w:t>
-      </w:r>
-    </w:p>
-    <w:p>
-      <w:pPr>
-        <w:keepNext w:val="0"/>
-        <w:keepLines w:val="0"/>
-        <w:widowControl w:val="0"/>
-        <w:spacing w:before="0" w:after="0" w:line="190" w:lineRule="exact"/>
-        <w:jc w:val="left"/>
-      </w:pPr>
-      <w:r>
-        <w:rPr>
-          <w:rFonts w:ascii="DejaVu Sans Mono" w:hAnsi="DejaVu Sans Mono"/>
-          <w:sz w:val="16"/>
-        </w:rPr>
-        <w:t xml:space="preserve">            "Zuschlagskriterien": criteria[0]["value"] if len(criteria) == 1 else None,</w:t>
-      </w:r>
-    </w:p>
-    <w:p>
-      <w:pPr>
-        <w:keepNext w:val="0"/>
-        <w:keepLines w:val="0"/>
-        <w:widowControl w:val="0"/>
-        <w:spacing w:before="0" w:after="0" w:line="190" w:lineRule="exact"/>
-        <w:jc w:val="left"/>
-      </w:pPr>
-      <w:r>
-        <w:rPr>
-          <w:rFonts w:ascii="DejaVu Sans Mono" w:hAnsi="DejaVu Sans Mono"/>
-          <w:sz w:val="16"/>
-        </w:rPr>
-        <w:t xml:space="preserve">            "Laufzeit": durations[0]["value"] if len(durations) == 1 else None,</w:t>
-      </w:r>
-    </w:p>
-    <w:p>
-      <w:pPr>
-        <w:keepNext w:val="0"/>
-        <w:keepLines w:val="0"/>
-        <w:widowControl w:val="0"/>
-        <w:spacing w:before="0" w:after="0" w:line="190" w:lineRule="exact"/>
-        <w:jc w:val="left"/>
-      </w:pPr>
-      <w:r>
-        <w:rPr>
-          <w:rFonts w:ascii="DejaVu Sans Mono" w:hAnsi="DejaVu Sans Mono"/>
-          <w:sz w:val="16"/>
-        </w:rPr>
-        <w:t xml:space="preserve">            "KAM": kam,</w:t>
-      </w:r>
-    </w:p>
-    <w:p>
-      <w:pPr>
-        <w:keepNext w:val="0"/>
-        <w:keepLines w:val="0"/>
-        <w:widowControl w:val="0"/>
-        <w:spacing w:before="0" w:after="0" w:line="190" w:lineRule="exact"/>
-        <w:jc w:val="left"/>
-      </w:pPr>
-      <w:r>
-        <w:rPr>
-          <w:rFonts w:ascii="DejaVu Sans Mono" w:hAnsi="DejaVu Sans Mono"/>
-          <w:sz w:val="16"/>
-        </w:rPr>
-        <w:t xml:space="preserve">        },</w:t>
-      </w:r>
-    </w:p>
-    <w:p>
-      <w:pPr>
-        <w:keepNext w:val="0"/>
-        <w:keepLines w:val="0"/>
-        <w:widowControl w:val="0"/>
-        <w:spacing w:before="0" w:after="0" w:line="190" w:lineRule="exact"/>
-        <w:jc w:val="left"/>
-      </w:pPr>
-      <w:r>
-        <w:rPr>
-          <w:rFonts w:ascii="DejaVu Sans Mono" w:hAnsi="DejaVu Sans Mono"/>
-          <w:sz w:val="16"/>
-        </w:rPr>
-        <w:t xml:space="preserve">        "evidence": {</w:t>
-      </w:r>
-    </w:p>
-    <w:p>
-      <w:pPr>
-        <w:keepNext w:val="0"/>
-        <w:keepLines w:val="0"/>
-        <w:widowControl w:val="0"/>
-        <w:spacing w:before="0" w:after="0" w:line="190" w:lineRule="exact"/>
-        <w:jc w:val="left"/>
-      </w:pPr>
-      <w:r>
-        <w:rPr>
-          <w:rFonts w:ascii="DejaVu Sans Mono" w:hAnsi="DejaVu Sans Mono"/>
-          <w:sz w:val="16"/>
-        </w:rPr>
-        <w:t xml:space="preserve">            "clients": clients,</w:t>
-      </w:r>
-    </w:p>
-    <w:p>
-      <w:pPr>
-        <w:keepNext w:val="0"/>
-        <w:keepLines w:val="0"/>
-        <w:widowControl w:val="0"/>
-        <w:spacing w:before="0" w:after="0" w:line="190" w:lineRule="exact"/>
-        <w:jc w:val="left"/>
-      </w:pPr>
-      <w:r>
-        <w:rPr>
-          <w:rFonts w:ascii="DejaVu Sans Mono" w:hAnsi="DejaVu Sans Mono"/>
-          <w:sz w:val="16"/>
-        </w:rPr>
-        <w:t xml:space="preserve">            "financial_candidates": amounts,</w:t>
-      </w:r>
-    </w:p>
-    <w:p>
-      <w:pPr>
-        <w:keepNext w:val="0"/>
-        <w:keepLines w:val="0"/>
-        <w:widowControl w:val="0"/>
-        <w:spacing w:before="0" w:after="0" w:line="190" w:lineRule="exact"/>
-        <w:jc w:val="left"/>
-      </w:pPr>
-      <w:r>
-        <w:rPr>
-          <w:rFonts w:ascii="DejaVu Sans Mono" w:hAnsi="DejaVu Sans Mono"/>
-          <w:sz w:val="16"/>
-        </w:rPr>
-        <w:t xml:space="preserve">            "durations": durations,</w:t>
-      </w:r>
-    </w:p>
-    <w:p>
-      <w:pPr>
-        <w:keepNext w:val="0"/>
-        <w:keepLines w:val="0"/>
-        <w:widowControl w:val="0"/>
-        <w:spacing w:before="0" w:after="0" w:line="190" w:lineRule="exact"/>
-        <w:jc w:val="left"/>
-      </w:pPr>
-      <w:r>
-        <w:rPr>
-          <w:rFonts w:ascii="DejaVu Sans Mono" w:hAnsi="DejaVu Sans Mono"/>
-          <w:sz w:val="16"/>
-        </w:rPr>
-        <w:t xml:space="preserve">            "extensions": extensions,</w:t>
-      </w:r>
-    </w:p>
-    <w:p>
-      <w:pPr>
-        <w:keepNext w:val="0"/>
-        <w:keepLines w:val="0"/>
-        <w:widowControl w:val="0"/>
-        <w:spacing w:before="0" w:after="0" w:line="190" w:lineRule="exact"/>
-        <w:jc w:val="left"/>
-      </w:pPr>
-      <w:r>
-        <w:rPr>
-          <w:rFonts w:ascii="DejaVu Sans Mono" w:hAnsi="DejaVu Sans Mono"/>
-          <w:sz w:val="16"/>
-        </w:rPr>
-        <w:t xml:space="preserve">            "award_criteria": criteria,</w:t>
-      </w:r>
-    </w:p>
-    <w:p>
-      <w:pPr>
-        <w:keepNext w:val="0"/>
-        <w:keepLines w:val="0"/>
-        <w:widowControl w:val="0"/>
-        <w:spacing w:before="0" w:after="0" w:line="190" w:lineRule="exact"/>
-        <w:jc w:val="left"/>
-      </w:pPr>
-      <w:r>
-        <w:rPr>
-          <w:rFonts w:ascii="DejaVu Sans Mono" w:hAnsi="DejaVu Sans Mono"/>
-          <w:sz w:val="16"/>
-        </w:rPr>
-        <w:t xml:space="preserve">        },</w:t>
-      </w:r>
-    </w:p>
-    <w:p>
-      <w:pPr>
-        <w:keepNext w:val="0"/>
-        <w:keepLines w:val="0"/>
-        <w:widowControl w:val="0"/>
-        <w:spacing w:before="0" w:after="0" w:line="190" w:lineRule="exact"/>
-        <w:jc w:val="left"/>
-      </w:pPr>
-      <w:r>
-        <w:rPr>
-          <w:rFonts w:ascii="DejaVu Sans Mono" w:hAnsi="DejaVu Sans Mono"/>
-          <w:sz w:val="16"/>
-        </w:rPr>
-        <w:t xml:space="preserve">        "financial_selection": selection,</w:t>
-      </w:r>
-    </w:p>
-    <w:p>
-      <w:pPr>
-        <w:keepNext w:val="0"/>
-        <w:keepLines w:val="0"/>
-        <w:widowControl w:val="0"/>
-        <w:spacing w:before="0" w:after="0" w:line="190" w:lineRule="exact"/>
-        <w:jc w:val="left"/>
-      </w:pPr>
-      <w:r>
-        <w:rPr>
-          <w:rFonts w:ascii="DejaVu Sans Mono" w:hAnsi="DejaVu Sans Mono"/>
-          <w:sz w:val="16"/>
-        </w:rPr>
-        <w:t xml:space="preserve">        "review_issues": issues,</w:t>
-      </w:r>
-    </w:p>
-    <w:p>
-      <w:pPr>
-        <w:keepNext w:val="0"/>
-        <w:keepLines w:val="0"/>
-        <w:widowControl w:val="0"/>
-        <w:spacing w:before="0" w:after="0" w:line="190" w:lineRule="exact"/>
-        <w:jc w:val="left"/>
-      </w:pPr>
-      <w:r>
-        <w:rPr>
-          <w:rFonts w:ascii="DejaVu Sans Mono" w:hAnsi="DejaVu Sans Mono"/>
-          <w:sz w:val="16"/>
-        </w:rPr>
-        <w:t xml:space="preserve">        "reviewed": False,</w:t>
-      </w:r>
-    </w:p>
-    <w:p>
-      <w:pPr>
-        <w:keepNext w:val="0"/>
-        <w:keepLines w:val="0"/>
-        <w:widowControl w:val="0"/>
-        <w:spacing w:before="0" w:after="0" w:line="190" w:lineRule="exact"/>
-        <w:jc w:val="left"/>
-      </w:pPr>
-      <w:r>
-        <w:rPr>
-          <w:rFonts w:ascii="DejaVu Sans Mono" w:hAnsi="DejaVu Sans Mono"/>
-          <w:sz w:val="16"/>
-        </w:rPr>
-        <w:t xml:space="preserve">    }</w:t>
-      </w:r>
-    </w:p>
-    <w:p>
-      <w:pPr>
-        <w:keepNext w:val="0"/>
-        <w:keepLines w:val="0"/>
-        <w:widowControl w:val="0"/>
-        <w:spacing w:before="0" w:after="0" w:line="190" w:lineRule="exact"/>
-        <w:jc w:val="left"/>
-      </w:pPr>
-      <w:r>
-        <w:rPr>
-          <w:rFonts w:ascii="DejaVu Sans Mono" w:hAnsi="DejaVu Sans Mono"/>
-          <w:sz w:val="16"/>
-        </w:rPr>
-      </w:r>
-    </w:p>
-    <w:p>
-      <w:pPr>
-        <w:keepNext w:val="0"/>
-        <w:keepLines w:val="0"/>
-        <w:widowControl w:val="0"/>
-        <w:spacing w:before="0" w:after="0" w:line="190" w:lineRule="exact"/>
-        <w:jc w:val="left"/>
-      </w:pPr>
-      <w:r>
-        <w:rPr>
-          <w:rFonts w:ascii="DejaVu Sans Mono" w:hAnsi="DejaVu Sans Mono"/>
-          <w:sz w:val="16"/>
-        </w:rPr>
-      </w:r>
-    </w:p>
-    <w:p>
-      <w:pPr>
-        <w:keepNext w:val="0"/>
-        <w:keepLines w:val="0"/>
-        <w:widowControl w:val="0"/>
-        <w:spacing w:before="0" w:after="0" w:line="190" w:lineRule="exact"/>
-        <w:jc w:val="left"/>
-      </w:pPr>
-      <w:r>
-        <w:rPr>
-          <w:rFonts w:ascii="DejaVu Sans Mono" w:hAnsi="DejaVu Sans Mono"/>
-          <w:sz w:val="16"/>
-        </w:rPr>
-        <w:t>def fill_jira(report_path, config_path):</w:t>
-      </w:r>
-    </w:p>
-    <w:p>
-      <w:pPr>
-        <w:keepNext w:val="0"/>
-        <w:keepLines w:val="0"/>
-        <w:widowControl w:val="0"/>
-        <w:spacing w:before="0" w:after="0" w:line="190" w:lineRule="exact"/>
-        <w:jc w:val="left"/>
-      </w:pPr>
-      <w:r>
-        <w:rPr>
-          <w:rFonts w:ascii="DejaVu Sans Mono" w:hAnsi="DejaVu Sans Mono"/>
-          <w:sz w:val="16"/>
-        </w:rPr>
-        <w:t xml:space="preserve">    """Explicit opt-in; only text inputs, never submit or select an assignee."""</w:t>
-      </w:r>
-    </w:p>
-    <w:p>
-      <w:pPr>
-        <w:keepNext w:val="0"/>
-        <w:keepLines w:val="0"/>
-        <w:widowControl w:val="0"/>
-        <w:spacing w:before="0" w:after="0" w:line="190" w:lineRule="exact"/>
-        <w:jc w:val="left"/>
-      </w:pPr>
-      <w:r>
-        <w:rPr>
-          <w:rFonts w:ascii="DejaVu Sans Mono" w:hAnsi="DejaVu Sans Mono"/>
-          <w:sz w:val="16"/>
-        </w:rPr>
-        <w:t xml:space="preserve">    from playwright.sync_api import sync_playwright</w:t>
-      </w:r>
-    </w:p>
-    <w:p>
-      <w:pPr>
-        <w:keepNext w:val="0"/>
-        <w:keepLines w:val="0"/>
-        <w:widowControl w:val="0"/>
-        <w:spacing w:before="0" w:after="0" w:line="190" w:lineRule="exact"/>
-        <w:jc w:val="left"/>
-      </w:pPr>
-      <w:r>
-        <w:rPr>
-          <w:rFonts w:ascii="DejaVu Sans Mono" w:hAnsi="DejaVu Sans Mono"/>
-          <w:sz w:val="16"/>
-        </w:rPr>
-      </w:r>
-    </w:p>
-    <w:p>
-      <w:pPr>
-        <w:keepNext w:val="0"/>
-        <w:keepLines w:val="0"/>
-        <w:widowControl w:val="0"/>
-        <w:spacing w:before="0" w:after="0" w:line="190" w:lineRule="exact"/>
-        <w:jc w:val="left"/>
-      </w:pPr>
-      <w:r>
-        <w:rPr>
-          <w:rFonts w:ascii="DejaVu Sans Mono" w:hAnsi="DejaVu Sans Mono"/>
-          <w:sz w:val="16"/>
-        </w:rPr>
-        <w:t xml:space="preserve">    report = json.loads(report_path.read_text(encoding="utf-8"))</w:t>
-      </w:r>
-    </w:p>
-    <w:p>
-      <w:pPr>
-        <w:keepNext w:val="0"/>
-        <w:keepLines w:val="0"/>
-        <w:widowControl w:val="0"/>
-        <w:spacing w:before="0" w:after="0" w:line="190" w:lineRule="exact"/>
-        <w:jc w:val="left"/>
-      </w:pPr>
-      <w:r>
-        <w:rPr>
-          <w:rFonts w:ascii="DejaVu Sans Mono" w:hAnsi="DejaVu Sans Mono"/>
-          <w:sz w:val="16"/>
-        </w:rPr>
-        <w:t xml:space="preserve">    config = json.loads(config_path.read_text(encoding="utf-8"))</w:t>
-      </w:r>
-    </w:p>
-    <w:p>
-      <w:pPr>
-        <w:keepNext w:val="0"/>
-        <w:keepLines w:val="0"/>
-        <w:widowControl w:val="0"/>
-        <w:spacing w:before="0" w:after="0" w:line="190" w:lineRule="exact"/>
-        <w:jc w:val="left"/>
-      </w:pPr>
-      <w:r>
-        <w:rPr>
-          <w:rFonts w:ascii="DejaVu Sans Mono" w:hAnsi="DejaVu Sans Mono"/>
-          <w:sz w:val="16"/>
-        </w:rPr>
-        <w:t xml:space="preserve">    fields = report["fields"]</w:t>
-      </w:r>
-    </w:p>
-    <w:p>
-      <w:pPr>
-        <w:keepNext w:val="0"/>
-        <w:keepLines w:val="0"/>
-        <w:widowControl w:val="0"/>
-        <w:spacing w:before="0" w:after="0" w:line="190" w:lineRule="exact"/>
-        <w:jc w:val="left"/>
-      </w:pPr>
-      <w:r>
-        <w:rPr>
-          <w:rFonts w:ascii="DejaVu Sans Mono" w:hAnsi="DejaVu Sans Mono"/>
-          <w:sz w:val="16"/>
-        </w:rPr>
-        <w:t xml:space="preserve">    if (</w:t>
-      </w:r>
-    </w:p>
-    <w:p>
-      <w:pPr>
-        <w:keepNext w:val="0"/>
-        <w:keepLines w:val="0"/>
-        <w:widowControl w:val="0"/>
-        <w:spacing w:before="0" w:after="0" w:line="190" w:lineRule="exact"/>
-        <w:jc w:val="left"/>
-      </w:pPr>
-      <w:r>
-        <w:rPr>
-          <w:rFonts w:ascii="DejaVu Sans Mono" w:hAnsi="DejaVu Sans Mono"/>
-          <w:sz w:val="16"/>
-        </w:rPr>
-        <w:t xml:space="preserve">        report.get("reviewed") is not True</w:t>
-      </w:r>
-    </w:p>
-    <w:p>
-      <w:pPr>
-        <w:keepNext w:val="0"/>
-        <w:keepLines w:val="0"/>
-        <w:widowControl w:val="0"/>
-        <w:spacing w:before="0" w:after="0" w:line="190" w:lineRule="exact"/>
-        <w:jc w:val="left"/>
-      </w:pPr>
-      <w:r>
-        <w:rPr>
-          <w:rFonts w:ascii="DejaVu Sans Mono" w:hAnsi="DejaVu Sans Mono"/>
-          <w:sz w:val="16"/>
-        </w:rPr>
-        <w:t xml:space="preserve">        or report.get("review_issues")</w:t>
-      </w:r>
-    </w:p>
-    <w:p>
-      <w:pPr>
-        <w:keepNext w:val="0"/>
-        <w:keepLines w:val="0"/>
-        <w:widowControl w:val="0"/>
-        <w:spacing w:before="0" w:after="0" w:line="190" w:lineRule="exact"/>
-        <w:jc w:val="left"/>
-      </w:pPr>
-      <w:r>
-        <w:rPr>
-          <w:rFonts w:ascii="DejaVu Sans Mono" w:hAnsi="DejaVu Sans Mono"/>
-          <w:sz w:val="16"/>
-        </w:rPr>
-        <w:t xml:space="preserve">        or any(</w:t>
-      </w:r>
-    </w:p>
-    <w:p>
-      <w:pPr>
-        <w:keepNext w:val="0"/>
-        <w:keepLines w:val="0"/>
-        <w:widowControl w:val="0"/>
-        <w:spacing w:before="0" w:after="0" w:line="190" w:lineRule="exact"/>
-        <w:jc w:val="left"/>
-      </w:pPr>
-      <w:r>
-        <w:rPr>
-          <w:rFonts w:ascii="DejaVu Sans Mono" w:hAnsi="DejaVu Sans Mono"/>
-          <w:sz w:val="16"/>
-        </w:rPr>
-        <w:t xml:space="preserve">            not str(fields.get(k) or "").strip()</w:t>
-      </w:r>
-    </w:p>
-    <w:p>
-      <w:pPr>
-        <w:keepNext w:val="0"/>
-        <w:keepLines w:val="0"/>
-        <w:widowControl w:val="0"/>
-        <w:spacing w:before="0" w:after="0" w:line="190" w:lineRule="exact"/>
-        <w:jc w:val="left"/>
-      </w:pPr>
-      <w:r>
-        <w:rPr>
-          <w:rFonts w:ascii="DejaVu Sans Mono" w:hAnsi="DejaVu Sans Mono"/>
-          <w:sz w:val="16"/>
-        </w:rPr>
-        <w:t xml:space="preserve">            for k in (</w:t>
-      </w:r>
-    </w:p>
-    <w:p>
-      <w:pPr>
-        <w:keepNext w:val="0"/>
-        <w:keepLines w:val="0"/>
-        <w:widowControl w:val="0"/>
-        <w:spacing w:before="0" w:after="0" w:line="190" w:lineRule="exact"/>
-        <w:jc w:val="left"/>
-      </w:pPr>
-      <w:r>
-        <w:rPr>
-          <w:rFonts w:ascii="DejaVu Sans Mono" w:hAnsi="DejaVu Sans Mono"/>
-          <w:sz w:val="16"/>
-        </w:rPr>
-        <w:t xml:space="preserve">                "Auftraggeber",</w:t>
-      </w:r>
-    </w:p>
-    <w:p>
-      <w:pPr>
-        <w:keepNext w:val="0"/>
-        <w:keepLines w:val="0"/>
-        <w:widowControl w:val="0"/>
-        <w:spacing w:before="0" w:after="0" w:line="190" w:lineRule="exact"/>
-        <w:jc w:val="left"/>
-      </w:pPr>
-      <w:r>
-        <w:rPr>
-          <w:rFonts w:ascii="DejaVu Sans Mono" w:hAnsi="DejaVu Sans Mono"/>
-          <w:sz w:val="16"/>
-        </w:rPr>
-        <w:t xml:space="preserve">                "Erwarteter Umsatz",</w:t>
-      </w:r>
-    </w:p>
-    <w:p>
-      <w:pPr>
-        <w:keepNext w:val="0"/>
-        <w:keepLines w:val="0"/>
-        <w:widowControl w:val="0"/>
-        <w:spacing w:before="0" w:after="0" w:line="190" w:lineRule="exact"/>
-        <w:jc w:val="left"/>
-      </w:pPr>
-      <w:r>
-        <w:rPr>
-          <w:rFonts w:ascii="DejaVu Sans Mono" w:hAnsi="DejaVu Sans Mono"/>
-          <w:sz w:val="16"/>
-        </w:rPr>
-        <w:t xml:space="preserve">                "Zuschlagskriterien",</w:t>
-      </w:r>
-    </w:p>
-    <w:p>
-      <w:pPr>
-        <w:keepNext w:val="0"/>
-        <w:keepLines w:val="0"/>
-        <w:widowControl w:val="0"/>
-        <w:spacing w:before="0" w:after="0" w:line="190" w:lineRule="exact"/>
-        <w:jc w:val="left"/>
-      </w:pPr>
-      <w:r>
-        <w:rPr>
-          <w:rFonts w:ascii="DejaVu Sans Mono" w:hAnsi="DejaVu Sans Mono"/>
-          <w:sz w:val="16"/>
-        </w:rPr>
-        <w:t xml:space="preserve">                "Laufzeit",</w:t>
-      </w:r>
-    </w:p>
-    <w:p>
-      <w:pPr>
-        <w:keepNext w:val="0"/>
-        <w:keepLines w:val="0"/>
-        <w:widowControl w:val="0"/>
-        <w:spacing w:before="0" w:after="0" w:line="190" w:lineRule="exact"/>
-        <w:jc w:val="left"/>
-      </w:pPr>
-      <w:r>
-        <w:rPr>
-          <w:rFonts w:ascii="DejaVu Sans Mono" w:hAnsi="DejaVu Sans Mono"/>
-          <w:sz w:val="16"/>
-        </w:rPr>
-        <w:t xml:space="preserve">                "KAM",</w:t>
-      </w:r>
-    </w:p>
-    <w:p>
-      <w:pPr>
-        <w:keepNext w:val="0"/>
-        <w:keepLines w:val="0"/>
-        <w:widowControl w:val="0"/>
-        <w:spacing w:before="0" w:after="0" w:line="190" w:lineRule="exact"/>
-        <w:jc w:val="left"/>
-      </w:pPr>
-      <w:r>
-        <w:rPr>
-          <w:rFonts w:ascii="DejaVu Sans Mono" w:hAnsi="DejaVu Sans Mono"/>
-          <w:sz w:val="16"/>
-        </w:rPr>
-        <w:t xml:space="preserve">            )</w:t>
-      </w:r>
-    </w:p>
-    <w:p>
-      <w:pPr>
-        <w:keepNext w:val="0"/>
-        <w:keepLines w:val="0"/>
-        <w:widowControl w:val="0"/>
-        <w:spacing w:before="0" w:after="0" w:line="190" w:lineRule="exact"/>
-        <w:jc w:val="left"/>
-      </w:pPr>
-      <w:r>
-        <w:rPr>
-          <w:rFonts w:ascii="DejaVu Sans Mono" w:hAnsi="DejaVu Sans Mono"/>
-          <w:sz w:val="16"/>
-        </w:rPr>
-        <w:t xml:space="preserve">        )</w:t>
-      </w:r>
-    </w:p>
-    <w:p>
-      <w:pPr>
-        <w:keepNext w:val="0"/>
-        <w:keepLines w:val="0"/>
-        <w:widowControl w:val="0"/>
-        <w:spacing w:before="0" w:after="0" w:line="190" w:lineRule="exact"/>
-        <w:jc w:val="left"/>
-      </w:pPr>
-      <w:r>
-        <w:rPr>
-          <w:rFonts w:ascii="DejaVu Sans Mono" w:hAnsi="DejaVu Sans Mono"/>
-          <w:sz w:val="16"/>
-        </w:rPr>
-        <w:t xml:space="preserve">    ):</w:t>
-      </w:r>
-    </w:p>
-    <w:p>
-      <w:pPr>
-        <w:keepNext w:val="0"/>
-        <w:keepLines w:val="0"/>
-        <w:widowControl w:val="0"/>
-        <w:spacing w:before="0" w:after="0" w:line="190" w:lineRule="exact"/>
-        <w:jc w:val="left"/>
-      </w:pPr>
-      <w:r>
-        <w:rPr>
-          <w:rFonts w:ascii="DejaVu Sans Mono" w:hAnsi="DejaVu Sans Mono"/>
-          <w:sz w:val="16"/>
-        </w:rPr>
-        <w:t xml:space="preserve">        raise ValueError(</w:t>
-      </w:r>
-    </w:p>
-    <w:p>
-      <w:pPr>
-        <w:keepNext w:val="0"/>
-        <w:keepLines w:val="0"/>
-        <w:widowControl w:val="0"/>
-        <w:spacing w:before="0" w:after="0" w:line="190" w:lineRule="exact"/>
-        <w:jc w:val="left"/>
-      </w:pPr>
-      <w:r>
-        <w:rPr>
-          <w:rFonts w:ascii="DejaVu Sans Mono" w:hAnsi="DejaVu Sans Mono"/>
-          <w:sz w:val="16"/>
-        </w:rPr>
-        <w:t xml:space="preserve">            "Review all fields, resolve review_issues and set reviewed=true before filling Jira."</w:t>
-      </w:r>
-    </w:p>
-    <w:p>
-      <w:pPr>
-        <w:keepNext w:val="0"/>
-        <w:keepLines w:val="0"/>
-        <w:widowControl w:val="0"/>
-        <w:spacing w:before="0" w:after="0" w:line="190" w:lineRule="exact"/>
-        <w:jc w:val="left"/>
-      </w:pPr>
-      <w:r>
-        <w:rPr>
-          <w:rFonts w:ascii="DejaVu Sans Mono" w:hAnsi="DejaVu Sans Mono"/>
-          <w:sz w:val="16"/>
-        </w:rPr>
-        <w:t xml:space="preserve">        )</w:t>
-      </w:r>
-    </w:p>
-    <w:p>
-      <w:pPr>
-        <w:keepNext w:val="0"/>
-        <w:keepLines w:val="0"/>
-        <w:widowControl w:val="0"/>
-        <w:spacing w:before="0" w:after="0" w:line="190" w:lineRule="exact"/>
-        <w:jc w:val="left"/>
-      </w:pPr>
-      <w:r>
-        <w:rPr>
-          <w:rFonts w:ascii="DejaVu Sans Mono" w:hAnsi="DejaVu Sans Mono"/>
-          <w:sz w:val="16"/>
-        </w:rPr>
-        <w:t xml:space="preserve">    from urllib.parse import urlsplit</w:t>
-      </w:r>
-    </w:p>
-    <w:p>
-      <w:pPr>
-        <w:keepNext w:val="0"/>
-        <w:keepLines w:val="0"/>
-        <w:widowControl w:val="0"/>
-        <w:spacing w:before="0" w:after="0" w:line="190" w:lineRule="exact"/>
-        <w:jc w:val="left"/>
-      </w:pPr>
-      <w:r>
-        <w:rPr>
-          <w:rFonts w:ascii="DejaVu Sans Mono" w:hAnsi="DejaVu Sans Mono"/>
-          <w:sz w:val="16"/>
-        </w:rPr>
-      </w:r>
-    </w:p>
-    <w:p>
-      <w:pPr>
-        <w:keepNext w:val="0"/>
-        <w:keepLines w:val="0"/>
-        <w:widowControl w:val="0"/>
-        <w:spacing w:before="0" w:after="0" w:line="190" w:lineRule="exact"/>
-        <w:jc w:val="left"/>
-      </w:pPr>
-      <w:r>
-        <w:rPr>
-          <w:rFonts w:ascii="DejaVu Sans Mono" w:hAnsi="DejaVu Sans Mono"/>
-          <w:sz w:val="16"/>
-        </w:rPr>
-        <w:t xml:space="preserve">    if urlsplit(config["url"]).scheme != "https":</w:t>
-      </w:r>
-    </w:p>
-    <w:p>
-      <w:pPr>
-        <w:keepNext w:val="0"/>
-        <w:keepLines w:val="0"/>
-        <w:widowControl w:val="0"/>
-        <w:spacing w:before="0" w:after="0" w:line="190" w:lineRule="exact"/>
-        <w:jc w:val="left"/>
-      </w:pPr>
-      <w:r>
-        <w:rPr>
-          <w:rFonts w:ascii="DejaVu Sans Mono" w:hAnsi="DejaVu Sans Mono"/>
-          <w:sz w:val="16"/>
-        </w:rPr>
-        <w:t xml:space="preserve">        raise ValueError("Jira URL must use HTTPS.")</w:t>
-      </w:r>
-    </w:p>
-    <w:p>
-      <w:pPr>
-        <w:keepNext w:val="0"/>
-        <w:keepLines w:val="0"/>
-        <w:widowControl w:val="0"/>
-        <w:spacing w:before="0" w:after="0" w:line="190" w:lineRule="exact"/>
-        <w:jc w:val="left"/>
-      </w:pPr>
-      <w:r>
-        <w:rPr>
-          <w:rFonts w:ascii="DejaVu Sans Mono" w:hAnsi="DejaVu Sans Mono"/>
-          <w:sz w:val="16"/>
-        </w:rPr>
-        <w:t xml:space="preserve">    selectors = config["selectors"]</w:t>
-      </w:r>
-    </w:p>
-    <w:p>
-      <w:pPr>
-        <w:keepNext w:val="0"/>
-        <w:keepLines w:val="0"/>
-        <w:widowControl w:val="0"/>
-        <w:spacing w:before="0" w:after="0" w:line="190" w:lineRule="exact"/>
-        <w:jc w:val="left"/>
-      </w:pPr>
-      <w:r>
-        <w:rPr>
-          <w:rFonts w:ascii="DejaVu Sans Mono" w:hAnsi="DejaVu Sans Mono"/>
-          <w:sz w:val="16"/>
-        </w:rPr>
-        <w:t xml:space="preserve">    if set(selectors) != set(fields):</w:t>
-      </w:r>
-    </w:p>
-    <w:p>
-      <w:pPr>
-        <w:keepNext w:val="0"/>
-        <w:keepLines w:val="0"/>
-        <w:widowControl w:val="0"/>
-        <w:spacing w:before="0" w:after="0" w:line="190" w:lineRule="exact"/>
-        <w:jc w:val="left"/>
-      </w:pPr>
-      <w:r>
-        <w:rPr>
-          <w:rFonts w:ascii="DejaVu Sans Mono" w:hAnsi="DejaVu Sans Mono"/>
-          <w:sz w:val="16"/>
-        </w:rPr>
-        <w:t xml:space="preserve">        raise ValueError("Configure exactly one text-field selector per report field.")</w:t>
-      </w:r>
-    </w:p>
-    <w:p>
-      <w:pPr>
-        <w:keepNext w:val="0"/>
-        <w:keepLines w:val="0"/>
-        <w:widowControl w:val="0"/>
-        <w:spacing w:before="0" w:after="0" w:line="190" w:lineRule="exact"/>
-        <w:jc w:val="left"/>
-      </w:pPr>
-      <w:r>
-        <w:rPr>
-          <w:rFonts w:ascii="DejaVu Sans Mono" w:hAnsi="DejaVu Sans Mono"/>
-          <w:sz w:val="16"/>
-        </w:rPr>
-        <w:t xml:space="preserve">    with sync_playwright() as p:</w:t>
-      </w:r>
-    </w:p>
-    <w:p>
-      <w:pPr>
-        <w:keepNext w:val="0"/>
-        <w:keepLines w:val="0"/>
-        <w:widowControl w:val="0"/>
-        <w:spacing w:before="0" w:after="0" w:line="190" w:lineRule="exact"/>
-        <w:jc w:val="left"/>
-      </w:pPr>
-      <w:r>
-        <w:rPr>
-          <w:rFonts w:ascii="DejaVu Sans Mono" w:hAnsi="DejaVu Sans Mono"/>
-          <w:sz w:val="16"/>
-        </w:rPr>
-        <w:t xml:space="preserve">        browser = p.chromium.launch(headless=False)</w:t>
-      </w:r>
-    </w:p>
-    <w:p>
-      <w:pPr>
-        <w:keepNext w:val="0"/>
-        <w:keepLines w:val="0"/>
-        <w:widowControl w:val="0"/>
-        <w:spacing w:before="0" w:after="0" w:line="190" w:lineRule="exact"/>
-        <w:jc w:val="left"/>
-      </w:pPr>
-      <w:r>
-        <w:rPr>
-          <w:rFonts w:ascii="DejaVu Sans Mono" w:hAnsi="DejaVu Sans Mono"/>
-          <w:sz w:val="16"/>
-        </w:rPr>
-        <w:t xml:space="preserve">        try:</w:t>
-      </w:r>
-    </w:p>
-    <w:p>
-      <w:pPr>
-        <w:keepNext w:val="0"/>
-        <w:keepLines w:val="0"/>
-        <w:widowControl w:val="0"/>
-        <w:spacing w:before="0" w:after="0" w:line="190" w:lineRule="exact"/>
-        <w:jc w:val="left"/>
-      </w:pPr>
-      <w:r>
-        <w:rPr>
-          <w:rFonts w:ascii="DejaVu Sans Mono" w:hAnsi="DejaVu Sans Mono"/>
-          <w:sz w:val="16"/>
-        </w:rPr>
-        <w:t xml:space="preserve">            page = browser.new_page()</w:t>
-      </w:r>
-    </w:p>
-    <w:p>
-      <w:pPr>
-        <w:keepNext w:val="0"/>
-        <w:keepLines w:val="0"/>
-        <w:widowControl w:val="0"/>
-        <w:spacing w:before="0" w:after="0" w:line="190" w:lineRule="exact"/>
-        <w:jc w:val="left"/>
-      </w:pPr>
-      <w:r>
-        <w:rPr>
-          <w:rFonts w:ascii="DejaVu Sans Mono" w:hAnsi="DejaVu Sans Mono"/>
-          <w:sz w:val="16"/>
-        </w:rPr>
-        <w:t xml:space="preserve">            page.goto(config["url"])</w:t>
-      </w:r>
-    </w:p>
-    <w:p>
-      <w:pPr>
-        <w:keepNext w:val="0"/>
-        <w:keepLines w:val="0"/>
-        <w:widowControl w:val="0"/>
-        <w:spacing w:before="0" w:after="0" w:line="190" w:lineRule="exact"/>
-        <w:jc w:val="left"/>
-      </w:pPr>
-      <w:r>
-        <w:rPr>
-          <w:rFonts w:ascii="DejaVu Sans Mono" w:hAnsi="DejaVu Sans Mono"/>
-          <w:sz w:val="16"/>
-        </w:rPr>
-        <w:t xml:space="preserve">            input(</w:t>
-      </w:r>
-    </w:p>
-    <w:p>
-      <w:pPr>
-        <w:keepNext w:val="0"/>
-        <w:keepLines w:val="0"/>
-        <w:widowControl w:val="0"/>
-        <w:spacing w:before="0" w:after="0" w:line="190" w:lineRule="exact"/>
-        <w:jc w:val="left"/>
-      </w:pPr>
-      <w:r>
-        <w:rPr>
-          <w:rFonts w:ascii="DejaVu Sans Mono" w:hAnsi="DejaVu Sans Mono"/>
-          <w:sz w:val="16"/>
-        </w:rPr>
-        <w:t xml:space="preserve">                "Sign in and open the create form, then press Enter here to fill it: "</w:t>
-      </w:r>
-    </w:p>
-    <w:p>
-      <w:pPr>
-        <w:keepNext w:val="0"/>
-        <w:keepLines w:val="0"/>
-        <w:widowControl w:val="0"/>
-        <w:spacing w:before="0" w:after="0" w:line="190" w:lineRule="exact"/>
-        <w:jc w:val="left"/>
-      </w:pPr>
-      <w:r>
-        <w:rPr>
-          <w:rFonts w:ascii="DejaVu Sans Mono" w:hAnsi="DejaVu Sans Mono"/>
-          <w:sz w:val="16"/>
-        </w:rPr>
-        <w:t xml:space="preserve">            )</w:t>
-      </w:r>
-    </w:p>
-    <w:p>
-      <w:pPr>
-        <w:keepNext w:val="0"/>
-        <w:keepLines w:val="0"/>
-        <w:widowControl w:val="0"/>
-        <w:spacing w:before="0" w:after="0" w:line="190" w:lineRule="exact"/>
-        <w:jc w:val="left"/>
-      </w:pPr>
-      <w:r>
-        <w:rPr>
-          <w:rFonts w:ascii="DejaVu Sans Mono" w:hAnsi="DejaVu Sans Mono"/>
-          <w:sz w:val="16"/>
-        </w:rPr>
-        <w:t xml:space="preserve">            locators = {</w:t>
-      </w:r>
-    </w:p>
-    <w:p>
-      <w:pPr>
-        <w:keepNext w:val="0"/>
-        <w:keepLines w:val="0"/>
-        <w:widowControl w:val="0"/>
-        <w:spacing w:before="0" w:after="0" w:line="190" w:lineRule="exact"/>
-        <w:jc w:val="left"/>
-      </w:pPr>
-      <w:r>
-        <w:rPr>
-          <w:rFonts w:ascii="DejaVu Sans Mono" w:hAnsi="DejaVu Sans Mono"/>
-          <w:sz w:val="16"/>
-        </w:rPr>
-        <w:t xml:space="preserve">                key: page.locator(selector) for key, selector in selectors.items()</w:t>
-      </w:r>
-    </w:p>
-    <w:p>
-      <w:pPr>
-        <w:keepNext w:val="0"/>
-        <w:keepLines w:val="0"/>
-        <w:widowControl w:val="0"/>
-        <w:spacing w:before="0" w:after="0" w:line="190" w:lineRule="exact"/>
-        <w:jc w:val="left"/>
-      </w:pPr>
-      <w:r>
-        <w:rPr>
-          <w:rFonts w:ascii="DejaVu Sans Mono" w:hAnsi="DejaVu Sans Mono"/>
-          <w:sz w:val="16"/>
-        </w:rPr>
-        <w:t xml:space="preserve">            }</w:t>
-      </w:r>
-    </w:p>
-    <w:p>
-      <w:pPr>
-        <w:keepNext w:val="0"/>
-        <w:keepLines w:val="0"/>
-        <w:widowControl w:val="0"/>
-        <w:spacing w:before="0" w:after="0" w:line="190" w:lineRule="exact"/>
-        <w:jc w:val="left"/>
-      </w:pPr>
-      <w:r>
-        <w:rPr>
-          <w:rFonts w:ascii="DejaVu Sans Mono" w:hAnsi="DejaVu Sans Mono"/>
-          <w:sz w:val="16"/>
-        </w:rPr>
-        <w:t xml:space="preserve">            for locator in locators.values():</w:t>
-      </w:r>
-    </w:p>
-    <w:p>
-      <w:pPr>
-        <w:keepNext w:val="0"/>
-        <w:keepLines w:val="0"/>
-        <w:widowControl w:val="0"/>
-        <w:spacing w:before="0" w:after="0" w:line="190" w:lineRule="exact"/>
-        <w:jc w:val="left"/>
-      </w:pPr>
-      <w:r>
-        <w:rPr>
-          <w:rFonts w:ascii="DejaVu Sans Mono" w:hAnsi="DejaVu Sans Mono"/>
-          <w:sz w:val="16"/>
-        </w:rPr>
-        <w:t xml:space="preserve">                if locator.count() != 1 or not locator.is_editable():</w:t>
-      </w:r>
-    </w:p>
-    <w:p>
-      <w:pPr>
-        <w:keepNext w:val="0"/>
-        <w:keepLines w:val="0"/>
-        <w:widowControl w:val="0"/>
-        <w:spacing w:before="0" w:after="0" w:line="190" w:lineRule="exact"/>
-        <w:jc w:val="left"/>
-      </w:pPr>
-      <w:r>
-        <w:rPr>
-          <w:rFonts w:ascii="DejaVu Sans Mono" w:hAnsi="DejaVu Sans Mono"/>
-          <w:sz w:val="16"/>
-        </w:rPr>
-        <w:t xml:space="preserve">                    raise ValueError(</w:t>
-      </w:r>
-    </w:p>
-    <w:p>
-      <w:pPr>
-        <w:keepNext w:val="0"/>
-        <w:keepLines w:val="0"/>
-        <w:widowControl w:val="0"/>
-        <w:spacing w:before="0" w:after="0" w:line="190" w:lineRule="exact"/>
-        <w:jc w:val="left"/>
-      </w:pPr>
-      <w:r>
-        <w:rPr>
-          <w:rFonts w:ascii="DejaVu Sans Mono" w:hAnsi="DejaVu Sans Mono"/>
-          <w:sz w:val="16"/>
-        </w:rPr>
-        <w:t xml:space="preserve">                        "Every selector must identify one editable text field."</w:t>
-      </w:r>
-    </w:p>
-    <w:p>
-      <w:pPr>
-        <w:keepNext w:val="0"/>
-        <w:keepLines w:val="0"/>
-        <w:widowControl w:val="0"/>
-        <w:spacing w:before="0" w:after="0" w:line="190" w:lineRule="exact"/>
-        <w:jc w:val="left"/>
-      </w:pPr>
-      <w:r>
-        <w:rPr>
-          <w:rFonts w:ascii="DejaVu Sans Mono" w:hAnsi="DejaVu Sans Mono"/>
-          <w:sz w:val="16"/>
-        </w:rPr>
-        <w:t xml:space="preserve">                    )</w:t>
-      </w:r>
-    </w:p>
-    <w:p>
-      <w:pPr>
-        <w:keepNext w:val="0"/>
-        <w:keepLines w:val="0"/>
-        <w:widowControl w:val="0"/>
-        <w:spacing w:before="0" w:after="0" w:line="190" w:lineRule="exact"/>
-        <w:jc w:val="left"/>
-      </w:pPr>
-      <w:r>
-        <w:rPr>
-          <w:rFonts w:ascii="DejaVu Sans Mono" w:hAnsi="DejaVu Sans Mono"/>
-          <w:sz w:val="16"/>
-        </w:rPr>
-        <w:t xml:space="preserve">            for key, locator in locators.items():</w:t>
-      </w:r>
-    </w:p>
-    <w:p>
-      <w:pPr>
-        <w:keepNext w:val="0"/>
-        <w:keepLines w:val="0"/>
-        <w:widowControl w:val="0"/>
-        <w:spacing w:before="0" w:after="0" w:line="190" w:lineRule="exact"/>
-        <w:jc w:val="left"/>
-      </w:pPr>
-      <w:r>
-        <w:rPr>
-          <w:rFonts w:ascii="DejaVu Sans Mono" w:hAnsi="DejaVu Sans Mono"/>
-          <w:sz w:val="16"/>
-        </w:rPr>
-        <w:t xml:space="preserve">                locator.fill(str(fields[key]))</w:t>
-      </w:r>
-    </w:p>
-    <w:p>
-      <w:pPr>
-        <w:keepNext w:val="0"/>
-        <w:keepLines w:val="0"/>
-        <w:widowControl w:val="0"/>
-        <w:spacing w:before="0" w:after="0" w:line="190" w:lineRule="exact"/>
-        <w:jc w:val="left"/>
-      </w:pPr>
-      <w:r>
-        <w:rPr>
-          <w:rFonts w:ascii="DejaVu Sans Mono" w:hAnsi="DejaVu Sans Mono"/>
-          <w:sz w:val="16"/>
-        </w:rPr>
-        <w:t xml:space="preserve">            input(</w:t>
-      </w:r>
-    </w:p>
-    <w:p>
-      <w:pPr>
-        <w:keepNext w:val="0"/>
-        <w:keepLines w:val="0"/>
-        <w:widowControl w:val="0"/>
-        <w:spacing w:before="0" w:after="0" w:line="190" w:lineRule="exact"/>
-        <w:jc w:val="left"/>
-      </w:pPr>
-      <w:r>
-        <w:rPr>
-          <w:rFonts w:ascii="DejaVu Sans Mono" w:hAnsi="DejaVu Sans Mono"/>
-          <w:sz w:val="16"/>
-        </w:rPr>
-        <w:t xml:space="preserve">                "Review entries, confirm KAM, attach PDF and submit manually if appropriate. Enter closes browser: "</w:t>
-      </w:r>
-    </w:p>
-    <w:p>
-      <w:pPr>
-        <w:keepNext w:val="0"/>
-        <w:keepLines w:val="0"/>
-        <w:widowControl w:val="0"/>
-        <w:spacing w:before="0" w:after="0" w:line="190" w:lineRule="exact"/>
-        <w:jc w:val="left"/>
-      </w:pPr>
-      <w:r>
-        <w:rPr>
-          <w:rFonts w:ascii="DejaVu Sans Mono" w:hAnsi="DejaVu Sans Mono"/>
-          <w:sz w:val="16"/>
-        </w:rPr>
-        <w:t xml:space="preserve">            )</w:t>
-      </w:r>
-    </w:p>
-    <w:p>
-      <w:pPr>
-        <w:keepNext w:val="0"/>
-        <w:keepLines w:val="0"/>
-        <w:widowControl w:val="0"/>
-        <w:spacing w:before="0" w:after="0" w:line="190" w:lineRule="exact"/>
-        <w:jc w:val="left"/>
-      </w:pPr>
-      <w:r>
-        <w:rPr>
-          <w:rFonts w:ascii="DejaVu Sans Mono" w:hAnsi="DejaVu Sans Mono"/>
-          <w:sz w:val="16"/>
-        </w:rPr>
-        <w:t xml:space="preserve">        finally:</w:t>
-      </w:r>
-    </w:p>
-    <w:p>
-      <w:pPr>
-        <w:keepNext w:val="0"/>
-        <w:keepLines w:val="0"/>
-        <w:widowControl w:val="0"/>
-        <w:spacing w:before="0" w:after="0" w:line="190" w:lineRule="exact"/>
-        <w:jc w:val="left"/>
-      </w:pPr>
-      <w:r>
-        <w:rPr>
-          <w:rFonts w:ascii="DejaVu Sans Mono" w:hAnsi="DejaVu Sans Mono"/>
-          <w:sz w:val="16"/>
-        </w:rPr>
-        <w:t xml:space="preserve">            browser.close()</w:t>
-      </w:r>
-    </w:p>
-    <w:p>
-      <w:pPr>
-        <w:keepNext w:val="0"/>
-        <w:keepLines w:val="0"/>
-        <w:widowControl w:val="0"/>
-        <w:spacing w:before="0" w:after="0" w:line="190" w:lineRule="exact"/>
-        <w:jc w:val="left"/>
-      </w:pPr>
-      <w:r>
-        <w:rPr>
-          <w:rFonts w:ascii="DejaVu Sans Mono" w:hAnsi="DejaVu Sans Mono"/>
-          <w:sz w:val="16"/>
-        </w:rPr>
-      </w:r>
-    </w:p>
-    <w:p>
-      <w:pPr>
-        <w:keepNext w:val="0"/>
-        <w:keepLines w:val="0"/>
-        <w:widowControl w:val="0"/>
-        <w:spacing w:before="0" w:after="0" w:line="190" w:lineRule="exact"/>
-        <w:jc w:val="left"/>
-      </w:pPr>
-      <w:r>
-        <w:rPr>
-          <w:rFonts w:ascii="DejaVu Sans Mono" w:hAnsi="DejaVu Sans Mono"/>
-          <w:sz w:val="16"/>
-        </w:rPr>
-      </w:r>
-    </w:p>
-    <w:p>
-      <w:pPr>
-        <w:keepNext w:val="0"/>
-        <w:keepLines w:val="0"/>
-        <w:widowControl w:val="0"/>
-        <w:spacing w:before="0" w:after="0" w:line="190" w:lineRule="exact"/>
-        <w:jc w:val="left"/>
-      </w:pPr>
-      <w:r>
-        <w:rPr>
-          <w:rFonts w:ascii="DejaVu Sans Mono" w:hAnsi="DejaVu Sans Mono"/>
-          <w:sz w:val="16"/>
-        </w:rPr>
-        <w:t>def main():</w:t>
-      </w:r>
-    </w:p>
-    <w:p>
-      <w:pPr>
-        <w:keepNext w:val="0"/>
-        <w:keepLines w:val="0"/>
-        <w:widowControl w:val="0"/>
-        <w:spacing w:before="0" w:after="0" w:line="190" w:lineRule="exact"/>
-        <w:jc w:val="left"/>
-      </w:pPr>
-      <w:r>
-        <w:rPr>
-          <w:rFonts w:ascii="DejaVu Sans Mono" w:hAnsi="DejaVu Sans Mono"/>
-          <w:sz w:val="16"/>
-        </w:rPr>
-        <w:t xml:space="preserve">    parser = argparse.ArgumentParser(description=__doc__)</w:t>
-      </w:r>
-    </w:p>
-    <w:p>
-      <w:pPr>
-        <w:keepNext w:val="0"/>
-        <w:keepLines w:val="0"/>
-        <w:widowControl w:val="0"/>
-        <w:spacing w:before="0" w:after="0" w:line="190" w:lineRule="exact"/>
-        <w:jc w:val="left"/>
-      </w:pPr>
-      <w:r>
-        <w:rPr>
-          <w:rFonts w:ascii="DejaVu Sans Mono" w:hAnsi="DejaVu Sans Mono"/>
-          <w:sz w:val="16"/>
-        </w:rPr>
-        <w:t xml:space="preserve">    sub = parser.add_subparsers(dest="command", required=True)</w:t>
-      </w:r>
-    </w:p>
-    <w:p>
-      <w:pPr>
-        <w:keepNext w:val="0"/>
-        <w:keepLines w:val="0"/>
-        <w:widowControl w:val="0"/>
-        <w:spacing w:before="0" w:after="0" w:line="190" w:lineRule="exact"/>
-        <w:jc w:val="left"/>
-      </w:pPr>
-      <w:r>
-        <w:rPr>
-          <w:rFonts w:ascii="DejaVu Sans Mono" w:hAnsi="DejaVu Sans Mono"/>
-          <w:sz w:val="16"/>
-        </w:rPr>
-        <w:t xml:space="preserve">    prepare = sub.add_parser("prepare")</w:t>
-      </w:r>
-    </w:p>
-    <w:p>
-      <w:pPr>
-        <w:keepNext w:val="0"/>
-        <w:keepLines w:val="0"/>
-        <w:widowControl w:val="0"/>
-        <w:spacing w:before="0" w:after="0" w:line="190" w:lineRule="exact"/>
-        <w:jc w:val="left"/>
-      </w:pPr>
-      <w:r>
-        <w:rPr>
-          <w:rFonts w:ascii="DejaVu Sans Mono" w:hAnsi="DejaVu Sans Mono"/>
-          <w:sz w:val="16"/>
-        </w:rPr>
-        <w:t xml:space="preserve">    prepare.add_argument("pdfs", nargs="+", type=Path)</w:t>
-      </w:r>
-    </w:p>
-    <w:p>
-      <w:pPr>
-        <w:keepNext w:val="0"/>
-        <w:keepLines w:val="0"/>
-        <w:widowControl w:val="0"/>
-        <w:spacing w:before="0" w:after="0" w:line="190" w:lineRule="exact"/>
-        <w:jc w:val="left"/>
-      </w:pPr>
-      <w:r>
-        <w:rPr>
-          <w:rFonts w:ascii="DejaVu Sans Mono" w:hAnsi="DejaVu Sans Mono"/>
-          <w:sz w:val="16"/>
-        </w:rPr>
-        <w:t xml:space="preserve">    prepare.add_argument("--mapping", type=Path)</w:t>
-      </w:r>
-    </w:p>
-    <w:p>
-      <w:pPr>
-        <w:keepNext w:val="0"/>
-        <w:keepLines w:val="0"/>
-        <w:widowControl w:val="0"/>
-        <w:spacing w:before="0" w:after="0" w:line="190" w:lineRule="exact"/>
-        <w:jc w:val="left"/>
-      </w:pPr>
-      <w:r>
-        <w:rPr>
-          <w:rFonts w:ascii="DejaVu Sans Mono" w:hAnsi="DejaVu Sans Mono"/>
-          <w:sz w:val="16"/>
-        </w:rPr>
-        <w:t xml:space="preserve">    prepare.add_argument("--output", type=Path, default=Path("output"))</w:t>
-      </w:r>
-    </w:p>
-    <w:p>
-      <w:pPr>
-        <w:keepNext w:val="0"/>
-        <w:keepLines w:val="0"/>
-        <w:widowControl w:val="0"/>
-        <w:spacing w:before="0" w:after="0" w:line="190" w:lineRule="exact"/>
-        <w:jc w:val="left"/>
-      </w:pPr>
-      <w:r>
-        <w:rPr>
-          <w:rFonts w:ascii="DejaVu Sans Mono" w:hAnsi="DejaVu Sans Mono"/>
-          <w:sz w:val="16"/>
-        </w:rPr>
-        <w:t xml:space="preserve">    prepare.add_argument(</w:t>
-      </w:r>
-    </w:p>
-    <w:p>
-      <w:pPr>
-        <w:keepNext w:val="0"/>
-        <w:keepLines w:val="0"/>
-        <w:widowControl w:val="0"/>
-        <w:spacing w:before="0" w:after="0" w:line="190" w:lineRule="exact"/>
-        <w:jc w:val="left"/>
-      </w:pPr>
-      <w:r>
-        <w:rPr>
-          <w:rFonts w:ascii="DejaVu Sans Mono" w:hAnsi="DejaVu Sans Mono"/>
-          <w:sz w:val="16"/>
-        </w:rPr>
-        <w:t xml:space="preserve">        "--financial-basis",</w:t>
-      </w:r>
-    </w:p>
-    <w:p>
-      <w:pPr>
-        <w:keepNext w:val="0"/>
-        <w:keepLines w:val="0"/>
-        <w:widowControl w:val="0"/>
-        <w:spacing w:before="0" w:after="0" w:line="190" w:lineRule="exact"/>
-        <w:jc w:val="left"/>
-      </w:pPr>
-      <w:r>
-        <w:rPr>
-          <w:rFonts w:ascii="DejaVu Sans Mono" w:hAnsi="DejaVu Sans Mono"/>
-          <w:sz w:val="16"/>
-        </w:rPr>
-        <w:t xml:space="preserve">        choices=tuple(FINANCIAL_KINDS),</w:t>
-      </w:r>
-    </w:p>
-    <w:p>
-      <w:pPr>
-        <w:keepNext w:val="0"/>
-        <w:keepLines w:val="0"/>
-        <w:widowControl w:val="0"/>
-        <w:spacing w:before="0" w:after="0" w:line="190" w:lineRule="exact"/>
-        <w:jc w:val="left"/>
-      </w:pPr>
-      <w:r>
-        <w:rPr>
-          <w:rFonts w:ascii="DejaVu Sans Mono" w:hAnsi="DejaVu Sans Mono"/>
-          <w:sz w:val="16"/>
-        </w:rPr>
-        <w:t xml:space="preserve">        help="Explicit draft reference category; always requires revenue confirmation.",</w:t>
-      </w:r>
-    </w:p>
-    <w:p>
-      <w:pPr>
-        <w:keepNext w:val="0"/>
-        <w:keepLines w:val="0"/>
-        <w:widowControl w:val="0"/>
-        <w:spacing w:before="0" w:after="0" w:line="190" w:lineRule="exact"/>
-        <w:jc w:val="left"/>
-      </w:pPr>
-      <w:r>
-        <w:rPr>
-          <w:rFonts w:ascii="DejaVu Sans Mono" w:hAnsi="DejaVu Sans Mono"/>
-          <w:sz w:val="16"/>
-        </w:rPr>
-        <w:t xml:space="preserve">    )</w:t>
-      </w:r>
-    </w:p>
-    <w:p>
-      <w:pPr>
-        <w:keepNext w:val="0"/>
-        <w:keepLines w:val="0"/>
-        <w:widowControl w:val="0"/>
-        <w:spacing w:before="0" w:after="0" w:line="190" w:lineRule="exact"/>
-        <w:jc w:val="left"/>
-      </w:pPr>
-      <w:r>
-        <w:rPr>
-          <w:rFonts w:ascii="DejaVu Sans Mono" w:hAnsi="DejaVu Sans Mono"/>
-          <w:sz w:val="16"/>
-        </w:rPr>
-        <w:t xml:space="preserve">    fill = sub.add_parser("fill-jira")</w:t>
-      </w:r>
-    </w:p>
-    <w:p>
-      <w:pPr>
-        <w:keepNext w:val="0"/>
-        <w:keepLines w:val="0"/>
-        <w:widowControl w:val="0"/>
-        <w:spacing w:before="0" w:after="0" w:line="190" w:lineRule="exact"/>
-        <w:jc w:val="left"/>
-      </w:pPr>
-      <w:r>
-        <w:rPr>
-          <w:rFonts w:ascii="DejaVu Sans Mono" w:hAnsi="DejaVu Sans Mono"/>
-          <w:sz w:val="16"/>
-        </w:rPr>
-        <w:t xml:space="preserve">    fill.add_argument("report", type=Path)</w:t>
-      </w:r>
-    </w:p>
-    <w:p>
-      <w:pPr>
-        <w:keepNext w:val="0"/>
-        <w:keepLines w:val="0"/>
-        <w:widowControl w:val="0"/>
-        <w:spacing w:before="0" w:after="0" w:line="190" w:lineRule="exact"/>
-        <w:jc w:val="left"/>
-      </w:pPr>
-      <w:r>
-        <w:rPr>
-          <w:rFonts w:ascii="DejaVu Sans Mono" w:hAnsi="DejaVu Sans Mono"/>
-          <w:sz w:val="16"/>
-        </w:rPr>
-        <w:t xml:space="preserve">    fill.add_argument("--config", required=True, type=Path)</w:t>
-      </w:r>
-    </w:p>
-    <w:p>
-      <w:pPr>
-        <w:keepNext w:val="0"/>
-        <w:keepLines w:val="0"/>
-        <w:widowControl w:val="0"/>
-        <w:spacing w:before="0" w:after="0" w:line="190" w:lineRule="exact"/>
-        <w:jc w:val="left"/>
-      </w:pPr>
-      <w:r>
-        <w:rPr>
-          <w:rFonts w:ascii="DejaVu Sans Mono" w:hAnsi="DejaVu Sans Mono"/>
-          <w:sz w:val="16"/>
-        </w:rPr>
-        <w:t xml:space="preserve">    args = parser.parse_args()</w:t>
-      </w:r>
-    </w:p>
-    <w:p>
-      <w:pPr>
-        <w:keepNext w:val="0"/>
-        <w:keepLines w:val="0"/>
-        <w:widowControl w:val="0"/>
-        <w:spacing w:before="0" w:after="0" w:line="190" w:lineRule="exact"/>
-        <w:jc w:val="left"/>
-      </w:pPr>
-      <w:r>
-        <w:rPr>
-          <w:rFonts w:ascii="DejaVu Sans Mono" w:hAnsi="DejaVu Sans Mono"/>
-          <w:sz w:val="16"/>
-        </w:rPr>
-        <w:t xml:space="preserve">    if args.command == "fill-jira":</w:t>
-      </w:r>
-    </w:p>
-    <w:p>
-      <w:pPr>
-        <w:keepNext w:val="0"/>
-        <w:keepLines w:val="0"/>
-        <w:widowControl w:val="0"/>
-        <w:spacing w:before="0" w:after="0" w:line="190" w:lineRule="exact"/>
-        <w:jc w:val="left"/>
-      </w:pPr>
-      <w:r>
-        <w:rPr>
-          <w:rFonts w:ascii="DejaVu Sans Mono" w:hAnsi="DejaVu Sans Mono"/>
-          <w:sz w:val="16"/>
-        </w:rPr>
-        <w:t xml:space="preserve">        fill_jira(args.report, args.config)</w:t>
-      </w:r>
-    </w:p>
-    <w:p>
-      <w:pPr>
-        <w:keepNext w:val="0"/>
-        <w:keepLines w:val="0"/>
-        <w:widowControl w:val="0"/>
-        <w:spacing w:before="0" w:after="0" w:line="190" w:lineRule="exact"/>
-        <w:jc w:val="left"/>
-      </w:pPr>
-      <w:r>
-        <w:rPr>
-          <w:rFonts w:ascii="DejaVu Sans Mono" w:hAnsi="DejaVu Sans Mono"/>
-          <w:sz w:val="16"/>
-        </w:rPr>
-        <w:t xml:space="preserve">        return 0</w:t>
-      </w:r>
-    </w:p>
-    <w:p>
-      <w:pPr>
-        <w:keepNext w:val="0"/>
-        <w:keepLines w:val="0"/>
-        <w:widowControl w:val="0"/>
-        <w:spacing w:before="0" w:after="0" w:line="190" w:lineRule="exact"/>
-        <w:jc w:val="left"/>
-      </w:pPr>
-      <w:r>
-        <w:rPr>
-          <w:rFonts w:ascii="DejaVu Sans Mono" w:hAnsi="DejaVu Sans Mono"/>
-          <w:sz w:val="16"/>
-        </w:rPr>
-        <w:t xml:space="preserve">    args.output.mkdir(parents=True, exist_ok=True)</w:t>
-      </w:r>
-    </w:p>
-    <w:p>
-      <w:pPr>
-        <w:keepNext w:val="0"/>
-        <w:keepLines w:val="0"/>
-        <w:widowControl w:val="0"/>
-        <w:spacing w:before="0" w:after="0" w:line="190" w:lineRule="exact"/>
-        <w:jc w:val="left"/>
-      </w:pPr>
-      <w:r>
-        <w:rPr>
-          <w:rFonts w:ascii="DejaVu Sans Mono" w:hAnsi="DejaVu Sans Mono"/>
-          <w:sz w:val="16"/>
-        </w:rPr>
-        <w:t xml:space="preserve">    failed = False</w:t>
-      </w:r>
-    </w:p>
-    <w:p>
-      <w:pPr>
-        <w:keepNext w:val="0"/>
-        <w:keepLines w:val="0"/>
-        <w:widowControl w:val="0"/>
-        <w:spacing w:before="0" w:after="0" w:line="190" w:lineRule="exact"/>
-        <w:jc w:val="left"/>
-      </w:pPr>
-      <w:r>
-        <w:rPr>
-          <w:rFonts w:ascii="DejaVu Sans Mono" w:hAnsi="DejaVu Sans Mono"/>
-          <w:sz w:val="16"/>
-        </w:rPr>
-        <w:t xml:space="preserve">    for path in args.pdfs:</w:t>
-      </w:r>
-    </w:p>
-    <w:p>
-      <w:pPr>
-        <w:keepNext w:val="0"/>
-        <w:keepLines w:val="0"/>
-        <w:widowControl w:val="0"/>
-        <w:spacing w:before="0" w:after="0" w:line="190" w:lineRule="exact"/>
-        <w:jc w:val="left"/>
-      </w:pPr>
-      <w:r>
-        <w:rPr>
-          <w:rFonts w:ascii="DejaVu Sans Mono" w:hAnsi="DejaVu Sans Mono"/>
-          <w:sz w:val="16"/>
-        </w:rPr>
-        <w:t xml:space="preserve">        try:</w:t>
-      </w:r>
-    </w:p>
-    <w:p>
-      <w:pPr>
-        <w:keepNext w:val="0"/>
-        <w:keepLines w:val="0"/>
-        <w:widowControl w:val="0"/>
-        <w:spacing w:before="0" w:after="0" w:line="190" w:lineRule="exact"/>
-        <w:jc w:val="left"/>
-      </w:pPr>
-      <w:r>
-        <w:rPr>
-          <w:rFonts w:ascii="DejaVu Sans Mono" w:hAnsi="DejaVu Sans Mono"/>
-          <w:sz w:val="16"/>
-        </w:rPr>
-        <w:t xml:space="preserve">            report = extract(path, args.mapping, args.financial_basis)</w:t>
-      </w:r>
-    </w:p>
-    <w:p>
-      <w:pPr>
-        <w:keepNext w:val="0"/>
-        <w:keepLines w:val="0"/>
-        <w:widowControl w:val="0"/>
-        <w:spacing w:before="0" w:after="0" w:line="190" w:lineRule="exact"/>
-        <w:jc w:val="left"/>
-      </w:pPr>
-      <w:r>
-        <w:rPr>
-          <w:rFonts w:ascii="DejaVu Sans Mono" w:hAnsi="DejaVu Sans Mono"/>
-          <w:sz w:val="16"/>
-        </w:rPr>
-        <w:t xml:space="preserve">            target = args.output / f'{path.stem}-{report["sha256"][:12]}.json'</w:t>
-      </w:r>
-    </w:p>
-    <w:p>
-      <w:pPr>
-        <w:keepNext w:val="0"/>
-        <w:keepLines w:val="0"/>
-        <w:widowControl w:val="0"/>
-        <w:spacing w:before="0" w:after="0" w:line="190" w:lineRule="exact"/>
-        <w:jc w:val="left"/>
-      </w:pPr>
-      <w:r>
-        <w:rPr>
-          <w:rFonts w:ascii="DejaVu Sans Mono" w:hAnsi="DejaVu Sans Mono"/>
-          <w:sz w:val="16"/>
-        </w:rPr>
-        <w:t xml:space="preserve">            # Never overwrite a colleague's reviewed report.</w:t>
-      </w:r>
-    </w:p>
-    <w:p>
-      <w:pPr>
-        <w:keepNext w:val="0"/>
-        <w:keepLines w:val="0"/>
-        <w:widowControl w:val="0"/>
-        <w:spacing w:before="0" w:after="0" w:line="190" w:lineRule="exact"/>
-        <w:jc w:val="left"/>
-      </w:pPr>
-      <w:r>
-        <w:rPr>
-          <w:rFonts w:ascii="DejaVu Sans Mono" w:hAnsi="DejaVu Sans Mono"/>
-          <w:sz w:val="16"/>
-        </w:rPr>
-        <w:t xml:space="preserve">            with target.open("x", encoding="utf-8") as stream:</w:t>
-      </w:r>
-    </w:p>
-    <w:p>
-      <w:pPr>
-        <w:keepNext w:val="0"/>
-        <w:keepLines w:val="0"/>
-        <w:widowControl w:val="0"/>
-        <w:spacing w:before="0" w:after="0" w:line="190" w:lineRule="exact"/>
-        <w:jc w:val="left"/>
-      </w:pPr>
-      <w:r>
-        <w:rPr>
-          <w:rFonts w:ascii="DejaVu Sans Mono" w:hAnsi="DejaVu Sans Mono"/>
-          <w:sz w:val="16"/>
-        </w:rPr>
-        <w:t xml:space="preserve">                json.dump(report, stream, ensure_ascii=False, indent=2)</w:t>
-      </w:r>
-    </w:p>
-    <w:p>
-      <w:pPr>
-        <w:keepNext w:val="0"/>
-        <w:keepLines w:val="0"/>
-        <w:widowControl w:val="0"/>
-        <w:spacing w:before="0" w:after="0" w:line="190" w:lineRule="exact"/>
-        <w:jc w:val="left"/>
-      </w:pPr>
-      <w:r>
-        <w:rPr>
-          <w:rFonts w:ascii="DejaVu Sans Mono" w:hAnsi="DejaVu Sans Mono"/>
-          <w:sz w:val="16"/>
-        </w:rPr>
-        <w:t xml:space="preserve">                stream.write("\n")</w:t>
-      </w:r>
-    </w:p>
-    <w:p>
-      <w:pPr>
-        <w:keepNext w:val="0"/>
-        <w:keepLines w:val="0"/>
-        <w:widowControl w:val="0"/>
-        <w:spacing w:before="0" w:after="0" w:line="190" w:lineRule="exact"/>
-        <w:jc w:val="left"/>
-      </w:pPr>
-      <w:r>
-        <w:rPr>
-          <w:rFonts w:ascii="DejaVu Sans Mono" w:hAnsi="DejaVu Sans Mono"/>
-          <w:sz w:val="16"/>
-        </w:rPr>
-        <w:t xml:space="preserve">            print(</w:t>
-      </w:r>
-    </w:p>
-    <w:p>
-      <w:pPr>
-        <w:keepNext w:val="0"/>
-        <w:keepLines w:val="0"/>
-        <w:widowControl w:val="0"/>
-        <w:spacing w:before="0" w:after="0" w:line="190" w:lineRule="exact"/>
-        <w:jc w:val="left"/>
-      </w:pPr>
-      <w:r>
-        <w:rPr>
-          <w:rFonts w:ascii="DejaVu Sans Mono" w:hAnsi="DejaVu Sans Mono"/>
-          <w:sz w:val="16"/>
-        </w:rPr>
-        <w:t xml:space="preserve">                f'{path.name}: {target} ({len(report["review_issues"])} review issues)'</w:t>
-      </w:r>
-    </w:p>
-    <w:p>
-      <w:pPr>
-        <w:keepNext w:val="0"/>
-        <w:keepLines w:val="0"/>
-        <w:widowControl w:val="0"/>
-        <w:spacing w:before="0" w:after="0" w:line="190" w:lineRule="exact"/>
-        <w:jc w:val="left"/>
-      </w:pPr>
-      <w:r>
-        <w:rPr>
-          <w:rFonts w:ascii="DejaVu Sans Mono" w:hAnsi="DejaVu Sans Mono"/>
-          <w:sz w:val="16"/>
-        </w:rPr>
-        <w:t xml:space="preserve">            )</w:t>
-      </w:r>
-    </w:p>
-    <w:p>
-      <w:pPr>
-        <w:keepNext w:val="0"/>
-        <w:keepLines w:val="0"/>
-        <w:widowControl w:val="0"/>
-        <w:spacing w:before="0" w:after="0" w:line="190" w:lineRule="exact"/>
-        <w:jc w:val="left"/>
-      </w:pPr>
-      <w:r>
-        <w:rPr>
-          <w:rFonts w:ascii="DejaVu Sans Mono" w:hAnsi="DejaVu Sans Mono"/>
-          <w:sz w:val="16"/>
-        </w:rPr>
-        <w:t xml:space="preserve">            for field, value in report["fields"].items():</w:t>
-      </w:r>
-    </w:p>
-    <w:p>
-      <w:pPr>
-        <w:keepNext w:val="0"/>
-        <w:keepLines w:val="0"/>
-        <w:widowControl w:val="0"/>
-        <w:spacing w:before="0" w:after="0" w:line="190" w:lineRule="exact"/>
-        <w:jc w:val="left"/>
-      </w:pPr>
-      <w:r>
-        <w:rPr>
-          <w:rFonts w:ascii="DejaVu Sans Mono" w:hAnsi="DejaVu Sans Mono"/>
-          <w:sz w:val="16"/>
-        </w:rPr>
-        <w:t xml:space="preserve">                print(</w:t>
-      </w:r>
-    </w:p>
-    <w:p>
-      <w:pPr>
-        <w:keepNext w:val="0"/>
-        <w:keepLines w:val="0"/>
-        <w:widowControl w:val="0"/>
-        <w:spacing w:before="0" w:after="0" w:line="190" w:lineRule="exact"/>
-        <w:jc w:val="left"/>
-      </w:pPr>
-      <w:r>
-        <w:rPr>
-          <w:rFonts w:ascii="DejaVu Sans Mono" w:hAnsi="DejaVu Sans Mono"/>
-          <w:sz w:val="16"/>
-        </w:rPr>
-        <w:t xml:space="preserve">                    f'  {field}: {value if value is not None else "[not available / needs review]"}'</w:t>
-      </w:r>
-    </w:p>
-    <w:p>
-      <w:pPr>
-        <w:keepNext w:val="0"/>
-        <w:keepLines w:val="0"/>
-        <w:widowControl w:val="0"/>
-        <w:spacing w:before="0" w:after="0" w:line="190" w:lineRule="exact"/>
-        <w:jc w:val="left"/>
-      </w:pPr>
-      <w:r>
-        <w:rPr>
-          <w:rFonts w:ascii="DejaVu Sans Mono" w:hAnsi="DejaVu Sans Mono"/>
-          <w:sz w:val="16"/>
-        </w:rPr>
-        <w:t xml:space="preserve">                )</w:t>
-      </w:r>
-    </w:p>
-    <w:p>
-      <w:pPr>
-        <w:keepNext w:val="0"/>
-        <w:keepLines w:val="0"/>
-        <w:widowControl w:val="0"/>
-        <w:spacing w:before="0" w:after="0" w:line="190" w:lineRule="exact"/>
-        <w:jc w:val="left"/>
-      </w:pPr>
-      <w:r>
-        <w:rPr>
-          <w:rFonts w:ascii="DejaVu Sans Mono" w:hAnsi="DejaVu Sans Mono"/>
-          <w:sz w:val="16"/>
-        </w:rPr>
-        <w:t xml:space="preserve">            for issue in report["review_issues"]:</w:t>
-      </w:r>
-    </w:p>
-    <w:p>
-      <w:pPr>
-        <w:keepNext w:val="0"/>
-        <w:keepLines w:val="0"/>
-        <w:widowControl w:val="0"/>
-        <w:spacing w:before="0" w:after="0" w:line="190" w:lineRule="exact"/>
-        <w:jc w:val="left"/>
-      </w:pPr>
-      <w:r>
-        <w:rPr>
-          <w:rFonts w:ascii="DejaVu Sans Mono" w:hAnsi="DejaVu Sans Mono"/>
-          <w:sz w:val="16"/>
-        </w:rPr>
-        <w:t xml:space="preserve">                print(f"  REVIEW: {issue}")</w:t>
-      </w:r>
-    </w:p>
-    <w:p>
-      <w:pPr>
-        <w:keepNext w:val="0"/>
-        <w:keepLines w:val="0"/>
-        <w:widowControl w:val="0"/>
-        <w:spacing w:before="0" w:after="0" w:line="190" w:lineRule="exact"/>
-        <w:jc w:val="left"/>
-      </w:pPr>
-      <w:r>
-        <w:rPr>
-          <w:rFonts w:ascii="DejaVu Sans Mono" w:hAnsi="DejaVu Sans Mono"/>
-          <w:sz w:val="16"/>
-        </w:rPr>
-        <w:t xml:space="preserve">        except Exception as error:</w:t>
-      </w:r>
-    </w:p>
-    <w:p>
-      <w:pPr>
-        <w:keepNext w:val="0"/>
-        <w:keepLines w:val="0"/>
-        <w:widowControl w:val="0"/>
-        <w:spacing w:before="0" w:after="0" w:line="190" w:lineRule="exact"/>
-        <w:jc w:val="left"/>
-      </w:pPr>
-      <w:r>
-        <w:rPr>
-          <w:rFonts w:ascii="DejaVu Sans Mono" w:hAnsi="DejaVu Sans Mono"/>
-          <w:sz w:val="16"/>
-        </w:rPr>
-        <w:t xml:space="preserve">            print(f"{path}: ERROR: {error}")</w:t>
-      </w:r>
-    </w:p>
-    <w:p>
-      <w:pPr>
-        <w:keepNext w:val="0"/>
-        <w:keepLines w:val="0"/>
-        <w:widowControl w:val="0"/>
-        <w:spacing w:before="0" w:after="0" w:line="190" w:lineRule="exact"/>
-        <w:jc w:val="left"/>
-      </w:pPr>
-      <w:r>
-        <w:rPr>
-          <w:rFonts w:ascii="DejaVu Sans Mono" w:hAnsi="DejaVu Sans Mono"/>
-          <w:sz w:val="16"/>
-        </w:rPr>
-        <w:t xml:space="preserve">            failed = True</w:t>
-      </w:r>
-    </w:p>
-    <w:p>
-      <w:pPr>
-        <w:keepNext w:val="0"/>
-        <w:keepLines w:val="0"/>
-        <w:widowControl w:val="0"/>
-        <w:spacing w:before="0" w:after="0" w:line="190" w:lineRule="exact"/>
-        <w:jc w:val="left"/>
-      </w:pPr>
-      <w:r>
-        <w:rPr>
-          <w:rFonts w:ascii="DejaVu Sans Mono" w:hAnsi="DejaVu Sans Mono"/>
-          <w:sz w:val="16"/>
-        </w:rPr>
-        <w:t xml:space="preserve">    return 1 if failed else 0</w:t>
-      </w:r>
-    </w:p>
-    <w:p>
-      <w:pPr>
-        <w:keepNext w:val="0"/>
-        <w:keepLines w:val="0"/>
-        <w:widowControl w:val="0"/>
-        <w:spacing w:before="0" w:after="0" w:line="190" w:lineRule="exact"/>
-        <w:jc w:val="left"/>
-      </w:pPr>
-      <w:r>
-        <w:rPr>
-          <w:rFonts w:ascii="DejaVu Sans Mono" w:hAnsi="DejaVu Sans Mono"/>
-          <w:sz w:val="16"/>
-        </w:rPr>
-      </w:r>
-    </w:p>
-    <w:p>
-      <w:pPr>
-        <w:keepNext w:val="0"/>
-        <w:keepLines w:val="0"/>
-        <w:widowControl w:val="0"/>
-        <w:spacing w:before="0" w:after="0" w:line="190" w:lineRule="exact"/>
-        <w:jc w:val="left"/>
-      </w:pPr>
-      <w:r>
-        <w:rPr>
-          <w:rFonts w:ascii="DejaVu Sans Mono" w:hAnsi="DejaVu Sans Mono"/>
-          <w:sz w:val="16"/>
-        </w:rPr>
-      </w:r>
-    </w:p>
-    <w:p>
-      <w:pPr>
-        <w:keepNext w:val="0"/>
-        <w:keepLines w:val="0"/>
-        <w:widowControl w:val="0"/>
-        <w:spacing w:before="0" w:after="0" w:line="190" w:lineRule="exact"/>
-        <w:jc w:val="left"/>
-      </w:pPr>
-      <w:r>
-        <w:rPr>
-          <w:rFonts w:ascii="DejaVu Sans Mono" w:hAnsi="DejaVu Sans Mono"/>
-          <w:sz w:val="16"/>
-        </w:rPr>
-        <w:t>if __name__ == "__main__":</w:t>
-      </w:r>
-    </w:p>
-    <w:p>
-      <w:pPr>
-        <w:keepNext w:val="0"/>
-        <w:keepLines w:val="0"/>
-        <w:widowControl w:val="0"/>
-        <w:spacing w:before="0" w:after="0" w:line="190" w:lineRule="exact"/>
-        <w:jc w:val="left"/>
-      </w:pPr>
-      <w:r>
-        <w:rPr>
-          <w:rFonts w:ascii="DejaVu Sans Mono" w:hAnsi="DejaVu Sans Mono"/>
-          <w:sz w:val="16"/>
-        </w:rPr>
-        <w:t xml:space="preserve">    raise SystemExit(main())</w:t>
-      </w:r>
-    </w:p>
-    <w:p>
-      <w:pPr>
-        <w:pStyle w:val="Normal"/>
-        <w:keepNext/>
-        <w:keepLines/>
-        <w:pageBreakBefore/>
-        <w:widowControl/>
-        <w:bidi w:val="0"/>
-        <w:spacing w:lineRule="auto" w:line="360" w:before="180" w:after="100"/>
-        <w:ind w:hanging="0" w:start="0" w:end="0"/>
-        <w:jc w:val="left"/>
-        <w:rPr>
-          <w:rFonts w:ascii="Aptos" w:hAnsi="Aptos" w:eastAsia="Aptos" w:cs="Aptos"/>
-          <w:b/>
-          <w:bCs/>
-          <w:color w:val="000000"/>
-          <w:spacing w:val="0"/>
-          <w:sz w:val="22"/>
-          <w:szCs w:val="22"/>
-        </w:rPr>
-      </w:pPr>
-      <w:r>
-        <w:rPr>
-          <w:rFonts w:ascii="Aptos" w:hAnsi="Aptos"/>
-          <w:b/>
-          <w:sz w:val="22"/>
-        </w:rPr>
-        <w:t>A.4 Optional Jira transfer and companion files</w:t>
-      </w:r>
-    </w:p>
-    <w:p>
-      <w:pPr>
-        <w:pStyle w:val="Normal"/>
-        <w:keepNext w:val="0"/>
-        <w:keepLines w:val="0"/>
-        <w:pageBreakBefore w:val="0"/>
-        <w:widowControl/>
-        <w:bidi w:val="0"/>
-        <w:spacing w:lineRule="auto" w:line="360" w:before="0" w:after="120"/>
-        <w:ind w:hanging="0" w:start="0" w:end="0"/>
-        <w:jc w:val="both"/>
-        <w:rPr/>
-      </w:pPr>
-      <w:r>
-        <w:rPr>
-          <w:rFonts w:ascii="Aptos" w:hAnsi="Aptos"/>
-          <w:b w:val="0"/>
-          <w:sz w:val="22"/>
-        </w:rPr>
-        <w:t>Offline processing requires no Jira credentials. Browser filling additionally requires Playwright and Chromium, a visible desktop browser, the actual HTTPS Jira address, and selectors checked against the target form. This extension has not been validated in the company’s Jira system and would require organisational approval before use.</w:t>
-      </w:r>
-    </w:p>
-    <w:p>
-      <w:pPr>
-        <w:keepNext w:val="0"/>
-        <w:keepLines w:val="0"/>
-        <w:spacing w:before="0" w:after="0" w:line="200" w:lineRule="exact"/>
-        <w:jc w:val="left"/>
-      </w:pPr>
-      <w:r>
-        <w:rPr>
-          <w:rFonts w:ascii="DejaVu Sans Mono" w:hAnsi="DejaVu Sans Mono"/>
-          <w:sz w:val="17"/>
-        </w:rPr>
-        <w:t>python -m pip install playwright==1.56.0</w:t>
-      </w:r>
-      <w:r>
-        <w:br/>
-      </w:r>
-      <w:r>
-        <w:rPr>
-          <w:rFonts w:ascii="DejaVu Sans Mono" w:hAnsi="DejaVu Sans Mono"/>
-          <w:sz w:val="17"/>
-        </w:rPr>
-        <w:t>python -m playwright install chromium</w:t>
-      </w:r>
-    </w:p>
-    <w:p>
-      <w:pPr>
-        <w:pStyle w:val="Normal"/>
-        <w:keepNext w:val="0"/>
-        <w:keepLines w:val="0"/>
-        <w:pageBreakBefore w:val="0"/>
-        <w:widowControl/>
-        <w:bidi w:val="0"/>
-        <w:spacing w:lineRule="auto" w:line="360" w:before="0" w:after="120"/>
-        <w:ind w:hanging="0" w:start="0" w:end="0"/>
-        <w:jc w:val="both"/>
-        <w:rPr/>
-      </w:pPr>
-      <w:r>
-        <w:rPr>
-          <w:rFonts w:ascii="Aptos" w:hAnsi="Aptos"/>
-          <w:b w:val="0"/>
-          <w:sz w:val="22"/>
-        </w:rPr>
-        <w:t>Copy jira.example.json to jira.local.json and replace every placeholder. Each selector must identify exactly one editable text field. Jira autocomplete, group and assignee controls may need a project-specific adapter; entering a KAM unit label does not select an account or confirm routing.</w:t>
-      </w:r>
-    </w:p>
-    <w:p>
-      <w:pPr>
-        <w:keepNext w:val="0"/>
-        <w:keepLines w:val="0"/>
-        <w:spacing w:before="0" w:after="0" w:line="190" w:lineRule="exact"/>
-        <w:jc w:val="left"/>
-      </w:pPr>
-      <w:r>
-        <w:rPr>
-          <w:rFonts w:ascii="DejaVu Sans Mono" w:hAnsi="DejaVu Sans Mono"/>
-          <w:sz w:val="16"/>
-        </w:rPr>
-        <w:t>{</w:t>
-      </w:r>
-      <w:r>
-        <w:br/>
-      </w:r>
-      <w:r>
-        <w:rPr>
-          <w:rFonts w:ascii="DejaVu Sans Mono" w:hAnsi="DejaVu Sans Mono"/>
-          <w:sz w:val="16"/>
-        </w:rPr>
-        <w:t xml:space="preserve">  "url": "https://your-company.atlassian.net/",</w:t>
-      </w:r>
-      <w:r>
-        <w:br/>
-      </w:r>
-      <w:r>
-        <w:rPr>
-          <w:rFonts w:ascii="DejaVu Sans Mono" w:hAnsi="DejaVu Sans Mono"/>
-          <w:sz w:val="16"/>
-        </w:rPr>
-        <w:t xml:space="preserve">  "selectors": {</w:t>
-      </w:r>
-      <w:r>
-        <w:br/>
-      </w:r>
-      <w:r>
-        <w:rPr>
-          <w:rFonts w:ascii="DejaVu Sans Mono" w:hAnsi="DejaVu Sans Mono"/>
-          <w:sz w:val="16"/>
-        </w:rPr>
-        <w:t xml:space="preserve">    "Auftraggeber": "REPLACE_WITH_CUSTOMER_TEXT_SELECTOR",</w:t>
-      </w:r>
-      <w:r>
-        <w:br/>
-      </w:r>
-      <w:r>
-        <w:rPr>
-          <w:rFonts w:ascii="DejaVu Sans Mono" w:hAnsi="DejaVu Sans Mono"/>
-          <w:sz w:val="16"/>
-        </w:rPr>
-        <w:t xml:space="preserve">    "Erwarteter Umsatz": "REPLACE_WITH_REVENUE_TEXT_SELECTOR",</w:t>
-      </w:r>
-      <w:r>
-        <w:br/>
-      </w:r>
-      <w:r>
-        <w:rPr>
-          <w:rFonts w:ascii="DejaVu Sans Mono" w:hAnsi="DejaVu Sans Mono"/>
-          <w:sz w:val="16"/>
-        </w:rPr>
-        <w:t xml:space="preserve">    "Zuschlagskriterien": "REPLACE_WITH_CRITERIA_TEXT_SELECTOR",</w:t>
-      </w:r>
-      <w:r>
-        <w:br/>
-      </w:r>
-      <w:r>
-        <w:rPr>
-          <w:rFonts w:ascii="DejaVu Sans Mono" w:hAnsi="DejaVu Sans Mono"/>
-          <w:sz w:val="16"/>
-        </w:rPr>
-        <w:t xml:space="preserve">    "Laufzeit": "REPLACE_WITH_DURATION_TEXT_SELECTOR",</w:t>
-      </w:r>
-      <w:r>
-        <w:br/>
-      </w:r>
-      <w:r>
-        <w:rPr>
-          <w:rFonts w:ascii="DejaVu Sans Mono" w:hAnsi="DejaVu Sans Mono"/>
-          <w:sz w:val="16"/>
-        </w:rPr>
-        <w:t xml:space="preserve">    "KAM": "REPLACE_WITH_KAM_TEXT_SELECTOR"</w:t>
-      </w:r>
-      <w:r>
-        <w:br/>
-      </w:r>
-      <w:r>
-        <w:rPr>
-          <w:rFonts w:ascii="DejaVu Sans Mono" w:hAnsi="DejaVu Sans Mono"/>
-          <w:sz w:val="16"/>
-        </w:rPr>
-        <w:t xml:space="preserve">  }</w:t>
-      </w:r>
-      <w:r>
-        <w:br/>
-      </w:r>
-      <w:r>
-        <w:rPr>
-          <w:rFonts w:ascii="DejaVu Sans Mono" w:hAnsi="DejaVu Sans Mono"/>
-          <w:sz w:val="16"/>
-        </w:rPr>
-        <w:t>}</w:t>
-      </w:r>
-    </w:p>
-    <w:p>
-      <w:pPr>
-        <w:pStyle w:val="Normal"/>
-        <w:keepNext w:val="0"/>
-        <w:keepLines w:val="0"/>
-        <w:pageBreakBefore w:val="0"/>
-        <w:widowControl/>
-        <w:bidi w:val="0"/>
-        <w:spacing w:lineRule="auto" w:line="360" w:before="0" w:after="120"/>
-        <w:ind w:hanging="0" w:start="0" w:end="0"/>
-        <w:jc w:val="both"/>
-        <w:rPr/>
-      </w:pPr>
-      <w:r>
-        <w:rPr>
-          <w:rFonts w:ascii="Aptos" w:hAnsi="Aptos"/>
-          <w:b w:val="0"/>
-          <w:sz w:val="22"/>
-        </w:rPr>
-        <w:t>After comparing the JSON draft with the PDF and the authorised customer mapping, correct the fields, resolve the review_issues entries and set reviewed to true. Only then can the optional command fill the configured fields. The colleague signs in normally, reviews the result, confirms the KAM control, attaches the PDF and submits manually.</w:t>
-      </w:r>
-    </w:p>
-    <w:p>
-      <w:pPr>
-        <w:keepNext w:val="0"/>
-        <w:keepLines w:val="0"/>
-        <w:spacing w:before="0" w:after="0" w:line="200" w:lineRule="exact"/>
-        <w:jc w:val="left"/>
-      </w:pPr>
-      <w:r>
-        <w:rPr>
-          <w:rFonts w:ascii="DejaVu Sans Mono" w:hAnsi="DejaVu Sans Mono"/>
-          <w:sz w:val="17"/>
-        </w:rPr>
-        <w:t>python procurement.py fill-jira output/lka-demo/REPORT.json \</w:t>
-      </w:r>
-      <w:r>
-        <w:br/>
-      </w:r>
-      <w:r>
-        <w:rPr>
-          <w:rFonts w:ascii="DejaVu Sans Mono" w:hAnsi="DejaVu Sans Mono"/>
-          <w:sz w:val="17"/>
-        </w:rPr>
-        <w:t xml:space="preserve">  --config jira.local.json</w:t>
-      </w:r>
-    </w:p>
-    <w:p>
-      <w:pPr>
-        <w:pStyle w:val="Normal"/>
-        <w:keepNext w:val="0"/>
-        <w:keepLines w:val="0"/>
-        <w:pageBreakBefore w:val="0"/>
-        <w:widowControl/>
-        <w:bidi w:val="0"/>
-        <w:spacing w:lineRule="auto" w:line="360" w:before="0" w:after="120"/>
-        <w:ind w:hanging="0" w:start="0" w:end="0"/>
-        <w:jc w:val="both"/>
-        <w:rPr/>
-      </w:pPr>
-      <w:r>
-        <w:rPr>
-          <w:rFonts w:ascii="Aptos" w:hAnsi="Aptos"/>
-          <w:b w:val="0"/>
-          <w:sz w:val="22"/>
-        </w:rPr>
-        <w:t>Replace REPORT.json with the actual generated filename. The script opens no browser during prepare, and stores no browser login session. If a field remains unavailable, keep the draft for manual clarification rather than inventing a value to bypass the review check.</w:t>
-      </w:r>
-    </w:p>
-    <w:p>
-      <w:pPr>
-        <w:pStyle w:val="Normal"/>
-        <w:keepNext/>
-        <w:keepLines/>
-        <w:pageBreakBefore w:val="0"/>
-        <w:widowControl/>
-        <w:bidi w:val="0"/>
-        <w:spacing w:lineRule="auto" w:line="360" w:before="180" w:after="100"/>
-        <w:ind w:hanging="0" w:start="0" w:end="0"/>
-        <w:jc w:val="left"/>
-        <w:rPr>
-          <w:rFonts w:ascii="Aptos" w:hAnsi="Aptos" w:eastAsia="Aptos" w:cs="Aptos"/>
-          <w:b/>
-          <w:bCs/>
-          <w:color w:val="000000"/>
-          <w:spacing w:val="0"/>
-          <w:sz w:val="22"/>
-          <w:szCs w:val="22"/>
-        </w:rPr>
-      </w:pPr>
-      <w:r>
-        <w:rPr>
-          <w:rFonts w:ascii="Aptos" w:hAnsi="Aptos"/>
-          <w:b/>
-          <w:sz w:val="22"/>
-        </w:rPr>
-        <w:t>Companion files</w:t>
-      </w:r>
-    </w:p>
-    <w:p>
-      <w:pPr>
-        <w:pStyle w:val="Normal"/>
-        <w:keepNext w:val="0"/>
-        <w:keepLines w:val="0"/>
-        <w:pageBreakBefore w:val="0"/>
-        <w:widowControl/>
-        <w:bidi w:val="0"/>
-        <w:spacing w:lineRule="auto" w:line="360" w:before="0" w:after="120"/>
-        <w:ind w:hanging="0" w:start="0" w:end="0"/>
-        <w:jc w:val="both"/>
-        <w:rPr/>
-      </w:pPr>
-      <w:r>
-        <w:rPr>
-          <w:rFonts w:ascii="Aptos" w:hAnsi="Aptos"/>
-          <w:b w:val="0"/>
-          <w:sz w:val="22"/>
-        </w:rPr>
-        <w:t>procurement.py — complete source listed in A.3.</w:t>
-      </w:r>
-    </w:p>
-    <w:p>
-      <w:pPr>
-        <w:pStyle w:val="Normal"/>
-        <w:keepNext w:val="0"/>
-        <w:keepLines w:val="0"/>
-        <w:pageBreakBefore w:val="0"/>
-        <w:widowControl/>
-        <w:bidi w:val="0"/>
-        <w:spacing w:lineRule="auto" w:line="360" w:before="0" w:after="120"/>
-        <w:ind w:hanging="0" w:start="0" w:end="0"/>
-        <w:jc w:val="both"/>
-        <w:rPr/>
-      </w:pPr>
-      <w:r>
-        <w:rPr>
-          <w:rFonts w:ascii="Aptos" w:hAnsi="Aptos"/>
-          <w:b w:val="0"/>
-          <w:sz w:val="22"/>
-        </w:rPr>
-        <w:t>requirements.txt — pinned dependencies: pypdf 6.1.3, openpyxl 3.1.5 and et_xmlfile 2.0.0.</w:t>
-      </w:r>
-    </w:p>
-    <w:p>
-      <w:pPr>
-        <w:pStyle w:val="Normal"/>
-        <w:keepNext w:val="0"/>
-        <w:keepLines w:val="0"/>
-        <w:pageBreakBefore w:val="0"/>
-        <w:widowControl/>
-        <w:bidi w:val="0"/>
-        <w:spacing w:lineRule="auto" w:line="360" w:before="0" w:after="120"/>
-        <w:ind w:hanging="0" w:start="0" w:end="0"/>
-        <w:jc w:val="both"/>
-        <w:rPr/>
-      </w:pPr>
-      <w:r>
-        <w:rPr>
-          <w:rFonts w:ascii="Aptos" w:hAnsi="Aptos"/>
-          <w:b w:val="0"/>
-          <w:sz w:val="22"/>
-        </w:rPr>
-        <w:t>examples/kam_mapping_dummy.xlsx — fictional client-to-unit mapping for the five sample notices.</w:t>
-      </w:r>
-    </w:p>
-    <w:p>
-      <w:pPr>
-        <w:pStyle w:val="Normal"/>
-        <w:keepNext w:val="0"/>
-        <w:keepLines w:val="0"/>
-        <w:pageBreakBefore w:val="0"/>
-        <w:widowControl/>
-        <w:bidi w:val="0"/>
-        <w:spacing w:lineRule="auto" w:line="360" w:before="0" w:after="120"/>
-        <w:ind w:hanging="0" w:start="0" w:end="0"/>
-        <w:jc w:val="both"/>
-        <w:rPr/>
-      </w:pPr>
-      <w:r>
-        <w:rPr>
-          <w:rFonts w:ascii="Aptos" w:hAnsi="Aptos"/>
-          <w:b w:val="0"/>
-          <w:sz w:val="22"/>
-        </w:rPr>
-        <w:t>jira.example.json — configuration placeholders for the unverified browser extension.</w:t>
-      </w:r>
-    </w:p>
-    <w:p>
-      <w:pPr>
-        <w:pStyle w:val="Normal"/>
-        <w:keepNext w:val="0"/>
-        <w:keepLines w:val="0"/>
-        <w:pageBreakBefore w:val="0"/>
-        <w:widowControl/>
-        <w:bidi w:val="0"/>
-        <w:spacing w:lineRule="auto" w:line="360" w:before="0" w:after="120"/>
-        <w:ind w:hanging="0" w:start="0" w:end="0"/>
-        <w:jc w:val="both"/>
-        <w:rPr/>
-      </w:pPr>
-      <w:r>
-        <w:rPr>
-          <w:rFonts w:ascii="Aptos" w:hAnsi="Aptos"/>
-          <w:b w:val="0"/>
-          <w:sz w:val="22"/>
-        </w:rPr>
-        <w:t>tests/test_procurement.py — seven automated tests; run python -m unittest discover -s tests -v.</w:t>
-      </w:r>
-    </w:p>
-    <w:p>
-      <w:pPr>
-        <w:pStyle w:val="Normal"/>
-        <w:keepNext w:val="0"/>
-        <w:keepLines w:val="0"/>
-        <w:pageBreakBefore w:val="0"/>
-        <w:widowControl/>
-        <w:bidi w:val="0"/>
-        <w:spacing w:lineRule="auto" w:line="360" w:before="0" w:after="120"/>
-        <w:ind w:hanging="0" w:start="0" w:end="0"/>
-        <w:jc w:val="both"/>
-        <w:rPr/>
-      </w:pPr>
-      <w:r>
-        <w:rPr>
-          <w:rFonts w:ascii="Aptos" w:hAnsi="Aptos"/>
-          <w:b w:val="0"/>
-          <w:sz w:val="22"/>
-        </w:rPr>
-        <w:t>README.md — installation, processing and review instructions.</w:t>
+        <w:t>The sketch deliberately omits library calls, selectors and other implementation details. Extracting a procurement amount does not establish expected company revenue; the colleague must confirm its suitability. The final ticket submission remains manual.</w:t>
       </w:r>
     </w:p>
     <w:sectPr>
